--- a/004 项目文档/知常轩_网站建站方案_V2.3.docx
+++ b/004 项目文档/知常轩_网站建站方案_V2.3.docx
@@ -200,6 +200,11 @@
           <w:lang w:eastAsia="zh-CN"/>
         </w:rPr>
         <w:t>文字逐字定义、设计意图与修改流程，实现（templates/index.html）须与本节逐字一致，改文案须改本节</w:t>
+      </w:r>
+    </w:p>
+    <w:p>
+      <w:r>
+        <w:t>修订：2026-08-12（V2.3.1）— ① 全站主导航与首页模块网格保持一致：导航 = 首页 + 全部内容模块（由 module 表数据驱动，模块增删自动同步）；资源中心/家长学堂移出主导航，由首页入口与页脚承接；② 资源中心按模块分类组织，严禁全量平铺堆叠</w:t>
       </w:r>
     </w:p>
     <w:p>
@@ -11451,856 +11456,35 @@
           <w:lang w:eastAsia="zh-CN"/>
         </w:rPr>
       </w:pPr>
-      <w:r>
-        <w:rPr>
-          <w:rFonts w:ascii="Consolas" w:hAnsi="Consolas"/>
-          <w:sz w:val="18"/>
-          <w:lang w:eastAsia="zh-CN"/>
-        </w:rPr>
-        <w:t>首页：</w:t>
-      </w:r>
-      <w:r>
-        <w:rPr>
-          <w:rFonts w:ascii="Consolas" w:hAnsi="Consolas"/>
-          <w:sz w:val="18"/>
-          <w:lang w:eastAsia="zh-CN"/>
-        </w:rPr>
-        <w:t>Banner</w:t>
-      </w:r>
-      <w:r>
-        <w:rPr>
-          <w:rFonts w:ascii="Consolas" w:hAnsi="Consolas"/>
-          <w:sz w:val="18"/>
-          <w:lang w:eastAsia="zh-CN"/>
-        </w:rPr>
-        <w:t>（云纹山水，</w:t>
-      </w:r>
-      <w:r>
-        <w:rPr>
-          <w:rFonts w:ascii="Consolas" w:hAnsi="Consolas"/>
-          <w:sz w:val="18"/>
-          <w:lang w:eastAsia="zh-CN"/>
-        </w:rPr>
-        <w:t xml:space="preserve">hero </w:t>
-      </w:r>
       <w:proofErr w:type="gramStart"/>
-      <w:r>
-        <w:rPr>
-          <w:rFonts w:ascii="Consolas" w:hAnsi="Consolas"/>
-          <w:sz w:val="18"/>
-          <w:lang w:eastAsia="zh-CN"/>
-        </w:rPr>
-        <w:t>文案见</w:t>
-      </w:r>
       <w:proofErr w:type="gramEnd"/>
-      <w:r>
-        <w:rPr>
-          <w:rFonts w:ascii="Consolas" w:hAnsi="Consolas"/>
-          <w:sz w:val="18"/>
-          <w:lang w:eastAsia="zh-CN"/>
-        </w:rPr>
-        <w:t xml:space="preserve"> 1.4 </w:t>
-      </w:r>
-      <w:r>
-        <w:rPr>
-          <w:rFonts w:ascii="Consolas" w:hAnsi="Consolas"/>
-          <w:sz w:val="18"/>
-          <w:lang w:eastAsia="zh-CN"/>
-        </w:rPr>
-        <w:t>固化资源）</w:t>
-      </w:r>
-      <w:r>
-        <w:rPr>
-          <w:rFonts w:ascii="Consolas" w:hAnsi="Consolas"/>
-          <w:sz w:val="18"/>
-          <w:lang w:eastAsia="zh-CN"/>
-        </w:rPr>
-        <w:t xml:space="preserve">→ </w:t>
-      </w:r>
-      <w:r>
-        <w:rPr>
-          <w:rFonts w:ascii="Consolas" w:hAnsi="Consolas"/>
-          <w:sz w:val="18"/>
-          <w:lang w:eastAsia="zh-CN"/>
-        </w:rPr>
-        <w:t>每日一句</w:t>
-      </w:r>
-      <w:r>
-        <w:rPr>
-          <w:rFonts w:ascii="Consolas" w:hAnsi="Consolas"/>
-          <w:sz w:val="18"/>
-          <w:lang w:eastAsia="zh-CN"/>
-        </w:rPr>
-        <w:t xml:space="preserve"> → </w:t>
-      </w:r>
-      <w:r>
-        <w:rPr>
-          <w:rFonts w:ascii="Consolas" w:hAnsi="Consolas"/>
-          <w:sz w:val="18"/>
-          <w:lang w:eastAsia="zh-CN"/>
-        </w:rPr>
-        <w:t>模块网格（数量动态）</w:t>
-      </w:r>
-      <w:r>
-        <w:rPr>
-          <w:rFonts w:ascii="Consolas" w:hAnsi="Consolas"/>
-          <w:sz w:val="18"/>
-          <w:lang w:eastAsia="zh-CN"/>
-        </w:rPr>
-        <w:t xml:space="preserve"> → </w:t>
-      </w:r>
-      <w:r>
-        <w:rPr>
-          <w:rFonts w:ascii="Consolas" w:hAnsi="Consolas"/>
-          <w:sz w:val="18"/>
-          <w:lang w:eastAsia="zh-CN"/>
-        </w:rPr>
-        <w:t>今日推荐</w:t>
-      </w:r>
-      <w:r>
-        <w:rPr>
-          <w:rFonts w:ascii="Consolas" w:hAnsi="Consolas"/>
-          <w:sz w:val="18"/>
-          <w:lang w:eastAsia="zh-CN"/>
-        </w:rPr>
-        <w:t xml:space="preserve"> → </w:t>
-      </w:r>
-      <w:r>
-        <w:rPr>
-          <w:rFonts w:ascii="Consolas" w:hAnsi="Consolas"/>
-          <w:sz w:val="18"/>
-          <w:lang w:eastAsia="zh-CN"/>
-        </w:rPr>
-        <w:t>资源中心入口</w:t>
-      </w:r>
-      <w:r>
-        <w:rPr>
-          <w:rFonts w:ascii="Consolas" w:hAnsi="Consolas"/>
-          <w:sz w:val="18"/>
-          <w:lang w:eastAsia="zh-CN"/>
-        </w:rPr>
-        <w:t xml:space="preserve"> → </w:t>
-      </w:r>
-      <w:r>
-        <w:rPr>
-          <w:rFonts w:ascii="Consolas" w:hAnsi="Consolas"/>
-          <w:sz w:val="18"/>
-          <w:lang w:eastAsia="zh-CN"/>
-        </w:rPr>
-        <w:t>家长学堂入口</w:t>
-      </w:r>
-      <w:r>
-        <w:rPr>
-          <w:rFonts w:ascii="Consolas" w:hAnsi="Consolas"/>
-          <w:sz w:val="18"/>
-          <w:lang w:eastAsia="zh-CN"/>
-        </w:rPr>
-        <w:t xml:space="preserve"> → </w:t>
-      </w:r>
-      <w:r>
-        <w:rPr>
-          <w:rFonts w:ascii="Consolas" w:hAnsi="Consolas"/>
-          <w:sz w:val="18"/>
-          <w:lang w:eastAsia="zh-CN"/>
-        </w:rPr>
-        <w:t>志愿者招募入口</w:t>
-      </w:r>
-      <w:r>
-        <w:rPr>
-          <w:rFonts w:ascii="Consolas" w:hAnsi="Consolas"/>
-          <w:sz w:val="18"/>
-          <w:lang w:eastAsia="zh-CN"/>
-        </w:rPr>
-        <w:t xml:space="preserve"> → </w:t>
-      </w:r>
-      <w:r>
-        <w:rPr>
-          <w:rFonts w:ascii="Consolas" w:hAnsi="Consolas"/>
-          <w:sz w:val="18"/>
-          <w:lang w:eastAsia="zh-CN"/>
-        </w:rPr>
-        <w:t>页脚（备案号）</w:t>
-      </w:r>
-      <w:r>
-        <w:rPr>
-          <w:rFonts w:ascii="Consolas" w:hAnsi="Consolas"/>
-          <w:sz w:val="18"/>
-          <w:lang w:eastAsia="zh-CN"/>
-        </w:rPr>
+      <w:proofErr w:type="gramStart"/>
+      <w:proofErr w:type="gramEnd"/>
+      <w:proofErr w:type="gramStart"/>
+      <w:proofErr w:type="gramEnd"/>
+      <w:proofErr w:type="gramStart"/>
+      <w:proofErr w:type="gramEnd"/>
+      <w:proofErr w:type="gramStart"/>
+      <w:proofErr w:type="gramEnd"/>
+      <w:r>
+        <w:t>全站主导航：首页 + 全部内容模块（与首页模块网格一致，由 module 表数据驱动；资源中心/家长学堂不在主导航，由首页与页脚承接入口）</w:t>
         <w:br/>
-      </w:r>
-      <w:r>
-        <w:rPr>
-          <w:rFonts w:ascii="Consolas" w:hAnsi="Consolas"/>
-          <w:sz w:val="18"/>
-          <w:lang w:eastAsia="zh-CN"/>
-        </w:rPr>
+        <w:t>首页：Banner（云纹山水，hero 文案见 1.4 固化资源）→ 每日一句 → 模块网格（数量动态） → 今日推荐 → 资源中心入口 → 家长学堂入口 → 志愿者招募入口 → 页脚（备案号）</w:t>
         <w:br/>
-      </w:r>
-      <w:r>
-        <w:rPr>
-          <w:rFonts w:ascii="Consolas" w:hAnsi="Consolas"/>
-          <w:sz w:val="18"/>
-          <w:lang w:eastAsia="zh-CN"/>
-        </w:rPr>
-        <w:t>模块页：模块</w:t>
-      </w:r>
-      <w:r>
-        <w:rPr>
-          <w:rFonts w:ascii="Consolas" w:hAnsi="Consolas"/>
-          <w:sz w:val="18"/>
-          <w:lang w:eastAsia="zh-CN"/>
-        </w:rPr>
-        <w:t xml:space="preserve">Banner → </w:t>
-      </w:r>
-      <w:r>
-        <w:rPr>
-          <w:rFonts w:ascii="Consolas" w:hAnsi="Consolas"/>
-          <w:sz w:val="18"/>
-          <w:lang w:eastAsia="zh-CN"/>
-        </w:rPr>
-        <w:t>统一板块模板（文章</w:t>
-      </w:r>
-      <w:r>
-        <w:rPr>
-          <w:rFonts w:ascii="Consolas" w:hAnsi="Consolas"/>
-          <w:sz w:val="18"/>
-          <w:lang w:eastAsia="zh-CN"/>
-        </w:rPr>
-        <w:t>/</w:t>
-      </w:r>
-      <w:r>
-        <w:rPr>
-          <w:rFonts w:ascii="Consolas" w:hAnsi="Consolas"/>
-          <w:sz w:val="18"/>
-          <w:lang w:eastAsia="zh-CN"/>
-        </w:rPr>
-        <w:t>电子书</w:t>
-      </w:r>
-      <w:r>
-        <w:rPr>
-          <w:rFonts w:ascii="Consolas" w:hAnsi="Consolas"/>
-          <w:sz w:val="18"/>
-          <w:lang w:eastAsia="zh-CN"/>
-        </w:rPr>
-        <w:t>/</w:t>
-      </w:r>
-      <w:r>
-        <w:rPr>
-          <w:rFonts w:ascii="Consolas" w:hAnsi="Consolas"/>
-          <w:sz w:val="18"/>
-          <w:lang w:eastAsia="zh-CN"/>
-        </w:rPr>
-        <w:t>图片</w:t>
-      </w:r>
-      <w:r>
-        <w:rPr>
-          <w:rFonts w:ascii="Consolas" w:hAnsi="Consolas"/>
-          <w:sz w:val="18"/>
-          <w:lang w:eastAsia="zh-CN"/>
-        </w:rPr>
-        <w:t>/</w:t>
-      </w:r>
-      <w:r>
-        <w:rPr>
-          <w:rFonts w:ascii="Consolas" w:hAnsi="Consolas"/>
-          <w:sz w:val="18"/>
-          <w:lang w:eastAsia="zh-CN"/>
-        </w:rPr>
-        <w:t>视频</w:t>
-      </w:r>
-      <w:r>
-        <w:rPr>
-          <w:rFonts w:ascii="Consolas" w:hAnsi="Consolas"/>
-          <w:sz w:val="18"/>
-          <w:lang w:eastAsia="zh-CN"/>
-        </w:rPr>
-        <w:t>/</w:t>
-      </w:r>
-      <w:r>
-        <w:rPr>
-          <w:rFonts w:ascii="Consolas" w:hAnsi="Consolas"/>
-          <w:sz w:val="18"/>
-          <w:lang w:eastAsia="zh-CN"/>
-        </w:rPr>
-        <w:t>音频</w:t>
-      </w:r>
-      <w:r>
-        <w:rPr>
-          <w:rFonts w:ascii="Consolas" w:hAnsi="Consolas"/>
-          <w:sz w:val="18"/>
-          <w:lang w:eastAsia="zh-CN"/>
-        </w:rPr>
-        <w:t>/</w:t>
-      </w:r>
-      <w:r>
-        <w:rPr>
-          <w:rFonts w:ascii="Consolas" w:hAnsi="Consolas"/>
-          <w:sz w:val="18"/>
-          <w:lang w:eastAsia="zh-CN"/>
-        </w:rPr>
-        <w:t>上</w:t>
-      </w:r>
-      <w:proofErr w:type="gramStart"/>
-      <w:r>
-        <w:rPr>
-          <w:rFonts w:ascii="Consolas" w:hAnsi="Consolas"/>
-          <w:sz w:val="18"/>
-          <w:lang w:eastAsia="zh-CN"/>
-        </w:rPr>
-        <w:t>传贡献</w:t>
-      </w:r>
-      <w:proofErr w:type="gramEnd"/>
-      <w:r>
-        <w:rPr>
-          <w:rFonts w:ascii="Consolas" w:hAnsi="Consolas"/>
-          <w:sz w:val="18"/>
-          <w:lang w:eastAsia="zh-CN"/>
-        </w:rPr>
-        <w:t>/</w:t>
-      </w:r>
-      <w:r>
-        <w:rPr>
-          <w:rFonts w:ascii="Consolas" w:hAnsi="Consolas"/>
-          <w:sz w:val="18"/>
-          <w:lang w:eastAsia="zh-CN"/>
-        </w:rPr>
-        <w:t>评论提交</w:t>
-      </w:r>
-      <w:r>
-        <w:rPr>
-          <w:rFonts w:ascii="Consolas" w:hAnsi="Consolas"/>
-          <w:sz w:val="18"/>
-          <w:lang w:eastAsia="zh-CN"/>
-        </w:rPr>
-        <w:t>/</w:t>
-      </w:r>
-      <w:r>
-        <w:rPr>
-          <w:rFonts w:ascii="Consolas" w:hAnsi="Consolas"/>
-          <w:sz w:val="18"/>
-          <w:lang w:eastAsia="zh-CN"/>
-        </w:rPr>
-        <w:t>留言展示</w:t>
-      </w:r>
-      <w:r>
-        <w:rPr>
-          <w:rFonts w:ascii="Consolas" w:hAnsi="Consolas"/>
-          <w:sz w:val="18"/>
-          <w:lang w:eastAsia="zh-CN"/>
-        </w:rPr>
-        <w:t xml:space="preserve"> 8 </w:t>
-      </w:r>
-      <w:r>
-        <w:rPr>
-          <w:rFonts w:ascii="Consolas" w:hAnsi="Consolas"/>
-          <w:sz w:val="18"/>
-          <w:lang w:eastAsia="zh-CN"/>
-        </w:rPr>
-        <w:t>板块，见</w:t>
-      </w:r>
-      <w:r>
-        <w:rPr>
-          <w:rFonts w:ascii="Consolas" w:hAnsi="Consolas"/>
-          <w:sz w:val="18"/>
-          <w:lang w:eastAsia="zh-CN"/>
-        </w:rPr>
-        <w:t xml:space="preserve"> 4.0</w:t>
-      </w:r>
-      <w:r>
-        <w:rPr>
-          <w:rFonts w:ascii="Consolas" w:hAnsi="Consolas"/>
-          <w:sz w:val="18"/>
-          <w:lang w:eastAsia="zh-CN"/>
-        </w:rPr>
-        <w:t>；有数据才显示，无数据显示「筹备中」）</w:t>
-      </w:r>
-      <w:r>
-        <w:rPr>
-          <w:rFonts w:ascii="Consolas" w:hAnsi="Consolas"/>
-          <w:sz w:val="18"/>
-          <w:lang w:eastAsia="zh-CN"/>
-        </w:rPr>
         <w:br/>
-      </w:r>
-      <w:r>
-        <w:rPr>
-          <w:rFonts w:ascii="Consolas" w:hAnsi="Consolas"/>
-          <w:sz w:val="18"/>
-          <w:lang w:eastAsia="zh-CN"/>
-        </w:rPr>
+        <w:t>模块页：模块Banner → 统一板块模板（文章/电子书/图片/视频/音频/上传贡献/评论提交/留言展示 8 板块，见 4.0；有数据才显示，无数据显示「筹备中」）</w:t>
         <w:br/>
-      </w:r>
-      <w:r>
-        <w:rPr>
-          <w:rFonts w:ascii="Consolas" w:hAnsi="Consolas"/>
-          <w:sz w:val="18"/>
-          <w:lang w:eastAsia="zh-CN"/>
-        </w:rPr>
-        <w:t>文章页：三段式阅读（原文</w:t>
-      </w:r>
-      <w:r>
-        <w:rPr>
-          <w:rFonts w:ascii="Consolas" w:hAnsi="Consolas"/>
-          <w:sz w:val="18"/>
-          <w:lang w:eastAsia="zh-CN"/>
-        </w:rPr>
-        <w:t>→</w:t>
-      </w:r>
-      <w:r>
-        <w:rPr>
-          <w:rFonts w:ascii="Consolas" w:hAnsi="Consolas"/>
-          <w:sz w:val="18"/>
-          <w:lang w:eastAsia="zh-CN"/>
-        </w:rPr>
-        <w:t>注释</w:t>
-      </w:r>
-      <w:r>
-        <w:rPr>
-          <w:rFonts w:ascii="Consolas" w:hAnsi="Consolas"/>
-          <w:sz w:val="18"/>
-          <w:lang w:eastAsia="zh-CN"/>
-        </w:rPr>
-        <w:t>→</w:t>
-      </w:r>
-      <w:r>
-        <w:rPr>
-          <w:rFonts w:ascii="Consolas" w:hAnsi="Consolas"/>
-          <w:sz w:val="18"/>
-          <w:lang w:eastAsia="zh-CN"/>
-        </w:rPr>
-        <w:t>译文）</w:t>
-      </w:r>
-      <w:r>
-        <w:rPr>
-          <w:rFonts w:ascii="Consolas" w:hAnsi="Consolas"/>
-          <w:sz w:val="18"/>
-          <w:lang w:eastAsia="zh-CN"/>
-        </w:rPr>
-        <w:t xml:space="preserve">/ </w:t>
-      </w:r>
-      <w:r>
-        <w:rPr>
-          <w:rFonts w:ascii="Consolas" w:hAnsi="Consolas"/>
-          <w:sz w:val="18"/>
-          <w:lang w:eastAsia="zh-CN"/>
-        </w:rPr>
-        <w:t>标准图文阅读</w:t>
-      </w:r>
-      <w:r>
-        <w:rPr>
-          <w:rFonts w:ascii="Consolas" w:hAnsi="Consolas"/>
-          <w:sz w:val="18"/>
-          <w:lang w:eastAsia="zh-CN"/>
-        </w:rPr>
-        <w:t xml:space="preserve"> → </w:t>
-      </w:r>
-      <w:r>
-        <w:rPr>
-          <w:rFonts w:ascii="Consolas" w:hAnsi="Consolas"/>
-          <w:sz w:val="18"/>
-          <w:lang w:eastAsia="zh-CN"/>
-        </w:rPr>
-        <w:t>朗读按钮（经典原文挂原版真人音频，原创文章可用</w:t>
-      </w:r>
-      <w:r>
-        <w:rPr>
-          <w:rFonts w:ascii="Consolas" w:hAnsi="Consolas"/>
-          <w:sz w:val="18"/>
-          <w:lang w:eastAsia="zh-CN"/>
-        </w:rPr>
-        <w:t>TTS</w:t>
-      </w:r>
-      <w:r>
-        <w:rPr>
-          <w:rFonts w:ascii="Consolas" w:hAnsi="Consolas"/>
-          <w:sz w:val="18"/>
-          <w:lang w:eastAsia="zh-CN"/>
-        </w:rPr>
-        <w:t>）</w:t>
-      </w:r>
-      <w:r>
-        <w:rPr>
-          <w:rFonts w:ascii="Consolas" w:hAnsi="Consolas"/>
-          <w:sz w:val="18"/>
-          <w:lang w:eastAsia="zh-CN"/>
-        </w:rPr>
-        <w:t xml:space="preserve"> → </w:t>
-      </w:r>
-      <w:proofErr w:type="gramStart"/>
-      <w:r>
-        <w:rPr>
-          <w:rFonts w:ascii="Consolas" w:hAnsi="Consolas"/>
-          <w:sz w:val="18"/>
-          <w:lang w:eastAsia="zh-CN"/>
-        </w:rPr>
-        <w:t>点赞</w:t>
-      </w:r>
-      <w:proofErr w:type="gramEnd"/>
-      <w:r>
-        <w:rPr>
-          <w:rFonts w:ascii="Consolas" w:hAnsi="Consolas"/>
-          <w:sz w:val="18"/>
-          <w:lang w:eastAsia="zh-CN"/>
-        </w:rPr>
-        <w:t>/</w:t>
-      </w:r>
-      <w:r>
-        <w:rPr>
-          <w:rFonts w:ascii="Consolas" w:hAnsi="Consolas"/>
-          <w:sz w:val="18"/>
-          <w:lang w:eastAsia="zh-CN"/>
-        </w:rPr>
-        <w:t>收藏</w:t>
-      </w:r>
-      <w:r>
-        <w:rPr>
-          <w:rFonts w:ascii="Consolas" w:hAnsi="Consolas"/>
-          <w:sz w:val="18"/>
-          <w:lang w:eastAsia="zh-CN"/>
-        </w:rPr>
-        <w:t xml:space="preserve"> → </w:t>
-      </w:r>
-      <w:r>
-        <w:rPr>
-          <w:rFonts w:ascii="Consolas" w:hAnsi="Consolas"/>
-          <w:sz w:val="18"/>
-          <w:lang w:eastAsia="zh-CN"/>
-        </w:rPr>
-        <w:t>相关推荐</w:t>
-      </w:r>
-      <w:r>
-        <w:rPr>
-          <w:rFonts w:ascii="Consolas" w:hAnsi="Consolas"/>
-          <w:sz w:val="18"/>
-          <w:lang w:eastAsia="zh-CN"/>
-        </w:rPr>
-        <w:t xml:space="preserve"> → </w:t>
-      </w:r>
-      <w:r>
-        <w:rPr>
-          <w:rFonts w:ascii="Consolas" w:hAnsi="Consolas"/>
-          <w:sz w:val="18"/>
-          <w:lang w:eastAsia="zh-CN"/>
-        </w:rPr>
-        <w:t>相关文章</w:t>
-      </w:r>
-      <w:r>
-        <w:rPr>
-          <w:rFonts w:ascii="Consolas" w:hAnsi="Consolas"/>
-          <w:sz w:val="18"/>
-          <w:lang w:eastAsia="zh-CN"/>
-        </w:rPr>
         <w:br/>
-      </w:r>
-      <w:r>
-        <w:rPr>
-          <w:rFonts w:ascii="Consolas" w:hAnsi="Consolas"/>
-          <w:sz w:val="18"/>
-          <w:lang w:eastAsia="zh-CN"/>
-        </w:rPr>
+        <w:t>文章页：三段式阅读（原文→注释→译文）/ 标准图文阅读 → 朗读按钮（经典原文挂原版真人音频，原创文章可用TTS） → 点赞/收藏 → 相关推荐 → 相关文章</w:t>
         <w:br/>
-      </w:r>
-      <w:r>
-        <w:rPr>
-          <w:rFonts w:ascii="Consolas" w:hAnsi="Consolas"/>
-          <w:sz w:val="18"/>
-          <w:lang w:eastAsia="zh-CN"/>
-        </w:rPr>
-        <w:t>资源中心：搜索栏</w:t>
-      </w:r>
-      <w:r>
-        <w:rPr>
-          <w:rFonts w:ascii="Consolas" w:hAnsi="Consolas"/>
-          <w:sz w:val="18"/>
-          <w:lang w:eastAsia="zh-CN"/>
-        </w:rPr>
-        <w:t xml:space="preserve"> → ABC</w:t>
-      </w:r>
-      <w:r>
-        <w:rPr>
-          <w:rFonts w:ascii="Consolas" w:hAnsi="Consolas"/>
-          <w:sz w:val="18"/>
-          <w:lang w:eastAsia="zh-CN"/>
-        </w:rPr>
-        <w:t>三级分类</w:t>
-      </w:r>
-      <w:r>
-        <w:rPr>
-          <w:rFonts w:ascii="Consolas" w:hAnsi="Consolas"/>
-          <w:sz w:val="18"/>
-          <w:lang w:eastAsia="zh-CN"/>
-        </w:rPr>
-        <w:t xml:space="preserve"> → </w:t>
-      </w:r>
-      <w:r>
-        <w:rPr>
-          <w:rFonts w:ascii="Consolas" w:hAnsi="Consolas"/>
-          <w:sz w:val="18"/>
-          <w:lang w:eastAsia="zh-CN"/>
-        </w:rPr>
-        <w:t>目录树</w:t>
-      </w:r>
-      <w:r>
-        <w:rPr>
-          <w:rFonts w:ascii="Consolas" w:hAnsi="Consolas"/>
-          <w:sz w:val="18"/>
-          <w:lang w:eastAsia="zh-CN"/>
-        </w:rPr>
-        <w:t>/</w:t>
-      </w:r>
-      <w:r>
-        <w:rPr>
-          <w:rFonts w:ascii="Consolas" w:hAnsi="Consolas"/>
-          <w:sz w:val="18"/>
-          <w:lang w:eastAsia="zh-CN"/>
-        </w:rPr>
-        <w:t>卡片列表</w:t>
-      </w:r>
-      <w:r>
-        <w:rPr>
-          <w:rFonts w:ascii="Consolas" w:hAnsi="Consolas"/>
-          <w:sz w:val="18"/>
-          <w:lang w:eastAsia="zh-CN"/>
-        </w:rPr>
-        <w:t xml:space="preserve"> → </w:t>
-      </w:r>
-      <w:proofErr w:type="gramStart"/>
-      <w:r>
-        <w:rPr>
-          <w:rFonts w:ascii="Consolas" w:hAnsi="Consolas"/>
-          <w:sz w:val="18"/>
-          <w:lang w:eastAsia="zh-CN"/>
-        </w:rPr>
-        <w:t>前往网盘</w:t>
-      </w:r>
-      <w:proofErr w:type="gramEnd"/>
-      <w:r>
-        <w:rPr>
-          <w:rFonts w:ascii="Consolas" w:hAnsi="Consolas"/>
-          <w:sz w:val="18"/>
-          <w:lang w:eastAsia="zh-CN"/>
-        </w:rPr>
-        <w:t>按钮</w:t>
-      </w:r>
-      <w:r>
-        <w:rPr>
-          <w:rFonts w:ascii="Consolas" w:hAnsi="Consolas"/>
-          <w:sz w:val="18"/>
-          <w:lang w:eastAsia="zh-CN"/>
-        </w:rPr>
         <w:br/>
-      </w:r>
-      <w:r>
-        <w:rPr>
-          <w:rFonts w:ascii="Consolas" w:hAnsi="Consolas"/>
-          <w:sz w:val="18"/>
-          <w:lang w:eastAsia="zh-CN"/>
-        </w:rPr>
+        <w:t>资源中心：按模块分类（各模块分组展示）→ 模块内 ABC 分级 → 目录树/卡片列表 → 前往网盘按钮</w:t>
         <w:br/>
-      </w:r>
-      <w:r>
-        <w:rPr>
-          <w:rFonts w:ascii="Consolas" w:hAnsi="Consolas"/>
-          <w:sz w:val="18"/>
-          <w:lang w:eastAsia="zh-CN"/>
-        </w:rPr>
-        <w:t>家长学堂：本周必读</w:t>
-      </w:r>
-      <w:r>
-        <w:rPr>
-          <w:rFonts w:ascii="Consolas" w:hAnsi="Consolas"/>
-          <w:sz w:val="18"/>
-          <w:lang w:eastAsia="zh-CN"/>
-        </w:rPr>
-        <w:t xml:space="preserve"> → </w:t>
-      </w:r>
-      <w:r>
-        <w:rPr>
-          <w:rFonts w:ascii="Consolas" w:hAnsi="Consolas"/>
-          <w:sz w:val="18"/>
-          <w:lang w:eastAsia="zh-CN"/>
-        </w:rPr>
-        <w:t>儒</w:t>
-      </w:r>
-      <w:proofErr w:type="gramStart"/>
-      <w:r>
-        <w:rPr>
-          <w:rFonts w:ascii="Consolas" w:hAnsi="Consolas"/>
-          <w:sz w:val="18"/>
-          <w:lang w:eastAsia="zh-CN"/>
-        </w:rPr>
-        <w:t>道家长课</w:t>
-      </w:r>
-      <w:proofErr w:type="gramEnd"/>
-      <w:r>
-        <w:rPr>
-          <w:rFonts w:ascii="Consolas" w:hAnsi="Consolas"/>
-          <w:sz w:val="18"/>
-          <w:lang w:eastAsia="zh-CN"/>
-        </w:rPr>
-        <w:t xml:space="preserve"> → </w:t>
-      </w:r>
-      <w:r>
-        <w:rPr>
-          <w:rFonts w:ascii="Consolas" w:hAnsi="Consolas"/>
-          <w:sz w:val="18"/>
-          <w:lang w:eastAsia="zh-CN"/>
-        </w:rPr>
-        <w:t>亲子共读指南</w:t>
-      </w:r>
-      <w:r>
-        <w:rPr>
-          <w:rFonts w:ascii="Consolas" w:hAnsi="Consolas"/>
-          <w:sz w:val="18"/>
-          <w:lang w:eastAsia="zh-CN"/>
-        </w:rPr>
-        <w:t xml:space="preserve"> → </w:t>
-      </w:r>
-      <w:r>
-        <w:rPr>
-          <w:rFonts w:ascii="Consolas" w:hAnsi="Consolas"/>
-          <w:sz w:val="18"/>
-          <w:lang w:eastAsia="zh-CN"/>
-        </w:rPr>
-        <w:t>问答入口</w:t>
-      </w:r>
-      <w:r>
-        <w:rPr>
-          <w:rFonts w:ascii="Consolas" w:hAnsi="Consolas"/>
-          <w:sz w:val="18"/>
-          <w:lang w:eastAsia="zh-CN"/>
-        </w:rPr>
-        <w:t xml:space="preserve"> → </w:t>
-      </w:r>
-      <w:r>
-        <w:rPr>
-          <w:rFonts w:ascii="Consolas" w:hAnsi="Consolas"/>
-          <w:sz w:val="18"/>
-          <w:lang w:eastAsia="zh-CN"/>
-        </w:rPr>
-        <w:t>历史文章</w:t>
-      </w:r>
-      <w:r>
-        <w:rPr>
-          <w:rFonts w:ascii="Consolas" w:hAnsi="Consolas"/>
-          <w:sz w:val="18"/>
-          <w:lang w:eastAsia="zh-CN"/>
-        </w:rPr>
         <w:br/>
-      </w:r>
-      <w:r>
-        <w:rPr>
-          <w:rFonts w:ascii="Consolas" w:hAnsi="Consolas"/>
-          <w:sz w:val="18"/>
-          <w:lang w:eastAsia="zh-CN"/>
-        </w:rPr>
-        <w:lastRenderedPageBreak/>
+        <w:t>家长学堂：本周必读 → 儒道家长课 → 亲子共读指南 → 问答入口 → 历史文章</w:t>
         <w:br/>
-      </w:r>
-      <w:r>
-        <w:rPr>
-          <w:rFonts w:ascii="Consolas" w:hAnsi="Consolas"/>
-          <w:sz w:val="18"/>
-          <w:lang w:eastAsia="zh-CN"/>
-        </w:rPr>
-        <w:t>后台：</w:t>
-      </w:r>
-      <w:r>
-        <w:rPr>
-          <w:rFonts w:ascii="Consolas" w:hAnsi="Consolas"/>
-          <w:sz w:val="18"/>
-          <w:lang w:eastAsia="zh-CN"/>
-        </w:rPr>
-        <w:t xml:space="preserve">admin </w:t>
-      </w:r>
-      <w:r>
-        <w:rPr>
-          <w:rFonts w:ascii="Consolas" w:hAnsi="Consolas"/>
-          <w:sz w:val="18"/>
-          <w:lang w:eastAsia="zh-CN"/>
-        </w:rPr>
-        <w:t>文章</w:t>
-      </w:r>
-      <w:r>
-        <w:rPr>
-          <w:rFonts w:ascii="Consolas" w:hAnsi="Consolas"/>
-          <w:sz w:val="18"/>
-          <w:lang w:eastAsia="zh-CN"/>
-        </w:rPr>
-        <w:t xml:space="preserve">CRUD / </w:t>
-      </w:r>
-      <w:r>
-        <w:rPr>
-          <w:rFonts w:ascii="Consolas" w:hAnsi="Consolas"/>
-          <w:sz w:val="18"/>
-          <w:lang w:eastAsia="zh-CN"/>
-        </w:rPr>
-        <w:t>审核管理（投稿</w:t>
-      </w:r>
-      <w:r>
-        <w:rPr>
-          <w:rFonts w:ascii="Consolas" w:hAnsi="Consolas"/>
-          <w:sz w:val="18"/>
-          <w:lang w:eastAsia="zh-CN"/>
-        </w:rPr>
-        <w:t>/</w:t>
-      </w:r>
-      <w:r>
-        <w:rPr>
-          <w:rFonts w:ascii="Consolas" w:hAnsi="Consolas"/>
-          <w:sz w:val="18"/>
-          <w:lang w:eastAsia="zh-CN"/>
-        </w:rPr>
-        <w:t>留言</w:t>
-      </w:r>
-      <w:r>
-        <w:rPr>
-          <w:rFonts w:ascii="Consolas" w:hAnsi="Consolas"/>
-          <w:sz w:val="18"/>
-          <w:lang w:eastAsia="zh-CN"/>
-        </w:rPr>
-        <w:t>/</w:t>
-      </w:r>
-      <w:r>
-        <w:rPr>
-          <w:rFonts w:ascii="Consolas" w:hAnsi="Consolas"/>
-          <w:sz w:val="18"/>
-          <w:lang w:eastAsia="zh-CN"/>
-        </w:rPr>
-        <w:t>问答）</w:t>
-      </w:r>
-      <w:r>
-        <w:rPr>
-          <w:rFonts w:ascii="Consolas" w:hAnsi="Consolas"/>
-          <w:sz w:val="18"/>
-          <w:lang w:eastAsia="zh-CN"/>
-        </w:rPr>
-        <w:t xml:space="preserve"> / </w:t>
-      </w:r>
-      <w:r>
-        <w:rPr>
-          <w:rFonts w:ascii="Consolas" w:hAnsi="Consolas"/>
-          <w:sz w:val="18"/>
-          <w:lang w:eastAsia="zh-CN"/>
-        </w:rPr>
-        <w:t>测验管理</w:t>
-      </w:r>
-      <w:r>
-        <w:rPr>
-          <w:rFonts w:ascii="Consolas" w:hAnsi="Consolas"/>
-          <w:sz w:val="18"/>
-          <w:lang w:eastAsia="zh-CN"/>
-        </w:rPr>
-        <w:t xml:space="preserve"> / </w:t>
-      </w:r>
-      <w:r>
-        <w:rPr>
-          <w:rFonts w:ascii="Consolas" w:hAnsi="Consolas"/>
-          <w:sz w:val="18"/>
-          <w:lang w:eastAsia="zh-CN"/>
-        </w:rPr>
-        <w:t>用户管理（仅管理员）</w:t>
+        <w:br/>
+        <w:t>后台：admin 文章CRUD / 审核管理（投稿/留言/问答） / 测验管理 / 用户管理（仅管理员）</w:t>
       </w:r>
     </w:p>
     <w:p>
@@ -12955,253 +12139,25 @@
           <w:lang w:eastAsia="zh-CN"/>
         </w:rPr>
       </w:pPr>
-      <w:r>
-        <w:rPr>
-          <w:rFonts w:ascii="Consolas" w:hAnsi="Consolas"/>
-          <w:sz w:val="18"/>
-          <w:lang w:eastAsia="zh-CN"/>
-        </w:rPr>
+      <w:proofErr w:type="spellStart"/>
+      <w:proofErr w:type="spellEnd"/>
+      <w:proofErr w:type="gramStart"/>
+      <w:proofErr w:type="gramEnd"/>
+      <w:r>
         <w:t>步骤：</w:t>
-      </w:r>
-      <w:r>
-        <w:rPr>
-          <w:rFonts w:ascii="Consolas" w:hAnsi="Consolas"/>
-          <w:sz w:val="18"/>
-          <w:lang w:eastAsia="zh-CN"/>
-        </w:rPr>
         <w:br/>
-        <w:t xml:space="preserve">1. </w:t>
-      </w:r>
-      <w:r>
-        <w:rPr>
-          <w:rFonts w:ascii="Consolas" w:hAnsi="Consolas"/>
-          <w:sz w:val="18"/>
-          <w:lang w:eastAsia="zh-CN"/>
-        </w:rPr>
-        <w:t>元数据入库（</w:t>
-      </w:r>
-      <w:proofErr w:type="spellStart"/>
-      <w:r>
-        <w:rPr>
-          <w:rFonts w:ascii="Consolas" w:hAnsi="Consolas"/>
-          <w:sz w:val="18"/>
-          <w:lang w:eastAsia="zh-CN"/>
-        </w:rPr>
-        <w:t>resource_link</w:t>
-      </w:r>
-      <w:proofErr w:type="spellEnd"/>
-      <w:r>
-        <w:rPr>
-          <w:rFonts w:ascii="Consolas" w:hAnsi="Consolas"/>
-          <w:sz w:val="18"/>
-          <w:lang w:eastAsia="zh-CN"/>
-        </w:rPr>
-        <w:t>表，几百</w:t>
-      </w:r>
-      <w:r>
-        <w:rPr>
-          <w:rFonts w:ascii="Consolas" w:hAnsi="Consolas"/>
-          <w:sz w:val="18"/>
-          <w:lang w:eastAsia="zh-CN"/>
-        </w:rPr>
-        <w:t>KB</w:t>
-      </w:r>
-      <w:r>
-        <w:rPr>
-          <w:rFonts w:ascii="Consolas" w:hAnsi="Consolas"/>
-          <w:sz w:val="18"/>
-          <w:lang w:eastAsia="zh-CN"/>
-        </w:rPr>
-        <w:t>级）</w:t>
-      </w:r>
-      <w:r>
-        <w:rPr>
-          <w:rFonts w:ascii="Consolas" w:hAnsi="Consolas"/>
-          <w:sz w:val="18"/>
-          <w:lang w:eastAsia="zh-CN"/>
-        </w:rPr>
+        <w:t>1. 元数据入库（resource_link表，几百KB级）</w:t>
         <w:br/>
-        <w:t xml:space="preserve">2. </w:t>
-      </w:r>
-      <w:r>
-        <w:rPr>
-          <w:rFonts w:ascii="Consolas" w:hAnsi="Consolas"/>
-          <w:sz w:val="18"/>
-          <w:lang w:eastAsia="zh-CN"/>
-        </w:rPr>
-        <w:t>批量生成分享链接</w:t>
-      </w:r>
-      <w:r>
-        <w:rPr>
-          <w:rFonts w:ascii="Consolas" w:hAnsi="Consolas"/>
-          <w:sz w:val="18"/>
-          <w:lang w:eastAsia="zh-CN"/>
-        </w:rPr>
-        <w:t>+</w:t>
-      </w:r>
-      <w:r>
-        <w:rPr>
-          <w:rFonts w:ascii="Consolas" w:hAnsi="Consolas"/>
-          <w:sz w:val="18"/>
-          <w:lang w:eastAsia="zh-CN"/>
-        </w:rPr>
-        <w:t>提取码（分批操作，每批</w:t>
-      </w:r>
-      <w:r>
-        <w:rPr>
-          <w:rFonts w:ascii="Consolas" w:hAnsi="Consolas"/>
-          <w:sz w:val="18"/>
-          <w:lang w:eastAsia="zh-CN"/>
-        </w:rPr>
-        <w:t>10-20</w:t>
-      </w:r>
-      <w:r>
-        <w:rPr>
-          <w:rFonts w:ascii="Consolas" w:hAnsi="Consolas"/>
-          <w:sz w:val="18"/>
-          <w:lang w:eastAsia="zh-CN"/>
-        </w:rPr>
-        <w:t>个，间隔执行，规避百度风控）</w:t>
-      </w:r>
-      <w:r>
-        <w:rPr>
-          <w:rFonts w:ascii="Consolas" w:hAnsi="Consolas"/>
-          <w:sz w:val="18"/>
-          <w:lang w:eastAsia="zh-CN"/>
-        </w:rPr>
+        <w:t>2. 批量生成分享链接+提取码（分批操作，每批10-20个，间隔执行，规避百度风控）</w:t>
         <w:br/>
-        <w:t xml:space="preserve">3. </w:t>
-      </w:r>
-      <w:r>
-        <w:rPr>
-          <w:rFonts w:ascii="Consolas" w:hAnsi="Consolas"/>
-          <w:sz w:val="18"/>
-          <w:lang w:eastAsia="zh-CN"/>
-        </w:rPr>
-        <w:t>资源中心页渲染目录树</w:t>
-      </w:r>
-      <w:r>
-        <w:rPr>
-          <w:rFonts w:ascii="Consolas" w:hAnsi="Consolas"/>
-          <w:sz w:val="18"/>
-          <w:lang w:eastAsia="zh-CN"/>
-        </w:rPr>
-        <w:t>+</w:t>
-      </w:r>
-      <w:r>
-        <w:rPr>
-          <w:rFonts w:ascii="Consolas" w:hAnsi="Consolas"/>
-          <w:sz w:val="18"/>
-          <w:lang w:eastAsia="zh-CN"/>
-        </w:rPr>
-        <w:t>书目卡片</w:t>
-      </w:r>
-      <w:r>
-        <w:rPr>
-          <w:rFonts w:ascii="Consolas" w:hAnsi="Consolas"/>
-          <w:sz w:val="18"/>
-          <w:lang w:eastAsia="zh-CN"/>
-        </w:rPr>
+        <w:t>3. 资源中心页按模块分类渲染：资源须标注所属模块（resource_link.module_id），页面按模块分组展示，模块内按 ABC 分级与目录树浏览；严禁全部资源平铺堆叠</w:t>
         <w:br/>
-        <w:t xml:space="preserve">4. </w:t>
-      </w:r>
-      <w:r>
-        <w:rPr>
-          <w:rFonts w:ascii="Consolas" w:hAnsi="Consolas"/>
-          <w:sz w:val="18"/>
-          <w:lang w:eastAsia="zh-CN"/>
-        </w:rPr>
-        <w:t>每月定期巡检，失效标记下架</w:t>
-      </w:r>
-      <w:r>
-        <w:rPr>
-          <w:rFonts w:ascii="Consolas" w:hAnsi="Consolas"/>
-          <w:sz w:val="18"/>
-          <w:lang w:eastAsia="zh-CN"/>
-        </w:rPr>
+        <w:t>4. 每月定期巡检，失效标记下架</w:t>
         <w:br/>
-      </w:r>
-      <w:r>
-        <w:rPr>
-          <w:rFonts w:ascii="Consolas" w:hAnsi="Consolas"/>
-          <w:sz w:val="18"/>
-          <w:lang w:eastAsia="zh-CN"/>
-        </w:rPr>
         <w:br/>
-      </w:r>
-      <w:r>
-        <w:rPr>
-          <w:rFonts w:ascii="Consolas" w:hAnsi="Consolas"/>
-          <w:sz w:val="18"/>
-          <w:lang w:eastAsia="zh-CN"/>
-        </w:rPr>
         <w:t>优点：服务器零存储压力、无版权暴露风险、实现简单</w:t>
-      </w:r>
-      <w:r>
-        <w:rPr>
-          <w:rFonts w:ascii="Consolas" w:hAnsi="Consolas"/>
-          <w:sz w:val="18"/>
-          <w:lang w:eastAsia="zh-CN"/>
-        </w:rPr>
         <w:br/>
-      </w:r>
-      <w:r>
-        <w:rPr>
-          <w:rFonts w:ascii="Consolas" w:hAnsi="Consolas"/>
-          <w:sz w:val="18"/>
-          <w:lang w:eastAsia="zh-CN"/>
-        </w:rPr>
-        <w:t>缺点：</w:t>
-      </w:r>
-      <w:proofErr w:type="gramStart"/>
-      <w:r>
-        <w:rPr>
-          <w:rFonts w:ascii="Consolas" w:hAnsi="Consolas"/>
-          <w:sz w:val="18"/>
-          <w:lang w:eastAsia="zh-CN"/>
-        </w:rPr>
-        <w:t>跳转网盘需</w:t>
-      </w:r>
-      <w:proofErr w:type="gramEnd"/>
-      <w:r>
-        <w:rPr>
-          <w:rFonts w:ascii="Consolas" w:hAnsi="Consolas"/>
-          <w:sz w:val="18"/>
-          <w:lang w:eastAsia="zh-CN"/>
-        </w:rPr>
-        <w:t>登录</w:t>
-      </w:r>
-      <w:r>
-        <w:rPr>
-          <w:rFonts w:ascii="Consolas" w:hAnsi="Consolas"/>
-          <w:sz w:val="18"/>
-          <w:lang w:eastAsia="zh-CN"/>
-        </w:rPr>
-        <w:t>/</w:t>
-      </w:r>
-      <w:r>
-        <w:rPr>
-          <w:rFonts w:ascii="Consolas" w:hAnsi="Consolas"/>
-          <w:sz w:val="18"/>
-          <w:lang w:eastAsia="zh-CN"/>
-        </w:rPr>
-        <w:t>提取码，体验割裂</w:t>
-      </w:r>
-      <w:r>
-        <w:rPr>
-          <w:rFonts w:ascii="Consolas" w:hAnsi="Consolas"/>
-          <w:sz w:val="18"/>
-          <w:lang w:eastAsia="zh-CN"/>
-        </w:rPr>
-        <w:t>——</w:t>
-      </w:r>
-      <w:r>
-        <w:rPr>
-          <w:rFonts w:ascii="Consolas" w:hAnsi="Consolas"/>
-          <w:sz w:val="18"/>
-          <w:lang w:eastAsia="zh-CN"/>
-        </w:rPr>
-        <w:t>公益资料站主流做法，可接受</w:t>
+        <w:t>缺点：跳转网盘需登录/提取码，体验割裂——公益资料站主流做法，可接受</w:t>
       </w:r>
     </w:p>
     <w:p>

--- a/004 项目文档/知常轩_网站建站方案_V2.3.docx
+++ b/004 项目文档/知常轩_网站建站方案_V2.3.docx
@@ -208,53 +208,24 @@
       </w:r>
     </w:p>
     <w:p>
-      <w:pPr>
-        <w:pStyle w:val="21"/>
-        <w:rPr>
-          <w:lang w:eastAsia="zh-CN"/>
-        </w:rPr>
-      </w:pPr>
-      <w:r>
-        <w:rPr>
-          <w:rFonts w:ascii="宋体" w:eastAsia="宋体" w:hAnsi="宋体"/>
-          <w:lang w:eastAsia="zh-CN"/>
-        </w:rPr>
-        <w:t>执行摘要</w:t>
+      <w:pPr/>
+      <w:r>
+        <w:t xml:space="preserve">修订：2026-08-12（V2.3.2）— ① 模块调整：历史类模块更名「中国历史」、科学类模块更名「科学前沿」（slug/栏目/URL 不变，仅改显示名）；② 首页模块卡片徽标圈字规则：默认取模块名首字，特例——中国历史=「史」（不用首字「中」，避免与中国哲学重复）、长征精神=「征」、科学前沿=「科」；圈字写入 module 表 badge 字段，模板取 badge，缺省回退首字；③ 确立规范：此后所有细节（模块名、徽标字等）一律先写入本设计文档，再改代码</w:t>
       </w:r>
     </w:p>
     <w:p>
       <w:pPr>
-        <w:rPr>
-          <w:rFonts w:hint="eastAsia"/>
-          <w:lang w:eastAsia="zh-CN"/>
-        </w:rPr>
-      </w:pPr>
-      <w:proofErr w:type="gramStart"/>
-      <w:r>
-        <w:rPr>
-          <w:lang w:eastAsia="zh-CN"/>
-        </w:rPr>
-        <w:t>知常轩是</w:t>
-      </w:r>
-      <w:proofErr w:type="gramEnd"/>
-      <w:r>
-        <w:rPr>
-          <w:lang w:eastAsia="zh-CN"/>
-        </w:rPr>
-        <w:t>一个面向中小学生及家长的公益性文化传播网站，使命是</w:t>
-      </w:r>
-      <w:r>
-        <w:rPr>
-          <w:b/>
-          <w:lang w:eastAsia="zh-CN"/>
-        </w:rPr>
-        <w:t>用底层逻辑和科学精神重新解读传统文化</w:t>
-      </w:r>
-      <w:r>
-        <w:rPr>
-          <w:lang w:eastAsia="zh-CN"/>
-        </w:rPr>
-        <w:t>，帮助青少年建立正确的世界观、人生观、价值观。</w:t>
+        <w:pStyle w:val="21"/>
+        <w:rPr>
+          <w:lang w:eastAsia="zh-CN"/>
+        </w:rPr>
+      </w:pPr>
+      <w:r>
+        <w:rPr>
+          <w:rFonts w:ascii="宋体" w:eastAsia="宋体" w:hAnsi="宋体"/>
+          <w:lang w:eastAsia="zh-CN"/>
+        </w:rPr>
+        <w:t>执行摘要</w:t>
       </w:r>
     </w:p>
     <w:p>
@@ -264,18 +235,32 @@
           <w:lang w:eastAsia="zh-CN"/>
         </w:rPr>
       </w:pPr>
+      <w:proofErr w:type="gramStart"/>
+      <w:r>
+        <w:rPr>
+          <w:lang w:eastAsia="zh-CN"/>
+        </w:rPr>
+        <w:t>知常轩是</w:t>
+      </w:r>
+      <w:proofErr w:type="gramEnd"/>
+      <w:r>
+        <w:rPr>
+          <w:lang w:eastAsia="zh-CN"/>
+        </w:rPr>
+        <w:t>一个面向中小学生及家长的公益性文化传播网站，使命是</w:t>
+      </w:r>
       <w:r>
         <w:rPr>
           <w:b/>
           <w:lang w:eastAsia="zh-CN"/>
         </w:rPr>
-        <w:t>核心差异化：</w:t>
-      </w:r>
-      <w:r>
-        <w:rPr>
-          <w:lang w:eastAsia="zh-CN"/>
-        </w:rPr>
-        <w:t xml:space="preserve"> 不讲空洞口号，讲道理、讲逻辑、讲证据；传统文化与现代科学并重，贯通古今。</w:t>
+        <w:t>用底层逻辑和科学精神重新解读传统文化</w:t>
+      </w:r>
+      <w:r>
+        <w:rPr>
+          <w:lang w:eastAsia="zh-CN"/>
+        </w:rPr>
+        <w:t>，帮助青少年建立正确的世界观、人生观、价值观。</w:t>
       </w:r>
     </w:p>
     <w:p>
@@ -290,13 +275,34 @@
           <w:b/>
           <w:lang w:eastAsia="zh-CN"/>
         </w:rPr>
+        <w:t>核心差异化：</w:t>
+      </w:r>
+      <w:r>
+        <w:rPr>
+          <w:lang w:eastAsia="zh-CN"/>
+        </w:rPr>
+        <w:t xml:space="preserve"> 不讲空洞口号，讲道理、讲逻辑、讲证据；传统文化与现代科学并重，贯通古今。</w:t>
+      </w:r>
+    </w:p>
+    <w:p>
+      <w:pPr>
+        <w:rPr>
+          <w:rFonts w:hint="eastAsia"/>
+          <w:lang w:eastAsia="zh-CN"/>
+        </w:rPr>
+      </w:pPr>
+      <w:r>
+        <w:rPr>
+          <w:b/>
+          <w:lang w:eastAsia="zh-CN"/>
+        </w:rPr>
         <w:t>内容模块：</w:t>
       </w:r>
       <w:r>
         <w:rPr>
           <w:lang w:eastAsia="zh-CN"/>
         </w:rPr>
-        <w:t xml:space="preserve"> 中国哲学 → 经典古籍 → 儒与道 → 书法文化 → 诗歌国度 → 近现代史 → 长征精神 → 当代科学（当前 8 </w:t>
+        <w:t xml:space="preserve"> 中国哲学 → 经典古籍 → 儒与道 → 书法文化 → 诗歌国度 → 中国历史 → 长征精神 → 科学前沿（当前 8 </w:t>
       </w:r>
       <w:proofErr w:type="gramStart"/>
       <w:r>
@@ -1283,6 +1289,7 @@
         <w:gridCol w:w="2877"/>
         <w:gridCol w:w="2877"/>
         <w:gridCol w:w="2876"/>
+        <w:gridCol w:w="1584"/>
       </w:tblGrid>
       <w:tr>
         <w:trPr>
@@ -1347,6 +1354,16 @@
             </w:r>
           </w:p>
         </w:tc>
+        <w:tc>
+          <w:tcPr>
+            <w:tcW w:type="dxa" w:w="1584"/>
+          </w:tcPr>
+          <w:p>
+            <w:r>
+              <w:t>徽标字（圈字）</w:t>
+            </w:r>
+          </w:p>
+        </w:tc>
       </w:tr>
       <w:tr>
         <w:trPr>
@@ -1403,6 +1420,16 @@
             <w:proofErr w:type="spellEnd"/>
           </w:p>
         </w:tc>
+        <w:tc>
+          <w:tcPr>
+            <w:tcW w:type="dxa" w:w="1584"/>
+          </w:tcPr>
+          <w:p>
+            <w:r>
+              <w:t>中</w:t>
+            </w:r>
+          </w:p>
+        </w:tc>
       </w:tr>
       <w:tr>
         <w:trPr>
@@ -1459,6 +1486,16 @@
             <w:proofErr w:type="spellEnd"/>
           </w:p>
         </w:tc>
+        <w:tc>
+          <w:tcPr>
+            <w:tcW w:type="dxa" w:w="1584"/>
+          </w:tcPr>
+          <w:p>
+            <w:r>
+              <w:t>经</w:t>
+            </w:r>
+          </w:p>
+        </w:tc>
       </w:tr>
       <w:tr>
         <w:trPr>
@@ -1515,6 +1552,16 @@
             <w:proofErr w:type="spellEnd"/>
           </w:p>
         </w:tc>
+        <w:tc>
+          <w:tcPr>
+            <w:tcW w:type="dxa" w:w="1584"/>
+          </w:tcPr>
+          <w:p>
+            <w:r>
+              <w:t>儒</w:t>
+            </w:r>
+          </w:p>
+        </w:tc>
       </w:tr>
       <w:tr>
         <w:trPr>
@@ -1565,6 +1612,16 @@
             </w:r>
           </w:p>
         </w:tc>
+        <w:tc>
+          <w:tcPr>
+            <w:tcW w:type="dxa" w:w="1584"/>
+          </w:tcPr>
+          <w:p>
+            <w:r>
+              <w:t>书</w:t>
+            </w:r>
+          </w:p>
+        </w:tc>
       </w:tr>
       <w:tr>
         <w:trPr>
@@ -1621,6 +1678,16 @@
             <w:proofErr w:type="spellEnd"/>
           </w:p>
         </w:tc>
+        <w:tc>
+          <w:tcPr>
+            <w:tcW w:type="dxa" w:w="1584"/>
+          </w:tcPr>
+          <w:p>
+            <w:r>
+              <w:t>诗</w:t>
+            </w:r>
+          </w:p>
+        </w:tc>
       </w:tr>
       <w:tr>
         <w:trPr>
@@ -1637,7 +1704,7 @@
               </w:rPr>
             </w:pPr>
             <w:r>
-              <w:t>近现代史</w:t>
+              <w:t>中国历史</w:t>
             </w:r>
           </w:p>
         </w:tc>
@@ -1668,6 +1735,16 @@
             </w:pPr>
             <w:r>
               <w:t>绛赤+墨黑</w:t>
+            </w:r>
+          </w:p>
+        </w:tc>
+        <w:tc>
+          <w:tcPr>
+            <w:tcW w:type="dxa" w:w="1584"/>
+          </w:tcPr>
+          <w:p>
+            <w:r>
+              <w:t>史</w:t>
             </w:r>
           </w:p>
         </w:tc>
@@ -1727,6 +1804,16 @@
             <w:proofErr w:type="spellEnd"/>
           </w:p>
         </w:tc>
+        <w:tc>
+          <w:tcPr>
+            <w:tcW w:type="dxa" w:w="1584"/>
+          </w:tcPr>
+          <w:p>
+            <w:r>
+              <w:t>征</w:t>
+            </w:r>
+          </w:p>
+        </w:tc>
       </w:tr>
       <w:tr>
         <w:trPr>
@@ -1743,7 +1830,7 @@
               </w:rPr>
             </w:pPr>
             <w:r>
-              <w:t>当代科学</w:t>
+              <w:t>科学前沿</w:t>
             </w:r>
           </w:p>
         </w:tc>
@@ -1774,11 +1861,27 @@
             </w:pPr>
             <w:r>
               <w:t>翠青+月白+青瓷</w:t>
+            </w:r>
+          </w:p>
+        </w:tc>
+        <w:tc>
+          <w:tcPr>
+            <w:tcW w:type="dxa" w:w="1584"/>
+          </w:tcPr>
+          <w:p>
+            <w:r>
+              <w:t>科</w:t>
             </w:r>
           </w:p>
         </w:tc>
       </w:tr>
     </w:tbl>
+    <w:p>
+      <w:pPr/>
+      <w:r>
+        <w:t xml:space="preserve">徽标字规则：首页模块卡片圆形徽标（44px 圆形，红底/主题色底）默认取模块名首字；特例按上表——中国历史=「史」（不用首字「中」，避免与中国哲学重复）、长征精神=「征」、科学前沿=「科」。圈字写入 module 表 badge 字段，模板渲染取 badge，缺省回退首字。</w:t>
+      </w:r>
+    </w:p>
     <w:p>
       <w:pPr>
         <w:pStyle w:val="31"/>
@@ -2700,10 +2803,7 @@
               </w:rPr>
             </w:pPr>
             <w:r>
-              <w:rPr>
-                <w:lang w:eastAsia="zh-CN"/>
-              </w:rPr>
-              <w:t>主按钮、印章、重要提示、长征/近现代史模块标识</w:t>
+              <w:t>主按钮、印章、重要提示、长征/中国历史模块标识</w:t>
             </w:r>
           </w:p>
         </w:tc>
@@ -2763,10 +2863,7 @@
               </w:rPr>
             </w:pPr>
             <w:r>
-              <w:rPr>
-                <w:lang w:eastAsia="zh-CN"/>
-              </w:rPr>
-              <w:t>科学/哲学模块主色、正确反馈、行动按钮</w:t>
+              <w:t>科学前沿/哲学模块主色、正确反馈、行动按钮</w:t>
             </w:r>
           </w:p>
         </w:tc>
@@ -4023,7 +4120,7 @@
           <w:sz w:val="18"/>
           <w:lang w:eastAsia="zh-CN"/>
         </w:rPr>
-        <w:t>近现代史</w:t>
+        <w:t>中国历史</w:t>
       </w:r>
       <w:r>
         <w:rPr>
@@ -4081,7 +4178,7 @@
           <w:sz w:val="18"/>
           <w:lang w:eastAsia="zh-CN"/>
         </w:rPr>
-        <w:t>当代科学</w:t>
+        <w:t>科学前沿</w:t>
       </w:r>
       <w:r>
         <w:rPr>
@@ -6517,8 +6614,7 @@
           <w:rFonts w:ascii="宋体" w:eastAsia="宋体" w:hAnsi="宋体"/>
           <w:lang w:eastAsia="zh-CN"/>
         </w:rPr>
-        <w:lastRenderedPageBreak/>
-        <w:t>近现代史</w:t>
+        <w:t>中国历史</w:t>
       </w:r>
     </w:p>
     <w:p>
@@ -7022,7 +7118,7 @@
         <w:rPr>
           <w:rFonts w:ascii="宋体" w:eastAsia="宋体" w:hAnsi="宋体"/>
         </w:rPr>
-        <w:t>当代科学</w:t>
+        <w:t>科学前沿</w:t>
       </w:r>
     </w:p>
     <w:p>
@@ -8592,7 +8688,7 @@
           <w:sz w:val="18"/>
           <w:lang w:eastAsia="zh-CN"/>
         </w:rPr>
-        <w:t>近现代史</w:t>
+        <w:t>中国历史</w:t>
       </w:r>
       <w:r>
         <w:rPr>
@@ -8674,7 +8770,7 @@
           <w:sz w:val="18"/>
           <w:lang w:eastAsia="zh-CN"/>
         </w:rPr>
-        <w:t>当代科学</w:t>
+        <w:t>科学前沿</w:t>
       </w:r>
       <w:r>
         <w:rPr>

--- a/004 项目文档/知常轩_网站建站方案_V2.3.docx
+++ b/004 项目文档/知常轩_网站建站方案_V2.3.docx
@@ -211,6 +211,11 @@
       <w:pPr/>
       <w:r>
         <w:t xml:space="preserve">修订：2026-08-12（V2.3.2）— ① 模块调整：历史类模块更名「中国历史」、科学类模块更名「科学前沿」（slug/栏目/URL 不变，仅改显示名）；② 首页模块卡片徽标圈字规则：默认取模块名首字，特例——中国历史=「史」（不用首字「中」，避免与中国哲学重复）、长征精神=「征」、科学前沿=「科」；圈字写入 module 表 badge 字段，模板取 badge，缺省回退首字；③ 确立规范：此后所有细节（模块名、徽标字等）一律先写入本设计文档，再改代码</w:t>
+      </w:r>
+    </w:p>
+    <w:p>
+      <w:r>
+        <w:t xml:space="preserve">修订：2026-08-12（V2.3.3）— 新增 11.4 联系方式：联系邮箱 LiveJerry@sohu.com、联系电话 13571965093；关于页「联系我们」区块与页面正文风格一致（普通段落文本），不使用人物大卡片</w:t>
       </w:r>
     </w:p>
     <w:p>
@@ -16967,6 +16972,29 @@
           <w:lang w:eastAsia="zh-CN"/>
         </w:rPr>
         <w:t>学生作品被精选展示后，自动获得「小作者」徽章</w:t>
+      </w:r>
+    </w:p>
+    <w:p>
+      <w:pPr>
+        <w:pStyle w:val="31"/>
+      </w:pPr>
+      <w:r>
+        <w:t>11.4 联系方式（新增）</w:t>
+      </w:r>
+    </w:p>
+    <w:p>
+      <w:r>
+        <w:t>联系邮箱：LiveJerry@sohu.com</w:t>
+      </w:r>
+    </w:p>
+    <w:p>
+      <w:r>
+        <w:t>联系电话：13571965093</w:t>
+      </w:r>
+    </w:p>
+    <w:p>
+      <w:r>
+        <w:t>用途：投稿、合作、建议、志愿者报名。关于页「联系我们」区块（about.html #contact）同步展示，样式与页面正文一致（普通段落，不使用大卡片/大方块）。</w:t>
       </w:r>
     </w:p>
     <w:p>

--- a/004 项目文档/知常轩_网站建站方案_V2.3.docx
+++ b/004 项目文档/知常轩_网站建站方案_V2.3.docx
@@ -219,6 +219,11 @@
       </w:r>
     </w:p>
     <w:p>
+      <w:r>
+        <w:t xml:space="preserve">修订：2026-08-12（V2.3.4）— ① 模块调整：儒与道更名「儒道和一」（内容不变）；新增 4 个主模块——西学中用（简称「西」，关注欧美各学科经典理论及书籍）、编程世界、英语学习、我的世界，均遵循原模块模板（定位/色彩/栏目结构/首批内容），当前共 12 个；② 首页新增「互动模块」条：资源中心/家长学堂定义为互动模块，深色底与今日推荐视觉区隔；③ 资源中心按模块分组展示，每个模块新增资料上传入口（先审后发，按模块栏目模板分类入库）；④ 新增 11.5 内容充实机制：不定期根据百度云资源充实各模块，文本直接更新，图片/视频等大容量资源先经负责人确认再上线</w:t>
+      </w:r>
+    </w:p>
+    <w:p>
       <w:pPr>
         <w:pStyle w:val="21"/>
         <w:rPr>
@@ -296,32 +301,10 @@
           <w:lang w:eastAsia="zh-CN"/>
         </w:rPr>
       </w:pPr>
-      <w:r>
-        <w:rPr>
-          <w:b/>
-          <w:lang w:eastAsia="zh-CN"/>
-        </w:rPr>
-        <w:t>内容模块：</w:t>
-      </w:r>
-      <w:r>
-        <w:rPr>
-          <w:lang w:eastAsia="zh-CN"/>
-        </w:rPr>
-        <w:t xml:space="preserve"> 中国哲学 → 经典古籍 → 儒与道 → 书法文化 → 诗歌国度 → 中国历史 → 长征精神 → 科学前沿（当前 8 </w:t>
-      </w:r>
       <w:proofErr w:type="gramStart"/>
-      <w:r>
-        <w:rPr>
-          <w:lang w:eastAsia="zh-CN"/>
-        </w:rPr>
-        <w:t>个</w:t>
-      </w:r>
       <w:proofErr w:type="gramEnd"/>
       <w:r>
-        <w:rPr>
-          <w:lang w:eastAsia="zh-CN"/>
-        </w:rPr>
-        <w:t>，数量不设上限，后续可动态增删）</w:t>
+        <w:t>内容模块： 中国哲学 → 经典古籍 → 儒道和一 → 书法文化 → 诗歌国度 → 中国历史 → 长征精神 → 科学前沿 → 西学中用 → 编程世界 → 英语学习 → 我的世界（当前 12 个，数量不设上限，后续可动态增删）</w:t>
       </w:r>
     </w:p>
     <w:p>
@@ -1517,7 +1500,7 @@
               </w:rPr>
             </w:pPr>
             <w:r>
-              <w:t>儒与道</w:t>
+              <w:t>儒道和一</w:t>
             </w:r>
           </w:p>
         </w:tc>
@@ -1880,11 +1863,179 @@
           </w:p>
         </w:tc>
       </w:tr>
+      <w:tr>
+        <w:tc>
+          <w:tcPr>
+            <w:tcW w:type="dxa" w:w="2877"/>
+          </w:tcPr>
+          <w:p>
+            <w:r>
+              <w:t>西学中用</w:t>
+            </w:r>
+          </w:p>
+        </w:tc>
+        <w:tc>
+          <w:tcPr>
+            <w:tcW w:type="dxa" w:w="2877"/>
+          </w:tcPr>
+          <w:p>
+            <w:r>
+              <w:t>关注欧美各学科经典理论及书籍</w:t>
+            </w:r>
+          </w:p>
+        </w:tc>
+        <w:tc>
+          <w:tcPr>
+            <w:tcW w:type="dxa" w:w="2876"/>
+          </w:tcPr>
+          <w:p>
+            <w:r>
+              <w:t>藏青+霜白</w:t>
+            </w:r>
+          </w:p>
+        </w:tc>
+        <w:tc>
+          <w:tcPr>
+            <w:tcW w:type="dxa" w:w="1584"/>
+          </w:tcPr>
+          <w:p>
+            <w:r>
+              <w:t>西</w:t>
+            </w:r>
+          </w:p>
+        </w:tc>
+      </w:tr>
+      <w:tr>
+        <w:tc>
+          <w:tcPr>
+            <w:tcW w:type="dxa" w:w="2877"/>
+          </w:tcPr>
+          <w:p>
+            <w:r>
+              <w:t>编程世界</w:t>
+            </w:r>
+          </w:p>
+        </w:tc>
+        <w:tc>
+          <w:tcPr>
+            <w:tcW w:type="dxa" w:w="2877"/>
+          </w:tcPr>
+          <w:p>
+            <w:r>
+              <w:t>编程学习与编程领域资讯</w:t>
+            </w:r>
+          </w:p>
+        </w:tc>
+        <w:tc>
+          <w:tcPr>
+            <w:tcW w:type="dxa" w:w="2876"/>
+          </w:tcPr>
+          <w:p>
+            <w:r>
+              <w:t>墨黑+缃黄</w:t>
+            </w:r>
+          </w:p>
+        </w:tc>
+        <w:tc>
+          <w:tcPr>
+            <w:tcW w:type="dxa" w:w="1584"/>
+          </w:tcPr>
+          <w:p>
+            <w:r>
+              <w:t>编</w:t>
+            </w:r>
+          </w:p>
+        </w:tc>
+      </w:tr>
+      <w:tr>
+        <w:tc>
+          <w:tcPr>
+            <w:tcW w:type="dxa" w:w="2877"/>
+          </w:tcPr>
+          <w:p>
+            <w:r>
+              <w:t>英语学习</w:t>
+            </w:r>
+          </w:p>
+        </w:tc>
+        <w:tc>
+          <w:tcPr>
+            <w:tcW w:type="dxa" w:w="2877"/>
+          </w:tcPr>
+          <w:p>
+            <w:r>
+              <w:t>循序渐进学英语，打开世界之窗</w:t>
+            </w:r>
+          </w:p>
+        </w:tc>
+        <w:tc>
+          <w:tcPr>
+            <w:tcW w:type="dxa" w:w="2876"/>
+          </w:tcPr>
+          <w:p>
+            <w:r>
+              <w:t>翠青+霜白</w:t>
+            </w:r>
+          </w:p>
+        </w:tc>
+        <w:tc>
+          <w:tcPr>
+            <w:tcW w:type="dxa" w:w="1584"/>
+          </w:tcPr>
+          <w:p>
+            <w:r>
+              <w:t>英</w:t>
+            </w:r>
+          </w:p>
+        </w:tc>
+      </w:tr>
+      <w:tr>
+        <w:tc>
+          <w:tcPr>
+            <w:tcW w:type="dxa" w:w="2877"/>
+          </w:tcPr>
+          <w:p>
+            <w:r>
+              <w:t>我的世界</w:t>
+            </w:r>
+          </w:p>
+        </w:tc>
+        <w:tc>
+          <w:tcPr>
+            <w:tcW w:type="dxa" w:w="2877"/>
+          </w:tcPr>
+          <w:p>
+            <w:r>
+              <w:t>各年龄段孩子感兴趣的话题</w:t>
+            </w:r>
+          </w:p>
+        </w:tc>
+        <w:tc>
+          <w:tcPr>
+            <w:tcW w:type="dxa" w:w="2876"/>
+          </w:tcPr>
+          <w:p>
+            <w:r>
+              <w:t>暖橙+霜白</w:t>
+            </w:r>
+          </w:p>
+        </w:tc>
+        <w:tc>
+          <w:tcPr>
+            <w:tcW w:type="dxa" w:w="1584"/>
+          </w:tcPr>
+          <w:p>
+            <w:r>
+              <w:t>我</w:t>
+            </w:r>
+          </w:p>
+        </w:tc>
+      </w:tr>
     </w:tbl>
     <w:p>
       <w:pPr/>
       <w:r>
-        <w:t xml:space="preserve">徽标字规则：首页模块卡片圆形徽标（44px 圆形，红底/主题色底）默认取模块名首字；特例按上表——中国历史=「史」（不用首字「中」，避免与中国哲学重复）、长征精神=「征」、科学前沿=「科」。圈字写入 module 表 badge 字段，模板渲染取 badge，缺省回退首字。</w:t>
+        <w:t>徽标字规则：首页模块卡片圆形徽标（44px 圆形，红底/主题色底）默认取模块名首字；特例按上表——中国历史=「史」（不用首字「中」，避免与中国哲学重复）、长征精神=「征」、科学前沿=「科」、西学中用=「西」（简称）。圈字写入 module 表 badge 字段，模板渲染取 badge，缺省回退首字。</w:t>
       </w:r>
     </w:p>
     <w:p>
@@ -3810,594 +3961,72 @@
           <w:lang w:eastAsia="zh-CN"/>
         </w:rPr>
       </w:pPr>
-      <w:r>
-        <w:rPr>
-          <w:rFonts w:ascii="Consolas" w:hAnsi="Consolas"/>
-          <w:sz w:val="18"/>
-          <w:lang w:eastAsia="zh-CN"/>
-        </w:rPr>
-        <w:t>知常轩（</w:t>
-      </w:r>
-      <w:r>
-        <w:rPr>
-          <w:rFonts w:ascii="Consolas" w:hAnsi="Consolas"/>
-          <w:sz w:val="18"/>
-          <w:lang w:eastAsia="zh-CN"/>
-        </w:rPr>
-        <w:t>zhichangxuan.com</w:t>
-      </w:r>
-      <w:r>
-        <w:rPr>
-          <w:rFonts w:ascii="Consolas" w:hAnsi="Consolas"/>
-          <w:sz w:val="18"/>
-          <w:lang w:eastAsia="zh-CN"/>
-        </w:rPr>
-        <w:t>）</w:t>
-      </w:r>
-      <w:r>
-        <w:rPr>
-          <w:rFonts w:ascii="Consolas" w:hAnsi="Consolas"/>
-          <w:sz w:val="18"/>
-          <w:lang w:eastAsia="zh-CN"/>
-        </w:rPr>
+      <w:proofErr w:type="gramStart"/>
+      <w:proofErr w:type="gramEnd"/>
+      <w:proofErr w:type="gramStart"/>
+      <w:proofErr w:type="gramEnd"/>
+      <w:r>
+        <w:t>知常轩（zhichangxuan.com）</w:t>
         <w:br/>
         <w:t>│</w:t>
-      </w:r>
-      <w:r>
-        <w:rPr>
-          <w:rFonts w:ascii="Consolas" w:hAnsi="Consolas"/>
-          <w:sz w:val="18"/>
-          <w:lang w:eastAsia="zh-CN"/>
-        </w:rPr>
         <w:br/>
-        <w:t xml:space="preserve">├── </w:t>
-      </w:r>
-      <w:r>
-        <w:rPr>
-          <w:rFonts w:ascii="Consolas" w:hAnsi="Consolas"/>
-          <w:sz w:val="18"/>
-          <w:lang w:eastAsia="zh-CN"/>
-        </w:rPr>
-        <w:t>首页（</w:t>
-      </w:r>
-      <w:r>
-        <w:rPr>
-          <w:rFonts w:ascii="Consolas" w:hAnsi="Consolas"/>
-          <w:sz w:val="18"/>
-          <w:lang w:eastAsia="zh-CN"/>
-        </w:rPr>
-        <w:t>landing page</w:t>
-      </w:r>
-      <w:r>
-        <w:rPr>
-          <w:rFonts w:ascii="Consolas" w:hAnsi="Consolas"/>
-          <w:sz w:val="18"/>
-          <w:lang w:eastAsia="zh-CN"/>
-        </w:rPr>
-        <w:t>）</w:t>
-      </w:r>
-      <w:r>
-        <w:rPr>
-          <w:rFonts w:ascii="Consolas" w:hAnsi="Consolas"/>
-          <w:sz w:val="18"/>
-          <w:lang w:eastAsia="zh-CN"/>
-        </w:rPr>
+        <w:t>├── 首页（landing page）</w:t>
         <w:br/>
-        <w:t xml:space="preserve">│   ├── </w:t>
-      </w:r>
-      <w:r>
-        <w:rPr>
-          <w:rFonts w:ascii="Consolas" w:hAnsi="Consolas"/>
-          <w:sz w:val="18"/>
-          <w:lang w:eastAsia="zh-CN"/>
-        </w:rPr>
-        <w:t>理念宣言（使命，</w:t>
-      </w:r>
-      <w:r>
-        <w:rPr>
-          <w:rFonts w:ascii="Consolas" w:hAnsi="Consolas"/>
-          <w:sz w:val="18"/>
-          <w:lang w:eastAsia="zh-CN"/>
-        </w:rPr>
-        <w:t>200</w:t>
-      </w:r>
-      <w:r>
-        <w:rPr>
-          <w:rFonts w:ascii="Consolas" w:hAnsi="Consolas"/>
-          <w:sz w:val="18"/>
-          <w:lang w:eastAsia="zh-CN"/>
-        </w:rPr>
-        <w:t>字内）</w:t>
-      </w:r>
-      <w:r>
-        <w:rPr>
-          <w:rFonts w:ascii="Consolas" w:hAnsi="Consolas"/>
-          <w:sz w:val="18"/>
-          <w:lang w:eastAsia="zh-CN"/>
-        </w:rPr>
+        <w:t>│   ├── 理念宣言（使命，200字内）</w:t>
         <w:br/>
-        <w:t xml:space="preserve">│   ├── </w:t>
-      </w:r>
-      <w:r>
-        <w:rPr>
-          <w:rFonts w:ascii="Consolas" w:hAnsi="Consolas"/>
-          <w:sz w:val="18"/>
-          <w:lang w:eastAsia="zh-CN"/>
-        </w:rPr>
-        <w:t>每日一句（古文</w:t>
-      </w:r>
-      <w:r>
-        <w:rPr>
-          <w:rFonts w:ascii="Consolas" w:hAnsi="Consolas"/>
-          <w:sz w:val="18"/>
-          <w:lang w:eastAsia="zh-CN"/>
-        </w:rPr>
-        <w:t>+</w:t>
-      </w:r>
-      <w:r>
-        <w:rPr>
-          <w:rFonts w:ascii="Consolas" w:hAnsi="Consolas"/>
-          <w:sz w:val="18"/>
-          <w:lang w:eastAsia="zh-CN"/>
-        </w:rPr>
-        <w:t>今译</w:t>
-      </w:r>
-      <w:r>
-        <w:rPr>
-          <w:rFonts w:ascii="Consolas" w:hAnsi="Consolas"/>
-          <w:sz w:val="18"/>
-          <w:lang w:eastAsia="zh-CN"/>
-        </w:rPr>
-        <w:t>+</w:t>
-      </w:r>
-      <w:r>
-        <w:rPr>
-          <w:rFonts w:ascii="Consolas" w:hAnsi="Consolas"/>
-          <w:sz w:val="18"/>
-          <w:lang w:eastAsia="zh-CN"/>
-        </w:rPr>
-        <w:t>适用场景）</w:t>
-      </w:r>
-      <w:r>
-        <w:rPr>
-          <w:rFonts w:ascii="Consolas" w:hAnsi="Consolas"/>
-          <w:sz w:val="18"/>
-          <w:lang w:eastAsia="zh-CN"/>
-        </w:rPr>
+        <w:t>│   ├── 每日一句（古文+今译+适用场景）</w:t>
         <w:br/>
-        <w:t xml:space="preserve">│   ├── </w:t>
-      </w:r>
-      <w:r>
-        <w:rPr>
-          <w:rFonts w:ascii="Consolas" w:hAnsi="Consolas"/>
-          <w:sz w:val="18"/>
-          <w:lang w:eastAsia="zh-CN"/>
-        </w:rPr>
-        <w:t>今日推荐（</w:t>
-      </w:r>
-      <w:r>
-        <w:rPr>
-          <w:rFonts w:ascii="Consolas" w:hAnsi="Consolas"/>
-          <w:sz w:val="18"/>
-          <w:lang w:eastAsia="zh-CN"/>
-        </w:rPr>
-        <w:t>1</w:t>
-      </w:r>
-      <w:r>
-        <w:rPr>
-          <w:rFonts w:ascii="Consolas" w:hAnsi="Consolas"/>
-          <w:sz w:val="18"/>
-          <w:lang w:eastAsia="zh-CN"/>
-        </w:rPr>
-        <w:t>篇精选内容，自动轮换）</w:t>
-      </w:r>
-      <w:r>
-        <w:rPr>
-          <w:rFonts w:ascii="Consolas" w:hAnsi="Consolas"/>
-          <w:sz w:val="18"/>
-          <w:lang w:eastAsia="zh-CN"/>
-        </w:rPr>
+        <w:t>│   ├── 今日推荐（1篇精选内容，自动轮换）</w:t>
         <w:br/>
-        <w:t xml:space="preserve">│   └── </w:t>
-      </w:r>
-      <w:r>
-        <w:rPr>
-          <w:rFonts w:ascii="Consolas" w:hAnsi="Consolas"/>
-          <w:sz w:val="18"/>
-          <w:lang w:eastAsia="zh-CN"/>
-        </w:rPr>
-        <w:t>内容模块快捷入口（数据驱动网格，数量随模块增删）</w:t>
-      </w:r>
-      <w:r>
-        <w:rPr>
-          <w:rFonts w:ascii="Consolas" w:hAnsi="Consolas"/>
-          <w:sz w:val="18"/>
-          <w:lang w:eastAsia="zh-CN"/>
-        </w:rPr>
+        <w:t>│   ├── 互动模块条（资源中心/家长学堂入口，深色底区隔）</w:t>
+        <w:br/>
+        <w:t>│   └── 内容模块快捷入口（数据驱动网格，数量随模块增删）</w:t>
         <w:br/>
         <w:t>│</w:t>
-      </w:r>
-      <w:r>
-        <w:rPr>
-          <w:rFonts w:ascii="Consolas" w:hAnsi="Consolas"/>
-          <w:sz w:val="18"/>
-          <w:lang w:eastAsia="zh-CN"/>
-        </w:rPr>
         <w:br/>
-      </w:r>
-      <w:r>
-        <w:rPr>
-          <w:rFonts w:ascii="Consolas" w:hAnsi="Consolas"/>
-          <w:sz w:val="18"/>
-          <w:lang w:eastAsia="zh-CN"/>
-        </w:rPr>
-        <w:lastRenderedPageBreak/>
-        <w:t xml:space="preserve">├── </w:t>
-      </w:r>
-      <w:r>
-        <w:rPr>
-          <w:rFonts w:ascii="Consolas" w:hAnsi="Consolas"/>
-          <w:sz w:val="18"/>
-          <w:lang w:eastAsia="zh-CN"/>
-        </w:rPr>
-        <w:t>中国哲学</w:t>
-      </w:r>
-      <w:r>
-        <w:rPr>
-          <w:rFonts w:ascii="Consolas" w:hAnsi="Consolas"/>
-          <w:sz w:val="18"/>
-          <w:lang w:eastAsia="zh-CN"/>
-        </w:rPr>
+        <w:t>├── 中国哲学</w:t>
         <w:br/>
-        <w:t xml:space="preserve">├── </w:t>
-      </w:r>
-      <w:r>
-        <w:rPr>
-          <w:rFonts w:ascii="Consolas" w:hAnsi="Consolas"/>
-          <w:sz w:val="18"/>
-          <w:lang w:eastAsia="zh-CN"/>
-        </w:rPr>
-        <w:t>经典古籍</w:t>
-      </w:r>
-      <w:r>
-        <w:rPr>
-          <w:rFonts w:ascii="Consolas" w:hAnsi="Consolas"/>
-          <w:sz w:val="18"/>
-          <w:lang w:eastAsia="zh-CN"/>
-        </w:rPr>
+        <w:t>├── 经典古籍</w:t>
         <w:br/>
-        <w:t xml:space="preserve">├── </w:t>
-      </w:r>
-      <w:r>
-        <w:rPr>
-          <w:rFonts w:ascii="Consolas" w:hAnsi="Consolas"/>
-          <w:sz w:val="18"/>
-          <w:lang w:eastAsia="zh-CN"/>
-        </w:rPr>
-        <w:t>儒与道</w:t>
-      </w:r>
-      <w:r>
-        <w:rPr>
-          <w:rFonts w:ascii="Consolas" w:hAnsi="Consolas"/>
-          <w:sz w:val="18"/>
-          <w:lang w:eastAsia="zh-CN"/>
-        </w:rPr>
+        <w:t>├── 儒道和一</w:t>
         <w:br/>
-        <w:t xml:space="preserve">├── </w:t>
-      </w:r>
-      <w:r>
-        <w:rPr>
-          <w:rFonts w:ascii="Consolas" w:hAnsi="Consolas"/>
-          <w:sz w:val="18"/>
-          <w:lang w:eastAsia="zh-CN"/>
-        </w:rPr>
-        <w:t>书法文化</w:t>
-      </w:r>
-      <w:r>
-        <w:rPr>
-          <w:rFonts w:ascii="Consolas" w:hAnsi="Consolas"/>
-          <w:sz w:val="18"/>
-          <w:lang w:eastAsia="zh-CN"/>
-        </w:rPr>
+        <w:t>├── 书法文化</w:t>
         <w:br/>
-        <w:t xml:space="preserve">├── </w:t>
-      </w:r>
-      <w:r>
-        <w:rPr>
-          <w:rFonts w:ascii="Consolas" w:hAnsi="Consolas"/>
-          <w:sz w:val="18"/>
-          <w:lang w:eastAsia="zh-CN"/>
-        </w:rPr>
-        <w:t>诗歌国度</w:t>
-      </w:r>
-      <w:r>
-        <w:rPr>
-          <w:rFonts w:ascii="Consolas" w:hAnsi="Consolas"/>
-          <w:sz w:val="18"/>
-          <w:lang w:eastAsia="zh-CN"/>
-        </w:rPr>
+        <w:t>├── 诗歌国度</w:t>
         <w:br/>
-        <w:t xml:space="preserve">├── </w:t>
-      </w:r>
-      <w:r>
-        <w:rPr>
-          <w:rFonts w:ascii="Consolas" w:hAnsi="Consolas"/>
-          <w:sz w:val="18"/>
-          <w:lang w:eastAsia="zh-CN"/>
-        </w:rPr>
-        <w:t>中国历史</w:t>
-      </w:r>
-      <w:r>
-        <w:rPr>
-          <w:rFonts w:ascii="Consolas" w:hAnsi="Consolas"/>
-          <w:sz w:val="18"/>
-          <w:lang w:eastAsia="zh-CN"/>
-        </w:rPr>
+        <w:t>├── 中国历史</w:t>
         <w:br/>
-        <w:t xml:space="preserve">├── </w:t>
-      </w:r>
-      <w:r>
-        <w:rPr>
-          <w:rFonts w:ascii="Consolas" w:hAnsi="Consolas"/>
-          <w:sz w:val="18"/>
-          <w:lang w:eastAsia="zh-CN"/>
-        </w:rPr>
-        <w:t>长征精神</w:t>
-      </w:r>
-      <w:r>
-        <w:rPr>
-          <w:rFonts w:ascii="Consolas" w:hAnsi="Consolas"/>
-          <w:sz w:val="18"/>
-          <w:lang w:eastAsia="zh-CN"/>
-        </w:rPr>
-        <w:t xml:space="preserve"> ←─ </w:t>
-      </w:r>
-      <w:r>
-        <w:rPr>
-          <w:rFonts w:ascii="Consolas" w:hAnsi="Consolas"/>
-          <w:sz w:val="18"/>
-          <w:lang w:eastAsia="zh-CN"/>
-        </w:rPr>
-        <w:t>子应用「我走长征路」</w:t>
-      </w:r>
-      <w:r>
-        <w:rPr>
-          <w:rFonts w:ascii="Consolas" w:hAnsi="Consolas"/>
-          <w:sz w:val="18"/>
-          <w:lang w:eastAsia="zh-CN"/>
-        </w:rPr>
-        <w:t>(cz.zhichangxuan.com)</w:t>
-      </w:r>
-      <w:r>
-        <w:rPr>
-          <w:rFonts w:ascii="Consolas" w:hAnsi="Consolas"/>
-          <w:sz w:val="18"/>
-          <w:lang w:eastAsia="zh-CN"/>
-        </w:rPr>
+        <w:t>├── 长征精神 ←─ 子应用「我走长征路」(cz.zhichangxuan.com)</w:t>
         <w:br/>
-        <w:t xml:space="preserve">├── </w:t>
-      </w:r>
-      <w:r>
-        <w:rPr>
-          <w:rFonts w:ascii="Consolas" w:hAnsi="Consolas"/>
-          <w:sz w:val="18"/>
-          <w:lang w:eastAsia="zh-CN"/>
-        </w:rPr>
-        <w:t>科学前沿</w:t>
-      </w:r>
-      <w:r>
-        <w:rPr>
-          <w:rFonts w:ascii="Consolas" w:hAnsi="Consolas"/>
-          <w:sz w:val="18"/>
-          <w:lang w:eastAsia="zh-CN"/>
-        </w:rPr>
+        <w:t>├── 科学前沿</w:t>
+        <w:br/>
+        <w:t>├── 西学中用</w:t>
+        <w:br/>
+        <w:t>├── 编程世界</w:t>
+        <w:br/>
+        <w:t>├── 英语学习</w:t>
+        <w:br/>
+        <w:t>├── 我的世界</w:t>
         <w:br/>
         <w:t>│</w:t>
-      </w:r>
-      <w:r>
-        <w:rPr>
-          <w:rFonts w:ascii="Consolas" w:hAnsi="Consolas"/>
-          <w:sz w:val="18"/>
-          <w:lang w:eastAsia="zh-CN"/>
-        </w:rPr>
         <w:br/>
-        <w:t xml:space="preserve">├── </w:t>
-      </w:r>
-      <w:r>
-        <w:rPr>
-          <w:rFonts w:ascii="Consolas" w:hAnsi="Consolas"/>
-          <w:sz w:val="18"/>
-          <w:lang w:eastAsia="zh-CN"/>
-        </w:rPr>
-        <w:t>读书会（社区互动）</w:t>
-      </w:r>
-      <w:r>
-        <w:rPr>
-          <w:rFonts w:ascii="Consolas" w:hAnsi="Consolas"/>
-          <w:sz w:val="18"/>
-          <w:lang w:eastAsia="zh-CN"/>
-        </w:rPr>
+        <w:t>├── 读书会（社区互动）</w:t>
         <w:br/>
-        <w:t xml:space="preserve">├── </w:t>
-      </w:r>
-      <w:r>
-        <w:rPr>
-          <w:rFonts w:ascii="Consolas" w:hAnsi="Consolas"/>
-          <w:sz w:val="18"/>
-          <w:lang w:eastAsia="zh-CN"/>
-        </w:rPr>
-        <w:t>家长学堂</w:t>
-      </w:r>
-      <w:r>
-        <w:rPr>
-          <w:rFonts w:ascii="Consolas" w:hAnsi="Consolas"/>
-          <w:sz w:val="18"/>
-          <w:lang w:eastAsia="zh-CN"/>
-        </w:rPr>
-        <w:t xml:space="preserve"> ←─ </w:t>
-      </w:r>
-      <w:r>
-        <w:rPr>
-          <w:rFonts w:ascii="Consolas" w:hAnsi="Consolas"/>
-          <w:sz w:val="18"/>
-          <w:lang w:eastAsia="zh-CN"/>
-        </w:rPr>
-        <w:t>新增详细规划</w:t>
-      </w:r>
-      <w:r>
-        <w:rPr>
-          <w:rFonts w:ascii="Consolas" w:hAnsi="Consolas"/>
-          <w:sz w:val="18"/>
-          <w:lang w:eastAsia="zh-CN"/>
-        </w:rPr>
+        <w:t>├── 家长学堂 ←─ 新增详细规划</w:t>
         <w:br/>
-        <w:t xml:space="preserve">├── </w:t>
-      </w:r>
-      <w:r>
-        <w:rPr>
-          <w:rFonts w:ascii="Consolas" w:hAnsi="Consolas"/>
-          <w:sz w:val="18"/>
-          <w:lang w:eastAsia="zh-CN"/>
-        </w:rPr>
-        <w:t>资源中心（</w:t>
-      </w:r>
-      <w:proofErr w:type="gramStart"/>
-      <w:r>
-        <w:rPr>
-          <w:rFonts w:ascii="Consolas" w:hAnsi="Consolas"/>
-          <w:sz w:val="18"/>
-          <w:lang w:eastAsia="zh-CN"/>
-        </w:rPr>
-        <w:t>百度网盘导航</w:t>
-      </w:r>
-      <w:proofErr w:type="gramEnd"/>
-      <w:r>
-        <w:rPr>
-          <w:rFonts w:ascii="Consolas" w:hAnsi="Consolas"/>
-          <w:sz w:val="18"/>
-          <w:lang w:eastAsia="zh-CN"/>
-        </w:rPr>
-        <w:t>）</w:t>
-      </w:r>
-      <w:r>
-        <w:rPr>
-          <w:rFonts w:ascii="Consolas" w:hAnsi="Consolas"/>
-          <w:sz w:val="18"/>
-          <w:lang w:eastAsia="zh-CN"/>
-        </w:rPr>
+        <w:t>├── 资源中心（百度网盘导航）</w:t>
         <w:br/>
         <w:t>│</w:t>
-      </w:r>
-      <w:r>
-        <w:rPr>
-          <w:rFonts w:ascii="Consolas" w:hAnsi="Consolas"/>
-          <w:sz w:val="18"/>
-          <w:lang w:eastAsia="zh-CN"/>
-        </w:rPr>
         <w:br/>
-        <w:t xml:space="preserve">└── </w:t>
-      </w:r>
-      <w:r>
-        <w:rPr>
-          <w:rFonts w:ascii="Consolas" w:hAnsi="Consolas"/>
-          <w:sz w:val="18"/>
-          <w:lang w:eastAsia="zh-CN"/>
-        </w:rPr>
-        <w:t>关于</w:t>
-      </w:r>
-      <w:proofErr w:type="gramStart"/>
-      <w:r>
-        <w:rPr>
-          <w:rFonts w:ascii="Consolas" w:hAnsi="Consolas"/>
-          <w:sz w:val="18"/>
-          <w:lang w:eastAsia="zh-CN"/>
-        </w:rPr>
-        <w:t>知常轩</w:t>
-      </w:r>
-      <w:proofErr w:type="gramEnd"/>
-      <w:r>
-        <w:rPr>
-          <w:rFonts w:ascii="Consolas" w:hAnsi="Consolas"/>
-          <w:sz w:val="18"/>
-          <w:lang w:eastAsia="zh-CN"/>
-        </w:rPr>
+        <w:t>└── 关于知常轩</w:t>
         <w:br/>
-        <w:t xml:space="preserve">    ├── </w:t>
-      </w:r>
-      <w:r>
-        <w:rPr>
-          <w:rFonts w:ascii="Consolas" w:hAnsi="Consolas"/>
-          <w:sz w:val="18"/>
-          <w:lang w:eastAsia="zh-CN"/>
-        </w:rPr>
-        <w:t>使命与理念</w:t>
-      </w:r>
-      <w:r>
-        <w:rPr>
-          <w:rFonts w:ascii="Consolas" w:hAnsi="Consolas"/>
-          <w:sz w:val="18"/>
-          <w:lang w:eastAsia="zh-CN"/>
-        </w:rPr>
+        <w:t xml:space="preserve">    ├── 使命与理念</w:t>
         <w:br/>
-        <w:t xml:space="preserve">    ├── </w:t>
-      </w:r>
-      <w:r>
-        <w:rPr>
-          <w:rFonts w:ascii="Consolas" w:hAnsi="Consolas"/>
-          <w:sz w:val="18"/>
-          <w:lang w:eastAsia="zh-CN"/>
-        </w:rPr>
-        <w:t>志愿者招募</w:t>
-      </w:r>
-      <w:r>
-        <w:rPr>
-          <w:rFonts w:ascii="Consolas" w:hAnsi="Consolas"/>
-          <w:sz w:val="18"/>
-          <w:lang w:eastAsia="zh-CN"/>
-        </w:rPr>
+        <w:t xml:space="preserve">    ├── 志愿者招募</w:t>
         <w:br/>
-        <w:t xml:space="preserve">    ├── </w:t>
-      </w:r>
-      <w:r>
-        <w:rPr>
-          <w:rFonts w:ascii="Consolas" w:hAnsi="Consolas"/>
-          <w:sz w:val="18"/>
-          <w:lang w:eastAsia="zh-CN"/>
-        </w:rPr>
-        <w:t>联系我们</w:t>
-      </w:r>
-      <w:r>
-        <w:rPr>
-          <w:rFonts w:ascii="Consolas" w:hAnsi="Consolas"/>
-          <w:sz w:val="18"/>
-          <w:lang w:eastAsia="zh-CN"/>
-        </w:rPr>
+        <w:t xml:space="preserve">    ├── 联系我们</w:t>
         <w:br/>
-        <w:t xml:space="preserve">    └── </w:t>
-      </w:r>
-      <w:r>
-        <w:rPr>
-          <w:rFonts w:ascii="Consolas" w:hAnsi="Consolas"/>
-          <w:sz w:val="18"/>
-          <w:lang w:eastAsia="zh-CN"/>
-        </w:rPr>
-        <w:t>隐私政策</w:t>
-      </w:r>
-      <w:r>
-        <w:rPr>
-          <w:rFonts w:ascii="Consolas" w:hAnsi="Consolas"/>
-          <w:sz w:val="18"/>
-          <w:lang w:eastAsia="zh-CN"/>
-        </w:rPr>
-        <w:t xml:space="preserve"> / </w:t>
-      </w:r>
-      <w:r>
-        <w:rPr>
-          <w:rFonts w:ascii="Consolas" w:hAnsi="Consolas"/>
-          <w:sz w:val="18"/>
-          <w:lang w:eastAsia="zh-CN"/>
-        </w:rPr>
-        <w:t>备案信息（页脚）</w:t>
+        <w:t xml:space="preserve">    └── 隐私政策 / 备案信息（页脚）</w:t>
       </w:r>
     </w:p>
     <w:p>
@@ -5354,25 +4983,10 @@
           <w:lang w:eastAsia="zh-CN"/>
         </w:rPr>
       </w:pPr>
-      <w:r>
-        <w:rPr>
-          <w:lang w:eastAsia="zh-CN"/>
-        </w:rPr>
-        <w:t>特殊模块可附加专属区块（</w:t>
-      </w:r>
       <w:proofErr w:type="gramStart"/>
-      <w:r>
-        <w:rPr>
-          <w:lang w:eastAsia="zh-CN"/>
-        </w:rPr>
-        <w:t>如儒与</w:t>
-      </w:r>
       <w:proofErr w:type="gramEnd"/>
       <w:r>
-        <w:rPr>
-          <w:lang w:eastAsia="zh-CN"/>
-        </w:rPr>
-        <w:t>道挂载道德经 81 章在线阅读），以模板扩展形式追加，不另建页面</w:t>
+        <w:t>特殊模块可附加专属区块（如儒道和一挂载道德经 81 章在线阅读），以模板扩展形式追加，不另建页面</w:t>
       </w:r>
     </w:p>
     <w:p>
@@ -5905,10 +5519,7 @@
         <w:pStyle w:val="31"/>
       </w:pPr>
       <w:r>
-        <w:rPr>
-          <w:rFonts w:ascii="宋体" w:eastAsia="宋体" w:hAnsi="宋体"/>
-        </w:rPr>
-        <w:t>儒与道</w:t>
+        <w:t>儒道和一</w:t>
       </w:r>
     </w:p>
     <w:p>
@@ -7682,23 +7293,114 @@
     </w:p>
     <w:p>
       <w:pPr>
+        <w:pStyle w:val="31"/>
+      </w:pPr>
+      <w:r>
+        <w:t xml:space="preserve">西学中用</w:t>
+      </w:r>
+    </w:p>
+    <w:p>
+      <w:pPr>
         <w:rPr>
           <w:rFonts w:hint="eastAsia"/>
-        </w:rPr>
-      </w:pPr>
-      <w:proofErr w:type="spellStart"/>
-      <w:r>
-        <w:rPr>
-          <w:b/>
-        </w:rPr>
-        <w:t>首批内容（A级</w:t>
-      </w:r>
-      <w:proofErr w:type="spellEnd"/>
-      <w:r>
-        <w:rPr>
-          <w:b/>
-        </w:rPr>
-        <w:t>）：</w:t>
+          <w:lang w:eastAsia="zh-CN"/>
+        </w:rPr>
+      </w:pPr>
+      <w:r>
+        <w:t xml:space="preserve">定位： 关注欧美各学科经典理论及书籍，以他山之石攻玉</w:t>
+      </w:r>
+    </w:p>
+    <w:p>
+      <w:pPr>
+        <w:rPr>
+          <w:rFonts w:hint="eastAsia"/>
+          <w:lang w:eastAsia="zh-CN"/>
+        </w:rPr>
+      </w:pPr>
+      <w:r>
+        <w:t xml:space="preserve">色彩： 藏青 + 霜白</w:t>
+      </w:r>
+    </w:p>
+    <w:p>
+      <w:pPr>
+        <w:rPr>
+          <w:rFonts w:hint="eastAsia"/>
+          <w:lang w:eastAsia="zh-CN"/>
+        </w:rPr>
+      </w:pPr>
+      <w:r>
+        <w:t xml:space="preserve">栏目结构：</w:t>
+      </w:r>
+    </w:p>
+    <w:p>
+      <w:pPr>
+        <w:pStyle w:val="a"/>
+        <w:rPr>
+          <w:rFonts w:hint="eastAsia"/>
+          <w:lang w:eastAsia="zh-CN"/>
+        </w:rPr>
+      </w:pPr>
+      <w:r>
+        <w:t xml:space="preserve">欧美经典理论（哲学/政治/经济/科学思想）</w:t>
+      </w:r>
+    </w:p>
+    <w:p>
+      <w:pPr>
+        <w:pStyle w:val="a"/>
+        <w:rPr>
+          <w:rFonts w:hint="eastAsia"/>
+          <w:lang w:eastAsia="zh-CN"/>
+        </w:rPr>
+      </w:pPr>
+      <w:r>
+        <w:t xml:space="preserve">经典著作导读（书目导航）</w:t>
+      </w:r>
+    </w:p>
+    <w:p>
+      <w:pPr>
+        <w:pStyle w:val="a"/>
+        <w:rPr>
+          <w:rFonts w:hint="eastAsia"/>
+          <w:lang w:eastAsia="zh-CN"/>
+        </w:rPr>
+      </w:pPr>
+      <w:r>
+        <w:t xml:space="preserve">西方思想史脉络</w:t>
+      </w:r>
+    </w:p>
+    <w:p>
+      <w:pPr>
+        <w:pStyle w:val="a"/>
+        <w:rPr>
+          <w:rFonts w:hint="eastAsia"/>
+          <w:lang w:eastAsia="zh-CN"/>
+        </w:rPr>
+      </w:pPr>
+      <w:r>
+        <w:t xml:space="preserve">中西对比专题</w:t>
+      </w:r>
+    </w:p>
+    <w:p>
+      <w:pPr>
+        <w:pStyle w:val="a"/>
+        <w:rPr>
+          <w:rFonts w:hint="eastAsia"/>
+          <w:lang w:eastAsia="zh-CN"/>
+        </w:rPr>
+      </w:pPr>
+      <w:r>
+        <w:t xml:space="preserve">大师与名著人物</w:t>
+      </w:r>
+    </w:p>
+    <w:p>
+      <w:pPr>
+        <w:rPr>
+          <w:rFonts w:hint="eastAsia"/>
+          <w:lang w:eastAsia="zh-CN"/>
+        </w:rPr>
+      </w:pPr>
+      <w:r>
+        <w:t xml:space="preserve">首批内容（A级）：</w:t>
       </w:r>
     </w:p>
     <w:p>
@@ -7709,7 +7411,131 @@
         </w:rPr>
       </w:pPr>
       <w:r>
-        <w:t>科学启蒙6篇（自撰）</w:t>
+        <w:t xml:space="preserve">西学经典书目导航（首批，基于百度云资源整理）</w:t>
+      </w:r>
+    </w:p>
+    <w:p>
+      <w:pPr>
+        <w:pStyle w:val="31"/>
+      </w:pPr>
+      <w:r>
+        <w:t xml:space="preserve">编程世界</w:t>
+      </w:r>
+    </w:p>
+    <w:p>
+      <w:pPr>
+        <w:rPr>
+          <w:rFonts w:hint="eastAsia"/>
+          <w:lang w:eastAsia="zh-CN"/>
+        </w:rPr>
+      </w:pPr>
+      <w:r>
+        <w:t xml:space="preserve">定位： 关注编程学习和当前编程领域资讯，让编程思维成为新读写能力</w:t>
+      </w:r>
+    </w:p>
+    <w:p>
+      <w:pPr>
+        <w:rPr>
+          <w:rFonts w:hint="eastAsia"/>
+          <w:lang w:eastAsia="zh-CN"/>
+        </w:rPr>
+      </w:pPr>
+      <w:r>
+        <w:t xml:space="preserve">色彩： 墨黑 + 缃黄</w:t>
+      </w:r>
+    </w:p>
+    <w:p>
+      <w:pPr>
+        <w:rPr>
+          <w:rFonts w:hint="eastAsia"/>
+          <w:lang w:eastAsia="zh-CN"/>
+        </w:rPr>
+      </w:pPr>
+      <w:r>
+        <w:t xml:space="preserve">栏目结构：</w:t>
+      </w:r>
+    </w:p>
+    <w:p>
+      <w:pPr>
+        <w:pStyle w:val="a"/>
+        <w:rPr>
+          <w:rFonts w:hint="eastAsia"/>
+          <w:lang w:eastAsia="zh-CN"/>
+        </w:rPr>
+      </w:pPr>
+      <w:r>
+        <w:t xml:space="preserve">编程入门（Scratch/Python）</w:t>
+      </w:r>
+    </w:p>
+    <w:p>
+      <w:pPr>
+        <w:pStyle w:val="a"/>
+        <w:rPr>
+          <w:rFonts w:hint="eastAsia"/>
+          <w:lang w:eastAsia="zh-CN"/>
+        </w:rPr>
+      </w:pPr>
+      <w:r>
+        <w:t xml:space="preserve">编程语言学习</w:t>
+      </w:r>
+    </w:p>
+    <w:p>
+      <w:pPr>
+        <w:pStyle w:val="a"/>
+        <w:rPr>
+          <w:rFonts w:hint="eastAsia"/>
+          <w:lang w:eastAsia="zh-CN"/>
+        </w:rPr>
+      </w:pPr>
+      <w:r>
+        <w:t xml:space="preserve">算法与思维</w:t>
+      </w:r>
+    </w:p>
+    <w:p>
+      <w:pPr>
+        <w:pStyle w:val="a"/>
+        <w:rPr>
+          <w:rFonts w:hint="eastAsia"/>
+          <w:lang w:eastAsia="zh-CN"/>
+        </w:rPr>
+      </w:pPr>
+      <w:r>
+        <w:t xml:space="preserve">编程资讯</w:t>
+      </w:r>
+    </w:p>
+    <w:p>
+      <w:pPr>
+        <w:pStyle w:val="a"/>
+        <w:rPr>
+          <w:rFonts w:hint="eastAsia"/>
+          <w:lang w:eastAsia="zh-CN"/>
+        </w:rPr>
+      </w:pPr>
+      <w:r>
+        <w:t xml:space="preserve">项目实践</w:t>
+      </w:r>
+    </w:p>
+    <w:p>
+      <w:pPr>
+        <w:pStyle w:val="a"/>
+        <w:rPr>
+          <w:rFonts w:hint="eastAsia"/>
+          <w:lang w:eastAsia="zh-CN"/>
+        </w:rPr>
+      </w:pPr>
+      <w:r>
+        <w:t xml:space="preserve">青少年编程赛事</w:t>
+      </w:r>
+    </w:p>
+    <w:p>
+      <w:pPr>
+        <w:rPr>
+          <w:rFonts w:hint="eastAsia"/>
+          <w:lang w:eastAsia="zh-CN"/>
+        </w:rPr>
+      </w:pPr>
+      <w:r>
+        <w:t xml:space="preserve">首批内容（A级）：</w:t>
       </w:r>
     </w:p>
     <w:p>
@@ -7717,14 +7543,122 @@
         <w:pStyle w:val="a0"/>
         <w:rPr>
           <w:rFonts w:hint="eastAsia"/>
-          <w:lang w:eastAsia="zh-CN"/>
-        </w:rPr>
-      </w:pPr>
-      <w:r>
-        <w:rPr>
-          <w:lang w:eastAsia="zh-CN"/>
-        </w:rPr>
-        <w:t>中国科技成就4篇（嫦娥/北斗/高铁/航天）</w:t>
+        </w:rPr>
+      </w:pPr>
+      <w:r>
+        <w:t xml:space="preserve">编程入门图文教程（首批，基于百度云资源整理）</w:t>
+      </w:r>
+    </w:p>
+    <w:p>
+      <w:pPr>
+        <w:pStyle w:val="31"/>
+      </w:pPr>
+      <w:r>
+        <w:t xml:space="preserve">英语学习</w:t>
+      </w:r>
+    </w:p>
+    <w:p>
+      <w:pPr>
+        <w:rPr>
+          <w:rFonts w:hint="eastAsia"/>
+          <w:lang w:eastAsia="zh-CN"/>
+        </w:rPr>
+      </w:pPr>
+      <w:r>
+        <w:t xml:space="preserve">定位： 语言是打开世界的钥匙，循序渐进学英语</w:t>
+      </w:r>
+    </w:p>
+    <w:p>
+      <w:pPr>
+        <w:rPr>
+          <w:rFonts w:hint="eastAsia"/>
+          <w:lang w:eastAsia="zh-CN"/>
+        </w:rPr>
+      </w:pPr>
+      <w:r>
+        <w:t xml:space="preserve">色彩： 翠青 + 霜白</w:t>
+      </w:r>
+    </w:p>
+    <w:p>
+      <w:pPr>
+        <w:rPr>
+          <w:rFonts w:hint="eastAsia"/>
+          <w:lang w:eastAsia="zh-CN"/>
+        </w:rPr>
+      </w:pPr>
+      <w:r>
+        <w:t xml:space="preserve">栏目结构：</w:t>
+      </w:r>
+    </w:p>
+    <w:p>
+      <w:pPr>
+        <w:pStyle w:val="a"/>
+        <w:rPr>
+          <w:rFonts w:hint="eastAsia"/>
+          <w:lang w:eastAsia="zh-CN"/>
+        </w:rPr>
+      </w:pPr>
+      <w:r>
+        <w:t xml:space="preserve">英语启蒙</w:t>
+      </w:r>
+    </w:p>
+    <w:p>
+      <w:pPr>
+        <w:pStyle w:val="a"/>
+        <w:rPr>
+          <w:rFonts w:hint="eastAsia"/>
+          <w:lang w:eastAsia="zh-CN"/>
+        </w:rPr>
+      </w:pPr>
+      <w:r>
+        <w:t xml:space="preserve">词汇与语法</w:t>
+      </w:r>
+    </w:p>
+    <w:p>
+      <w:pPr>
+        <w:pStyle w:val="a"/>
+        <w:rPr>
+          <w:rFonts w:hint="eastAsia"/>
+          <w:lang w:eastAsia="zh-CN"/>
+        </w:rPr>
+      </w:pPr>
+      <w:r>
+        <w:t xml:space="preserve">听说读写</w:t>
+      </w:r>
+    </w:p>
+    <w:p>
+      <w:pPr>
+        <w:pStyle w:val="a"/>
+        <w:rPr>
+          <w:rFonts w:hint="eastAsia"/>
+          <w:lang w:eastAsia="zh-CN"/>
+        </w:rPr>
+      </w:pPr>
+      <w:r>
+        <w:t xml:space="preserve">原版阅读</w:t>
+      </w:r>
+    </w:p>
+    <w:p>
+      <w:pPr>
+        <w:pStyle w:val="a"/>
+        <w:rPr>
+          <w:rFonts w:hint="eastAsia"/>
+          <w:lang w:eastAsia="zh-CN"/>
+        </w:rPr>
+      </w:pPr>
+      <w:r>
+        <w:t xml:space="preserve">英语学习资讯</w:t>
+      </w:r>
+    </w:p>
+    <w:p>
+      <w:pPr>
+        <w:rPr>
+          <w:rFonts w:hint="eastAsia"/>
+          <w:lang w:eastAsia="zh-CN"/>
+        </w:rPr>
+      </w:pPr>
+      <w:r>
+        <w:t xml:space="preserve">首批内容（A级）：</w:t>
       </w:r>
     </w:p>
     <w:p>
@@ -7735,7 +7669,119 @@
         </w:rPr>
       </w:pPr>
       <w:r>
-        <w:t>家庭小实验5个（自撰）</w:t>
+        <w:t xml:space="preserve">英语启蒙/分级读物导读（首批，基于百度云资源整理）</w:t>
+      </w:r>
+    </w:p>
+    <w:p>
+      <w:pPr>
+        <w:pStyle w:val="31"/>
+      </w:pPr>
+      <w:r>
+        <w:t xml:space="preserve">我的世界</w:t>
+      </w:r>
+    </w:p>
+    <w:p>
+      <w:pPr>
+        <w:rPr>
+          <w:rFonts w:hint="eastAsia"/>
+          <w:lang w:eastAsia="zh-CN"/>
+        </w:rPr>
+      </w:pPr>
+      <w:r>
+        <w:t xml:space="preserve">定位： 开放话题广场，提供各年龄段孩子感兴趣的话题</w:t>
+      </w:r>
+    </w:p>
+    <w:p>
+      <w:pPr>
+        <w:rPr>
+          <w:rFonts w:hint="eastAsia"/>
+          <w:lang w:eastAsia="zh-CN"/>
+        </w:rPr>
+      </w:pPr>
+      <w:r>
+        <w:t xml:space="preserve">色彩： 暖橙 + 霜白</w:t>
+      </w:r>
+    </w:p>
+    <w:p>
+      <w:pPr>
+        <w:rPr>
+          <w:rFonts w:hint="eastAsia"/>
+          <w:lang w:eastAsia="zh-CN"/>
+        </w:rPr>
+      </w:pPr>
+      <w:r>
+        <w:t xml:space="preserve">栏目结构：</w:t>
+      </w:r>
+    </w:p>
+    <w:p>
+      <w:pPr>
+        <w:pStyle w:val="a"/>
+        <w:rPr>
+          <w:rFonts w:hint="eastAsia"/>
+          <w:lang w:eastAsia="zh-CN"/>
+        </w:rPr>
+      </w:pPr>
+      <w:r>
+        <w:t xml:space="preserve">奇趣话题</w:t>
+      </w:r>
+    </w:p>
+    <w:p>
+      <w:pPr>
+        <w:pStyle w:val="a"/>
+        <w:rPr>
+          <w:rFonts w:hint="eastAsia"/>
+          <w:lang w:eastAsia="zh-CN"/>
+        </w:rPr>
+      </w:pPr>
+      <w:r>
+        <w:t xml:space="preserve">十万个为什么</w:t>
+      </w:r>
+    </w:p>
+    <w:p>
+      <w:pPr>
+        <w:pStyle w:val="a"/>
+        <w:rPr>
+          <w:rFonts w:hint="eastAsia"/>
+          <w:lang w:eastAsia="zh-CN"/>
+        </w:rPr>
+      </w:pPr>
+      <w:r>
+        <w:t xml:space="preserve">科学趣闻</w:t>
+      </w:r>
+    </w:p>
+    <w:p>
+      <w:pPr>
+        <w:pStyle w:val="a"/>
+        <w:rPr>
+          <w:rFonts w:hint="eastAsia"/>
+          <w:lang w:eastAsia="zh-CN"/>
+        </w:rPr>
+      </w:pPr>
+      <w:r>
+        <w:t xml:space="preserve">成长困惑</w:t>
+      </w:r>
+    </w:p>
+    <w:p>
+      <w:pPr>
+        <w:pStyle w:val="a"/>
+        <w:rPr>
+          <w:rFonts w:hint="eastAsia"/>
+          <w:lang w:eastAsia="zh-CN"/>
+        </w:rPr>
+      </w:pPr>
+      <w:r>
+        <w:t xml:space="preserve">兴趣分享</w:t>
+      </w:r>
+    </w:p>
+    <w:p>
+      <w:pPr>
+        <w:rPr>
+          <w:rFonts w:hint="eastAsia"/>
+          <w:lang w:eastAsia="zh-CN"/>
+        </w:rPr>
+      </w:pPr>
+      <w:r>
+        <w:t xml:space="preserve">首批内容（A级）：</w:t>
       </w:r>
     </w:p>
     <w:p>
@@ -7743,14 +7789,10 @@
         <w:pStyle w:val="a0"/>
         <w:rPr>
           <w:rFonts w:hint="eastAsia"/>
-          <w:lang w:eastAsia="zh-CN"/>
-        </w:rPr>
-      </w:pPr>
-      <w:r>
-        <w:rPr>
-          <w:lang w:eastAsia="zh-CN"/>
-        </w:rPr>
-        <w:t>科学辟谣3篇（自撰，方法论遵循上文）</w:t>
+        </w:rPr>
+      </w:pPr>
+      <w:r>
+        <w:t xml:space="preserve">热门话题与十万个为什么（首批，基于百度云资源整理）</w:t>
       </w:r>
     </w:p>
     <w:p>
@@ -8527,287 +8569,24 @@
           <w:lang w:eastAsia="zh-CN"/>
         </w:rPr>
       </w:pPr>
-      <w:r>
-        <w:rPr>
-          <w:rFonts w:ascii="Consolas" w:hAnsi="Consolas"/>
-          <w:sz w:val="18"/>
-          <w:lang w:eastAsia="zh-CN"/>
-        </w:rPr>
-        <w:t>中国哲学</w:t>
-      </w:r>
-      <w:r>
-        <w:rPr>
-          <w:rFonts w:ascii="Consolas" w:hAnsi="Consolas"/>
-          <w:sz w:val="18"/>
-          <w:lang w:eastAsia="zh-CN"/>
-        </w:rPr>
-        <w:t xml:space="preserve"> → </w:t>
-      </w:r>
-      <w:r>
-        <w:rPr>
-          <w:rFonts w:ascii="Consolas" w:hAnsi="Consolas"/>
-          <w:sz w:val="18"/>
-          <w:lang w:eastAsia="zh-CN"/>
-        </w:rPr>
-        <w:t>家长课：如何用哲学思维跟孩子讨论新闻</w:t>
-      </w:r>
-      <w:r>
-        <w:rPr>
-          <w:rFonts w:ascii="Consolas" w:hAnsi="Consolas"/>
-          <w:sz w:val="18"/>
-          <w:lang w:eastAsia="zh-CN"/>
-        </w:rPr>
+      <w:proofErr w:type="gramStart"/>
+      <w:proofErr w:type="gramEnd"/>
+      <w:r>
+        <w:t>中国哲学 → 家长课：如何用哲学思维跟孩子讨论新闻</w:t>
         <w:br/>
-      </w:r>
-      <w:r>
-        <w:rPr>
-          <w:rFonts w:ascii="Consolas" w:hAnsi="Consolas"/>
-          <w:sz w:val="18"/>
-          <w:lang w:eastAsia="zh-CN"/>
-        </w:rPr>
-        <w:t>经典古籍</w:t>
-      </w:r>
-      <w:r>
-        <w:rPr>
-          <w:rFonts w:ascii="Consolas" w:hAnsi="Consolas"/>
-          <w:sz w:val="18"/>
-          <w:lang w:eastAsia="zh-CN"/>
-        </w:rPr>
-        <w:t xml:space="preserve"> → </w:t>
-      </w:r>
-      <w:r>
-        <w:rPr>
-          <w:rFonts w:ascii="Consolas" w:hAnsi="Consolas"/>
-          <w:sz w:val="18"/>
-          <w:lang w:eastAsia="zh-CN"/>
-        </w:rPr>
-        <w:t>亲子共读：三字经应该怎么带孩子读</w:t>
-      </w:r>
-      <w:r>
-        <w:rPr>
-          <w:rFonts w:ascii="Consolas" w:hAnsi="Consolas"/>
-          <w:sz w:val="18"/>
-          <w:lang w:eastAsia="zh-CN"/>
-        </w:rPr>
+        <w:t>经典古籍 → 亲子共读：三字经应该怎么带孩子读</w:t>
         <w:br/>
-      </w:r>
-      <w:r>
-        <w:rPr>
-          <w:rFonts w:ascii="Consolas" w:hAnsi="Consolas"/>
-          <w:sz w:val="18"/>
-          <w:lang w:eastAsia="zh-CN"/>
-        </w:rPr>
-        <w:t>儒与道</w:t>
-      </w:r>
-      <w:r>
-        <w:rPr>
-          <w:rFonts w:ascii="Consolas" w:hAnsi="Consolas"/>
-          <w:sz w:val="18"/>
-          <w:lang w:eastAsia="zh-CN"/>
-        </w:rPr>
-        <w:t xml:space="preserve"> → </w:t>
-      </w:r>
-      <w:r>
-        <w:rPr>
-          <w:rFonts w:ascii="Consolas" w:hAnsi="Consolas"/>
-          <w:sz w:val="18"/>
-          <w:lang w:eastAsia="zh-CN"/>
-        </w:rPr>
-        <w:t>家长课：儒道两种人生智慧，不同阶段怎么讲</w:t>
-      </w:r>
-      <w:r>
-        <w:rPr>
-          <w:rFonts w:ascii="Consolas" w:hAnsi="Consolas"/>
-          <w:sz w:val="18"/>
-          <w:lang w:eastAsia="zh-CN"/>
-        </w:rPr>
+        <w:t>儒道和一 → 家长课：儒道两种人生智慧，不同阶段怎么讲</w:t>
         <w:br/>
-      </w:r>
-      <w:r>
-        <w:rPr>
-          <w:rFonts w:ascii="Consolas" w:hAnsi="Consolas"/>
-          <w:sz w:val="18"/>
-          <w:lang w:eastAsia="zh-CN"/>
-        </w:rPr>
-        <w:t>书法文化</w:t>
-      </w:r>
-      <w:r>
-        <w:rPr>
-          <w:rFonts w:ascii="Consolas" w:hAnsi="Consolas"/>
-          <w:sz w:val="18"/>
-          <w:lang w:eastAsia="zh-CN"/>
-        </w:rPr>
-        <w:t xml:space="preserve"> → </w:t>
-      </w:r>
-      <w:r>
-        <w:rPr>
-          <w:rFonts w:ascii="Consolas" w:hAnsi="Consolas"/>
-          <w:sz w:val="18"/>
-          <w:lang w:eastAsia="zh-CN"/>
-        </w:rPr>
-        <w:t>亲子共读：带孩子参观书法展览的观展指南</w:t>
-      </w:r>
-      <w:r>
-        <w:rPr>
-          <w:rFonts w:ascii="Consolas" w:hAnsi="Consolas"/>
-          <w:sz w:val="18"/>
-          <w:lang w:eastAsia="zh-CN"/>
-        </w:rPr>
+        <w:t>书法文化 → 亲子共读：带孩子参观书法展览的观展指南</w:t>
         <w:br/>
-      </w:r>
-      <w:r>
-        <w:rPr>
-          <w:rFonts w:ascii="Consolas" w:hAnsi="Consolas"/>
-          <w:sz w:val="18"/>
-          <w:lang w:eastAsia="zh-CN"/>
-        </w:rPr>
-        <w:t>诗歌国度</w:t>
-      </w:r>
-      <w:r>
-        <w:rPr>
-          <w:rFonts w:ascii="Consolas" w:hAnsi="Consolas"/>
-          <w:sz w:val="18"/>
-          <w:lang w:eastAsia="zh-CN"/>
-        </w:rPr>
-        <w:t xml:space="preserve"> → </w:t>
-      </w:r>
-      <w:r>
-        <w:rPr>
-          <w:rFonts w:ascii="Consolas" w:hAnsi="Consolas"/>
-          <w:sz w:val="18"/>
-          <w:lang w:eastAsia="zh-CN"/>
-        </w:rPr>
-        <w:t>亲子共读：如何跟孩子一起写诗</w:t>
-      </w:r>
-      <w:r>
-        <w:rPr>
-          <w:rFonts w:ascii="Consolas" w:hAnsi="Consolas"/>
-          <w:sz w:val="18"/>
-          <w:lang w:eastAsia="zh-CN"/>
-        </w:rPr>
+        <w:t>诗歌国度 → 亲子共读：如何跟孩子一起写诗</w:t>
         <w:br/>
-      </w:r>
-      <w:r>
-        <w:rPr>
-          <w:rFonts w:ascii="Consolas" w:hAnsi="Consolas"/>
-          <w:sz w:val="18"/>
-          <w:lang w:eastAsia="zh-CN"/>
-        </w:rPr>
-        <w:t>中国历史</w:t>
-      </w:r>
-      <w:r>
-        <w:rPr>
-          <w:rFonts w:ascii="Consolas" w:hAnsi="Consolas"/>
-          <w:sz w:val="18"/>
-          <w:lang w:eastAsia="zh-CN"/>
-        </w:rPr>
-        <w:t xml:space="preserve"> → </w:t>
-      </w:r>
-      <w:r>
-        <w:rPr>
-          <w:rFonts w:ascii="Consolas" w:hAnsi="Consolas"/>
-          <w:sz w:val="18"/>
-          <w:lang w:eastAsia="zh-CN"/>
-        </w:rPr>
-        <w:t>亲子共读：和孩子一起看红色纪录片的讨论提纲</w:t>
-      </w:r>
-      <w:r>
-        <w:rPr>
-          <w:rFonts w:ascii="Consolas" w:hAnsi="Consolas"/>
-          <w:sz w:val="18"/>
-          <w:lang w:eastAsia="zh-CN"/>
-        </w:rPr>
+        <w:t>中国历史 → 亲子共读：和孩子一起看红色纪录片的讨论提纲</w:t>
         <w:br/>
-      </w:r>
-      <w:r>
-        <w:rPr>
-          <w:rFonts w:ascii="Consolas" w:hAnsi="Consolas"/>
-          <w:sz w:val="18"/>
-          <w:lang w:eastAsia="zh-CN"/>
-        </w:rPr>
-        <w:t>长征精神</w:t>
-      </w:r>
-      <w:r>
-        <w:rPr>
-          <w:rFonts w:ascii="Consolas" w:hAnsi="Consolas"/>
-          <w:sz w:val="18"/>
-          <w:lang w:eastAsia="zh-CN"/>
-        </w:rPr>
-        <w:t xml:space="preserve"> → </w:t>
-      </w:r>
-      <w:r>
-        <w:rPr>
-          <w:rFonts w:ascii="Consolas" w:hAnsi="Consolas"/>
-          <w:sz w:val="18"/>
-          <w:lang w:eastAsia="zh-CN"/>
-        </w:rPr>
-        <w:t>家长课：如何讲好长征故事，</w:t>
-      </w:r>
-      <w:proofErr w:type="gramStart"/>
-      <w:r>
-        <w:rPr>
-          <w:rFonts w:ascii="Consolas" w:hAnsi="Consolas"/>
-          <w:sz w:val="18"/>
-          <w:lang w:eastAsia="zh-CN"/>
-        </w:rPr>
-        <w:t>不</w:t>
-      </w:r>
-      <w:proofErr w:type="gramEnd"/>
-      <w:r>
-        <w:rPr>
-          <w:rFonts w:ascii="Consolas" w:hAnsi="Consolas"/>
-          <w:sz w:val="18"/>
-          <w:lang w:eastAsia="zh-CN"/>
-        </w:rPr>
-        <w:t>变成说教</w:t>
-      </w:r>
-      <w:r>
-        <w:rPr>
-          <w:rFonts w:ascii="Consolas" w:hAnsi="Consolas"/>
-          <w:sz w:val="18"/>
-          <w:lang w:eastAsia="zh-CN"/>
-        </w:rPr>
+        <w:t>长征精神 → 家长课：如何讲好长征故事，不变成说教</w:t>
         <w:br/>
-      </w:r>
-      <w:r>
-        <w:rPr>
-          <w:rFonts w:ascii="Consolas" w:hAnsi="Consolas"/>
-          <w:sz w:val="18"/>
-          <w:lang w:eastAsia="zh-CN"/>
-        </w:rPr>
-        <w:t>科学前沿</w:t>
-      </w:r>
-      <w:r>
-        <w:rPr>
-          <w:rFonts w:ascii="Consolas" w:hAnsi="Consolas"/>
-          <w:sz w:val="18"/>
-          <w:lang w:eastAsia="zh-CN"/>
-        </w:rPr>
-        <w:t xml:space="preserve"> → </w:t>
-      </w:r>
-      <w:r>
-        <w:rPr>
-          <w:rFonts w:ascii="Consolas" w:hAnsi="Consolas"/>
-          <w:sz w:val="18"/>
-          <w:lang w:eastAsia="zh-CN"/>
-        </w:rPr>
-        <w:t>亲子实验：</w:t>
-      </w:r>
-      <w:r>
-        <w:rPr>
-          <w:rFonts w:ascii="Consolas" w:hAnsi="Consolas"/>
-          <w:sz w:val="18"/>
-          <w:lang w:eastAsia="zh-CN"/>
-        </w:rPr>
-        <w:t>5</w:t>
-      </w:r>
-      <w:r>
-        <w:rPr>
-          <w:rFonts w:ascii="Consolas" w:hAnsi="Consolas"/>
-          <w:sz w:val="18"/>
-          <w:lang w:eastAsia="zh-CN"/>
-        </w:rPr>
-        <w:t>个在家就能做的科学实验</w:t>
+        <w:t>科学前沿 → 亲子实验：5个在家就能做的科学实验</w:t>
       </w:r>
     </w:p>
     <w:p>
@@ -10547,991 +10326,144 @@
         </w:rPr>
       </w:pPr>
       <w:r>
-        <w:rPr>
-          <w:rFonts w:ascii="Consolas" w:hAnsi="Consolas"/>
-          <w:sz w:val="18"/>
-        </w:rPr>
-        <w:t xml:space="preserve">-- </w:t>
-      </w:r>
-      <w:r>
-        <w:rPr>
-          <w:rFonts w:ascii="Consolas" w:hAnsi="Consolas"/>
-          <w:sz w:val="18"/>
-        </w:rPr>
-        <w:t>模块表</w:t>
-      </w:r>
-      <w:r>
-        <w:rPr>
-          <w:rFonts w:ascii="Consolas" w:hAnsi="Consolas"/>
-          <w:sz w:val="18"/>
-        </w:rPr>
+        <w:t>-- 模块表</w:t>
         <w:br/>
         <w:t>CREATE TABLE module (</w:t>
-      </w:r>
-      <w:r>
-        <w:rPr>
-          <w:rFonts w:ascii="Consolas" w:hAnsi="Consolas"/>
-          <w:sz w:val="18"/>
-        </w:rPr>
         <w:br/>
         <w:t xml:space="preserve">    id INTEGER PRIMARY KEY,</w:t>
-      </w:r>
-      <w:r>
-        <w:rPr>
-          <w:rFonts w:ascii="Consolas" w:hAnsi="Consolas"/>
-          <w:sz w:val="18"/>
-        </w:rPr>
         <w:br/>
-        <w:t xml:space="preserve">    name VARCHAR(50),        -- </w:t>
-      </w:r>
-      <w:r>
-        <w:rPr>
-          <w:rFonts w:ascii="Consolas" w:hAnsi="Consolas"/>
-          <w:sz w:val="18"/>
-        </w:rPr>
-        <w:t>模块名</w:t>
-      </w:r>
-      <w:r>
-        <w:rPr>
-          <w:rFonts w:ascii="Consolas" w:hAnsi="Consolas"/>
-          <w:sz w:val="18"/>
-        </w:rPr>
+        <w:t xml:space="preserve">    name VARCHAR(50),        -- 模块名</w:t>
         <w:br/>
-        <w:t xml:space="preserve">    slug VARCHAR(50),        -- URL slug</w:t>
-      </w:r>
-      <w:r>
-        <w:rPr>
-          <w:rFonts w:ascii="Consolas" w:hAnsi="Consolas"/>
-          <w:sz w:val="18"/>
-        </w:rPr>
-        <w:t>，如</w:t>
-      </w:r>
-      <w:r>
-        <w:rPr>
-          <w:rFonts w:ascii="Consolas" w:hAnsi="Consolas"/>
-          <w:sz w:val="18"/>
-        </w:rPr>
-        <w:t xml:space="preserve"> zhichang-gegu</w:t>
-      </w:r>
-      <w:r>
-        <w:rPr>
-          <w:rFonts w:ascii="Consolas" w:hAnsi="Consolas"/>
-          <w:sz w:val="18"/>
-        </w:rPr>
+        <w:t xml:space="preserve">    slug VARCHAR(50),        -- URL slug，如 zhichang-gegu</w:t>
         <w:br/>
-        <w:t xml:space="preserve">    icon VARCHAR(100),       -- </w:t>
-      </w:r>
-      <w:r>
-        <w:rPr>
-          <w:rFonts w:ascii="Consolas" w:hAnsi="Consolas"/>
-          <w:sz w:val="18"/>
-        </w:rPr>
-        <w:t>图标名或</w:t>
-      </w:r>
-      <w:r>
-        <w:rPr>
-          <w:rFonts w:ascii="Consolas" w:hAnsi="Consolas"/>
-          <w:sz w:val="18"/>
-        </w:rPr>
-        <w:t>SVG</w:t>
-      </w:r>
-      <w:r>
-        <w:rPr>
-          <w:rFonts w:ascii="Consolas" w:hAnsi="Consolas"/>
-          <w:sz w:val="18"/>
-        </w:rPr>
+        <w:t xml:space="preserve">    icon VARCHAR(100),       -- 图标名或SVG</w:t>
         <w:br/>
-        <w:t xml:space="preserve">    description TEXT,        -- </w:t>
-      </w:r>
-      <w:r>
-        <w:rPr>
-          <w:rFonts w:ascii="Consolas" w:hAnsi="Consolas"/>
-          <w:sz w:val="18"/>
-        </w:rPr>
-        <w:t>简介</w:t>
-      </w:r>
-      <w:r>
-        <w:rPr>
-          <w:rFonts w:ascii="Consolas" w:hAnsi="Consolas"/>
-          <w:sz w:val="18"/>
-        </w:rPr>
+        <w:t xml:space="preserve">    description TEXT,        -- 简介</w:t>
         <w:br/>
-        <w:t xml:space="preserve">    sort_order INTEGER,      -- </w:t>
-      </w:r>
-      <w:r>
-        <w:rPr>
-          <w:rFonts w:ascii="Consolas" w:hAnsi="Consolas"/>
-          <w:sz w:val="18"/>
-        </w:rPr>
-        <w:t>排序</w:t>
-      </w:r>
-      <w:r>
-        <w:rPr>
-          <w:rFonts w:ascii="Consolas" w:hAnsi="Consolas"/>
-          <w:sz w:val="18"/>
-        </w:rPr>
+        <w:t xml:space="preserve">    sort_order INTEGER,      -- 排序</w:t>
         <w:br/>
-        <w:t xml:space="preserve">    status INTEGER DEFAULT 1 -- 1=</w:t>
-      </w:r>
-      <w:r>
-        <w:rPr>
-          <w:rFonts w:ascii="Consolas" w:hAnsi="Consolas"/>
-          <w:sz w:val="18"/>
-        </w:rPr>
-        <w:t>上线</w:t>
-      </w:r>
-      <w:r>
-        <w:rPr>
-          <w:rFonts w:ascii="Consolas" w:hAnsi="Consolas"/>
-          <w:sz w:val="18"/>
-        </w:rPr>
-        <w:t xml:space="preserve"> 0=</w:t>
-      </w:r>
-      <w:r>
-        <w:rPr>
-          <w:rFonts w:ascii="Consolas" w:hAnsi="Consolas"/>
-          <w:sz w:val="18"/>
-        </w:rPr>
-        <w:t>草稿</w:t>
-      </w:r>
-      <w:r>
-        <w:rPr>
-          <w:rFonts w:ascii="Consolas" w:hAnsi="Consolas"/>
-          <w:sz w:val="18"/>
-        </w:rPr>
+        <w:t xml:space="preserve">    status INTEGER DEFAULT 1 -- 1=上线 0=草稿</w:t>
         <w:br/>
         <w:t>);</w:t>
-      </w:r>
-      <w:r>
-        <w:rPr>
-          <w:rFonts w:ascii="Consolas" w:hAnsi="Consolas"/>
-          <w:sz w:val="18"/>
-        </w:rPr>
         <w:br/>
-      </w:r>
-      <w:r>
-        <w:rPr>
-          <w:rFonts w:ascii="Consolas" w:hAnsi="Consolas"/>
-          <w:sz w:val="18"/>
-        </w:rPr>
         <w:br/>
-        <w:t xml:space="preserve">-- </w:t>
-      </w:r>
-      <w:r>
-        <w:rPr>
-          <w:rFonts w:ascii="Consolas" w:hAnsi="Consolas"/>
-          <w:sz w:val="18"/>
-        </w:rPr>
-        <w:t>文章表</w:t>
-      </w:r>
-      <w:r>
-        <w:rPr>
-          <w:rFonts w:ascii="Consolas" w:hAnsi="Consolas"/>
-          <w:sz w:val="18"/>
-        </w:rPr>
+        <w:t>-- 文章表</w:t>
         <w:br/>
         <w:t>CREATE TABLE article (</w:t>
-      </w:r>
-      <w:r>
-        <w:rPr>
-          <w:rFonts w:ascii="Consolas" w:hAnsi="Consolas"/>
-          <w:sz w:val="18"/>
-        </w:rPr>
         <w:br/>
         <w:t xml:space="preserve">    id INTEGER PRIMARY KEY,</w:t>
-      </w:r>
-      <w:r>
-        <w:rPr>
-          <w:rFonts w:ascii="Consolas" w:hAnsi="Consolas"/>
-          <w:sz w:val="18"/>
-        </w:rPr>
         <w:br/>
         <w:t xml:space="preserve">    title VARCHAR(200),</w:t>
-      </w:r>
-      <w:r>
-        <w:rPr>
-          <w:rFonts w:ascii="Consolas" w:hAnsi="Consolas"/>
-          <w:sz w:val="18"/>
-        </w:rPr>
         <w:br/>
         <w:t xml:space="preserve">    module_id INTEGER REFERENCES module(id),</w:t>
-      </w:r>
-      <w:r>
-        <w:rPr>
-          <w:rFonts w:ascii="Consolas" w:hAnsi="Consolas"/>
-          <w:sz w:val="18"/>
-        </w:rPr>
         <w:br/>
-        <w:t xml:space="preserve">    column_name VARCHAR(50),  -- </w:t>
-      </w:r>
-      <w:r>
-        <w:rPr>
-          <w:rFonts w:ascii="Consolas" w:hAnsi="Consolas"/>
-          <w:sz w:val="18"/>
-        </w:rPr>
-        <w:t>所属栏目</w:t>
-      </w:r>
-      <w:r>
-        <w:rPr>
-          <w:rFonts w:ascii="Consolas" w:hAnsi="Consolas"/>
-          <w:sz w:val="18"/>
-        </w:rPr>
+        <w:t xml:space="preserve">    column_name VARCHAR(50),  -- 所属栏目</w:t>
         <w:br/>
-        <w:t xml:space="preserve">    content TEXT,            -- </w:t>
-      </w:r>
-      <w:r>
-        <w:rPr>
-          <w:rFonts w:ascii="Consolas" w:hAnsi="Consolas"/>
-          <w:sz w:val="18"/>
-        </w:rPr>
-        <w:t>正文（</w:t>
-      </w:r>
-      <w:r>
-        <w:rPr>
-          <w:rFonts w:ascii="Consolas" w:hAnsi="Consolas"/>
-          <w:sz w:val="18"/>
-        </w:rPr>
-        <w:t>MD</w:t>
-      </w:r>
-      <w:r>
-        <w:rPr>
-          <w:rFonts w:ascii="Consolas" w:hAnsi="Consolas"/>
-          <w:sz w:val="18"/>
-        </w:rPr>
-        <w:t>格式存储）</w:t>
-      </w:r>
-      <w:r>
-        <w:rPr>
-          <w:rFonts w:ascii="Consolas" w:hAnsi="Consolas"/>
-          <w:sz w:val="18"/>
-        </w:rPr>
+        <w:t xml:space="preserve">    content TEXT,            -- 正文（MD格式存储）</w:t>
         <w:br/>
-        <w:t xml:space="preserve">    original_text TEXT,      -- </w:t>
-      </w:r>
-      <w:r>
-        <w:rPr>
-          <w:rFonts w:ascii="Consolas" w:hAnsi="Consolas"/>
-          <w:sz w:val="18"/>
-        </w:rPr>
-        <w:t>原文（如古文）</w:t>
-      </w:r>
-      <w:r>
-        <w:rPr>
-          <w:rFonts w:ascii="Consolas" w:hAnsi="Consolas"/>
-          <w:sz w:val="18"/>
-        </w:rPr>
+        <w:t xml:space="preserve">    original_text TEXT,      -- 原文（如古文）</w:t>
         <w:br/>
-        <w:t xml:space="preserve">    annotation TEXT,         -- </w:t>
-      </w:r>
-      <w:r>
-        <w:rPr>
-          <w:rFonts w:ascii="Consolas" w:hAnsi="Consolas"/>
-          <w:sz w:val="18"/>
-        </w:rPr>
-        <w:t>注释</w:t>
-      </w:r>
-      <w:r>
-        <w:rPr>
-          <w:rFonts w:ascii="Consolas" w:hAnsi="Consolas"/>
-          <w:sz w:val="18"/>
-        </w:rPr>
+        <w:t xml:space="preserve">    annotation TEXT,         -- 注释</w:t>
         <w:br/>
-        <w:t xml:space="preserve">    translation TEXT,        -- </w:t>
-      </w:r>
-      <w:r>
-        <w:rPr>
-          <w:rFonts w:ascii="Consolas" w:hAnsi="Consolas"/>
-          <w:sz w:val="18"/>
-        </w:rPr>
-        <w:t>译文</w:t>
-      </w:r>
-      <w:r>
-        <w:rPr>
-          <w:rFonts w:ascii="Consolas" w:hAnsi="Consolas"/>
-          <w:sz w:val="18"/>
-        </w:rPr>
+        <w:t xml:space="preserve">    translation TEXT,        -- 译文</w:t>
         <w:br/>
         <w:t xml:space="preserve">    cover_image VARCHAR(200),</w:t>
-      </w:r>
-      <w:r>
-        <w:rPr>
-          <w:rFonts w:ascii="Consolas" w:hAnsi="Consolas"/>
-          <w:sz w:val="18"/>
-        </w:rPr>
         <w:br/>
-        <w:t xml:space="preserve">    tags VARCHAR(200),       -- </w:t>
-      </w:r>
-      <w:r>
-        <w:rPr>
-          <w:rFonts w:ascii="Consolas" w:hAnsi="Consolas"/>
-          <w:sz w:val="18"/>
-        </w:rPr>
-        <w:t>逗号分隔</w:t>
-      </w:r>
-      <w:r>
-        <w:rPr>
-          <w:rFonts w:ascii="Consolas" w:hAnsi="Consolas"/>
-          <w:sz w:val="18"/>
-        </w:rPr>
+        <w:t xml:space="preserve">    tags VARCHAR(200),       -- 逗号分隔</w:t>
         <w:br/>
-        <w:t xml:space="preserve">    age_level VARCHAR(20),   -- </w:t>
-      </w:r>
-      <w:r>
-        <w:rPr>
-          <w:rFonts w:ascii="Consolas" w:hAnsi="Consolas"/>
-          <w:sz w:val="18"/>
-        </w:rPr>
-        <w:t>适龄：</w:t>
-      </w:r>
-      <w:r>
-        <w:rPr>
-          <w:rFonts w:ascii="Consolas" w:hAnsi="Consolas"/>
-          <w:sz w:val="18"/>
-        </w:rPr>
-        <w:t>6-9/10-12/13-15/</w:t>
-      </w:r>
-      <w:r>
-        <w:rPr>
-          <w:rFonts w:ascii="Consolas" w:hAnsi="Consolas"/>
-          <w:sz w:val="18"/>
-        </w:rPr>
-        <w:t>家长</w:t>
-      </w:r>
-      <w:r>
-        <w:rPr>
-          <w:rFonts w:ascii="Consolas" w:hAnsi="Consolas"/>
-          <w:sz w:val="18"/>
-        </w:rPr>
+        <w:t xml:space="preserve">    age_level VARCHAR(20),   -- 适龄：6-9/10-12/13-15/家长</w:t>
         <w:br/>
-        <w:t xml:space="preserve">    status INTEGER DEFAULT 0, -- 0=</w:t>
-      </w:r>
-      <w:r>
-        <w:rPr>
-          <w:rFonts w:ascii="Consolas" w:hAnsi="Consolas"/>
-          <w:sz w:val="18"/>
-        </w:rPr>
-        <w:t>草稿</w:t>
-      </w:r>
-      <w:r>
-        <w:rPr>
-          <w:rFonts w:ascii="Consolas" w:hAnsi="Consolas"/>
-          <w:sz w:val="18"/>
-        </w:rPr>
-        <w:t xml:space="preserve"> 1=</w:t>
-      </w:r>
-      <w:r>
-        <w:rPr>
-          <w:rFonts w:ascii="Consolas" w:hAnsi="Consolas"/>
-          <w:sz w:val="18"/>
-        </w:rPr>
-        <w:t>已发布</w:t>
-      </w:r>
-      <w:r>
-        <w:rPr>
-          <w:rFonts w:ascii="Consolas" w:hAnsi="Consolas"/>
-          <w:sz w:val="18"/>
-        </w:rPr>
+        <w:t xml:space="preserve">    status INTEGER DEFAULT 0, -- 0=草稿 1=已发布</w:t>
         <w:br/>
         <w:t xml:space="preserve">    author_id INTEGER,</w:t>
-      </w:r>
-      <w:r>
-        <w:rPr>
-          <w:rFonts w:ascii="Consolas" w:hAnsi="Consolas"/>
-          <w:sz w:val="18"/>
-        </w:rPr>
         <w:br/>
         <w:t xml:space="preserve">    published_at DATETIME,</w:t>
-      </w:r>
-      <w:r>
-        <w:rPr>
-          <w:rFonts w:ascii="Consolas" w:hAnsi="Consolas"/>
-          <w:sz w:val="18"/>
-        </w:rPr>
         <w:br/>
         <w:t xml:space="preserve">    views INTEGER DEFAULT 0</w:t>
-      </w:r>
-      <w:r>
-        <w:rPr>
-          <w:rFonts w:ascii="Consolas" w:hAnsi="Consolas"/>
-          <w:sz w:val="18"/>
-        </w:rPr>
         <w:br/>
         <w:t>);</w:t>
-      </w:r>
-      <w:r>
-        <w:rPr>
-          <w:rFonts w:ascii="Consolas" w:hAnsi="Consolas"/>
-          <w:sz w:val="18"/>
-        </w:rPr>
         <w:br/>
-      </w:r>
-      <w:r>
-        <w:rPr>
-          <w:rFonts w:ascii="Consolas" w:hAnsi="Consolas"/>
-          <w:sz w:val="18"/>
-        </w:rPr>
         <w:br/>
-        <w:t xml:space="preserve">-- </w:t>
-      </w:r>
-      <w:r>
-        <w:rPr>
-          <w:rFonts w:ascii="Consolas" w:hAnsi="Consolas"/>
-          <w:sz w:val="18"/>
-        </w:rPr>
-        <w:t>每日一句</w:t>
-      </w:r>
-      <w:r>
-        <w:rPr>
-          <w:rFonts w:ascii="Consolas" w:hAnsi="Consolas"/>
-          <w:sz w:val="18"/>
-        </w:rPr>
+        <w:t>-- 每日一句</w:t>
         <w:br/>
         <w:t>CREATE TABLE daily_saying (</w:t>
-      </w:r>
-      <w:r>
-        <w:rPr>
-          <w:rFonts w:ascii="Consolas" w:hAnsi="Consolas"/>
-          <w:sz w:val="18"/>
-        </w:rPr>
         <w:br/>
         <w:t xml:space="preserve">    id INTEGER PRIMARY KEY,</w:t>
-      </w:r>
-      <w:r>
-        <w:rPr>
-          <w:rFonts w:ascii="Consolas" w:hAnsi="Consolas"/>
-          <w:sz w:val="18"/>
-        </w:rPr>
         <w:br/>
-      </w:r>
-      <w:r>
-        <w:rPr>
-          <w:rFonts w:ascii="Consolas" w:hAnsi="Consolas"/>
-          <w:sz w:val="18"/>
-        </w:rPr>
-        <w:lastRenderedPageBreak/>
-        <w:t xml:space="preserve">    original_text TEXT NOT NULL,   -- </w:t>
-      </w:r>
-      <w:r>
-        <w:rPr>
-          <w:rFonts w:ascii="Consolas" w:hAnsi="Consolas"/>
-          <w:sz w:val="18"/>
-        </w:rPr>
-        <w:t>原文</w:t>
-      </w:r>
-      <w:r>
-        <w:rPr>
-          <w:rFonts w:ascii="Consolas" w:hAnsi="Consolas"/>
-          <w:sz w:val="18"/>
-        </w:rPr>
+        <w:t xml:space="preserve">    original_text TEXT NOT NULL,   -- 原文</w:t>
         <w:br/>
-        <w:t xml:space="preserve">    source VARCHAR(200),           -- </w:t>
-      </w:r>
-      <w:r>
-        <w:rPr>
-          <w:rFonts w:ascii="Consolas" w:hAnsi="Consolas"/>
-          <w:sz w:val="18"/>
-        </w:rPr>
-        <w:t>出处</w:t>
-      </w:r>
-      <w:r>
-        <w:rPr>
-          <w:rFonts w:ascii="Consolas" w:hAnsi="Consolas"/>
-          <w:sz w:val="18"/>
-        </w:rPr>
+        <w:t xml:space="preserve">    source VARCHAR(200),           -- 出处</w:t>
         <w:br/>
-        <w:t xml:space="preserve">    translation TEXT,              -- </w:t>
-      </w:r>
-      <w:r>
-        <w:rPr>
-          <w:rFonts w:ascii="Consolas" w:hAnsi="Consolas"/>
-          <w:sz w:val="18"/>
-        </w:rPr>
-        <w:t>今译</w:t>
-      </w:r>
-      <w:r>
-        <w:rPr>
-          <w:rFonts w:ascii="Consolas" w:hAnsi="Consolas"/>
-          <w:sz w:val="18"/>
-        </w:rPr>
+        <w:t xml:space="preserve">    translation TEXT,              -- 今译</w:t>
         <w:br/>
-        <w:t xml:space="preserve">    scene VARCHAR(200),             -- </w:t>
-      </w:r>
-      <w:r>
-        <w:rPr>
-          <w:rFonts w:ascii="Consolas" w:hAnsi="Consolas"/>
-          <w:sz w:val="18"/>
-        </w:rPr>
-        <w:t>适用场景</w:t>
-      </w:r>
-      <w:r>
-        <w:rPr>
-          <w:rFonts w:ascii="Consolas" w:hAnsi="Consolas"/>
-          <w:sz w:val="18"/>
-        </w:rPr>
+        <w:t xml:space="preserve">    scene VARCHAR(200),             -- 适用场景</w:t>
         <w:br/>
-        <w:t xml:space="preserve">    date DATE UNIQUE NOT NULL      -- </w:t>
-      </w:r>
-      <w:r>
-        <w:rPr>
-          <w:rFonts w:ascii="Consolas" w:hAnsi="Consolas"/>
-          <w:sz w:val="18"/>
-        </w:rPr>
-        <w:t>日期，唯一约束</w:t>
-      </w:r>
-      <w:r>
-        <w:rPr>
-          <w:rFonts w:ascii="Consolas" w:hAnsi="Consolas"/>
-          <w:sz w:val="18"/>
-        </w:rPr>
+        <w:t xml:space="preserve">    date DATE UNIQUE NOT NULL      -- 日期，唯一约束</w:t>
         <w:br/>
         <w:t>);</w:t>
-      </w:r>
-      <w:r>
-        <w:rPr>
-          <w:rFonts w:ascii="Consolas" w:hAnsi="Consolas"/>
-          <w:sz w:val="18"/>
-        </w:rPr>
         <w:br/>
-      </w:r>
-      <w:r>
-        <w:rPr>
-          <w:rFonts w:ascii="Consolas" w:hAnsi="Consolas"/>
-          <w:sz w:val="18"/>
-        </w:rPr>
         <w:br/>
-        <w:t xml:space="preserve">-- </w:t>
-      </w:r>
-      <w:r>
-        <w:rPr>
-          <w:rFonts w:ascii="Consolas" w:hAnsi="Consolas"/>
-          <w:sz w:val="18"/>
-        </w:rPr>
-        <w:t>测验题</w:t>
-      </w:r>
-      <w:r>
-        <w:rPr>
-          <w:rFonts w:ascii="Consolas" w:hAnsi="Consolas"/>
-          <w:sz w:val="18"/>
-        </w:rPr>
+        <w:t>-- 测验题</w:t>
         <w:br/>
         <w:t>CREATE TABLE quiz (</w:t>
-      </w:r>
-      <w:r>
-        <w:rPr>
-          <w:rFonts w:ascii="Consolas" w:hAnsi="Consolas"/>
-          <w:sz w:val="18"/>
-        </w:rPr>
         <w:br/>
         <w:t xml:space="preserve">    id INTEGER PRIMARY KEY,</w:t>
-      </w:r>
-      <w:r>
-        <w:rPr>
-          <w:rFonts w:ascii="Consolas" w:hAnsi="Consolas"/>
-          <w:sz w:val="18"/>
-        </w:rPr>
         <w:br/>
         <w:t xml:space="preserve">    article_id INTEGER REFERENCES article(id),</w:t>
-      </w:r>
-      <w:r>
-        <w:rPr>
-          <w:rFonts w:ascii="Consolas" w:hAnsi="Consolas"/>
-          <w:sz w:val="18"/>
-        </w:rPr>
         <w:br/>
         <w:t xml:space="preserve">    question TEXT NOT NULL,</w:t>
-      </w:r>
-      <w:r>
-        <w:rPr>
-          <w:rFonts w:ascii="Consolas" w:hAnsi="Consolas"/>
-          <w:sz w:val="18"/>
-        </w:rPr>
         <w:br/>
-        <w:t xml:space="preserve">    options TEXT NOT NULL,         -- JSON</w:t>
-      </w:r>
-      <w:r>
-        <w:rPr>
-          <w:rFonts w:ascii="Consolas" w:hAnsi="Consolas"/>
-          <w:sz w:val="18"/>
-        </w:rPr>
-        <w:t>：</w:t>
-      </w:r>
-      <w:r>
-        <w:rPr>
-          <w:rFonts w:ascii="Consolas" w:hAnsi="Consolas"/>
-          <w:sz w:val="18"/>
-        </w:rPr>
-        <w:t>["A</w:t>
-      </w:r>
-      <w:r>
-        <w:rPr>
-          <w:rFonts w:ascii="Consolas" w:hAnsi="Consolas"/>
-          <w:sz w:val="18"/>
-        </w:rPr>
-        <w:t>选项</w:t>
-      </w:r>
-      <w:r>
-        <w:rPr>
-          <w:rFonts w:ascii="Consolas" w:hAnsi="Consolas"/>
-          <w:sz w:val="18"/>
-        </w:rPr>
-        <w:t>","B</w:t>
-      </w:r>
-      <w:r>
-        <w:rPr>
-          <w:rFonts w:ascii="Consolas" w:hAnsi="Consolas"/>
-          <w:sz w:val="18"/>
-        </w:rPr>
-        <w:t>选项</w:t>
-      </w:r>
-      <w:r>
-        <w:rPr>
-          <w:rFonts w:ascii="Consolas" w:hAnsi="Consolas"/>
-          <w:sz w:val="18"/>
-        </w:rPr>
-        <w:t>","C</w:t>
-      </w:r>
-      <w:r>
-        <w:rPr>
-          <w:rFonts w:ascii="Consolas" w:hAnsi="Consolas"/>
-          <w:sz w:val="18"/>
-        </w:rPr>
-        <w:t>选项</w:t>
-      </w:r>
-      <w:r>
-        <w:rPr>
-          <w:rFonts w:ascii="Consolas" w:hAnsi="Consolas"/>
-          <w:sz w:val="18"/>
-        </w:rPr>
-        <w:t>","D</w:t>
-      </w:r>
-      <w:r>
-        <w:rPr>
-          <w:rFonts w:ascii="Consolas" w:hAnsi="Consolas"/>
-          <w:sz w:val="18"/>
-        </w:rPr>
-        <w:t>选项</w:t>
-      </w:r>
-      <w:r>
-        <w:rPr>
-          <w:rFonts w:ascii="Consolas" w:hAnsi="Consolas"/>
-          <w:sz w:val="18"/>
-        </w:rPr>
-        <w:t>"]</w:t>
-      </w:r>
-      <w:r>
-        <w:rPr>
-          <w:rFonts w:ascii="Consolas" w:hAnsi="Consolas"/>
-          <w:sz w:val="18"/>
-        </w:rPr>
+        <w:t xml:space="preserve">    options TEXT NOT NULL,         -- JSON：["A选项","B选项","C选项","D选项"]</w:t>
         <w:br/>
-        <w:t xml:space="preserve">    answer INTEGER NOT NULL,        -- </w:t>
-      </w:r>
-      <w:r>
-        <w:rPr>
-          <w:rFonts w:ascii="Consolas" w:hAnsi="Consolas"/>
-          <w:sz w:val="18"/>
-        </w:rPr>
-        <w:t>正确选项索引</w:t>
-      </w:r>
-      <w:r>
-        <w:rPr>
-          <w:rFonts w:ascii="Consolas" w:hAnsi="Consolas"/>
-          <w:sz w:val="18"/>
-        </w:rPr>
-        <w:t xml:space="preserve"> 0-3</w:t>
-      </w:r>
-      <w:r>
-        <w:rPr>
-          <w:rFonts w:ascii="Consolas" w:hAnsi="Consolas"/>
-          <w:sz w:val="18"/>
-        </w:rPr>
+        <w:t xml:space="preserve">    answer INTEGER NOT NULL,        -- 正确选项索引 0-3</w:t>
         <w:br/>
-        <w:t xml:space="preserve">    explanation TEXT,               -- </w:t>
-      </w:r>
-      <w:r>
-        <w:rPr>
-          <w:rFonts w:ascii="Consolas" w:hAnsi="Consolas"/>
-          <w:sz w:val="18"/>
-        </w:rPr>
-        <w:t>解析</w:t>
-      </w:r>
-      <w:r>
-        <w:rPr>
-          <w:rFonts w:ascii="Consolas" w:hAnsi="Consolas"/>
-          <w:sz w:val="18"/>
-        </w:rPr>
+        <w:t xml:space="preserve">    explanation TEXT,               -- 解析</w:t>
         <w:br/>
         <w:t xml:space="preserve">    sort_order INTEGER DEFAULT 0</w:t>
-      </w:r>
-      <w:r>
-        <w:rPr>
-          <w:rFonts w:ascii="Consolas" w:hAnsi="Consolas"/>
-          <w:sz w:val="18"/>
-        </w:rPr>
         <w:br/>
         <w:t>);</w:t>
-      </w:r>
-      <w:r>
-        <w:rPr>
-          <w:rFonts w:ascii="Consolas" w:hAnsi="Consolas"/>
-          <w:sz w:val="18"/>
-        </w:rPr>
         <w:br/>
-      </w:r>
-      <w:r>
-        <w:rPr>
-          <w:rFonts w:ascii="Consolas" w:hAnsi="Consolas"/>
-          <w:sz w:val="18"/>
-        </w:rPr>
         <w:br/>
-        <w:t xml:space="preserve">-- </w:t>
-      </w:r>
-      <w:r>
-        <w:rPr>
-          <w:rFonts w:ascii="Consolas" w:hAnsi="Consolas"/>
-          <w:sz w:val="18"/>
-        </w:rPr>
-        <w:t>资源导航</w:t>
-      </w:r>
-      <w:r>
-        <w:rPr>
-          <w:rFonts w:ascii="Consolas" w:hAnsi="Consolas"/>
-          <w:sz w:val="18"/>
-        </w:rPr>
+        <w:t>-- 资源导航</w:t>
         <w:br/>
         <w:t>CREATE TABLE resource_link (</w:t>
-      </w:r>
-      <w:r>
-        <w:rPr>
-          <w:rFonts w:ascii="Consolas" w:hAnsi="Consolas"/>
-          <w:sz w:val="18"/>
-        </w:rPr>
         <w:br/>
         <w:t xml:space="preserve">    id INTEGER PRIMARY KEY,</w:t>
-      </w:r>
-      <w:r>
-        <w:rPr>
-          <w:rFonts w:ascii="Consolas" w:hAnsi="Consolas"/>
-          <w:sz w:val="18"/>
-        </w:rPr>
         <w:br/>
         <w:t xml:space="preserve">    title VARCHAR(200),</w:t>
-      </w:r>
-      <w:r>
-        <w:rPr>
-          <w:rFonts w:ascii="Consolas" w:hAnsi="Consolas"/>
-          <w:sz w:val="18"/>
-        </w:rPr>
         <w:br/>
-        <w:t xml:space="preserve">    category VARCHAR(50),    -- A/B/C</w:t>
-      </w:r>
-      <w:r>
-        <w:rPr>
-          <w:rFonts w:ascii="Consolas" w:hAnsi="Consolas"/>
-          <w:sz w:val="18"/>
-        </w:rPr>
-        <w:t>分级</w:t>
-      </w:r>
-      <w:r>
-        <w:rPr>
-          <w:rFonts w:ascii="Consolas" w:hAnsi="Consolas"/>
-          <w:sz w:val="18"/>
-        </w:rPr>
+        <w:t xml:space="preserve">    category VARCHAR(50),    -- A/B/C分级</w:t>
         <w:br/>
-        <w:t xml:space="preserve">    source VARCHAR(200),     -- </w:t>
-      </w:r>
-      <w:r>
-        <w:rPr>
-          <w:rFonts w:ascii="Consolas" w:hAnsi="Consolas"/>
-          <w:sz w:val="18"/>
-        </w:rPr>
-        <w:t>来源</w:t>
-      </w:r>
-      <w:r>
-        <w:rPr>
-          <w:rFonts w:ascii="Consolas" w:hAnsi="Consolas"/>
-          <w:sz w:val="18"/>
-        </w:rPr>
+        <w:t xml:space="preserve">    source VARCHAR(200),     -- 来源</w:t>
         <w:br/>
-        <w:t xml:space="preserve">    file_size VARCHAR(50),   -- </w:t>
-      </w:r>
-      <w:r>
-        <w:rPr>
-          <w:rFonts w:ascii="Consolas" w:hAnsi="Consolas"/>
-          <w:sz w:val="18"/>
-        </w:rPr>
-        <w:t>文件大小</w:t>
-      </w:r>
-      <w:r>
-        <w:rPr>
-          <w:rFonts w:ascii="Consolas" w:hAnsi="Consolas"/>
-          <w:sz w:val="18"/>
-        </w:rPr>
+        <w:t xml:space="preserve">    file_size VARCHAR(50),   -- 文件大小</w:t>
         <w:br/>
         <w:t xml:space="preserve">    share_url VARCHAR(500),</w:t>
-      </w:r>
-      <w:r>
-        <w:rPr>
-          <w:rFonts w:ascii="Consolas" w:hAnsi="Consolas"/>
-          <w:sz w:val="18"/>
-        </w:rPr>
         <w:br/>
-        <w:t xml:space="preserve">    access_code VARCHAR(20), -- </w:t>
-      </w:r>
-      <w:r>
-        <w:rPr>
-          <w:rFonts w:ascii="Consolas" w:hAnsi="Consolas"/>
-          <w:sz w:val="18"/>
-        </w:rPr>
-        <w:t>提取码</w:t>
-      </w:r>
-      <w:r>
-        <w:rPr>
-          <w:rFonts w:ascii="Consolas" w:hAnsi="Consolas"/>
-          <w:sz w:val="18"/>
-        </w:rPr>
+        <w:t xml:space="preserve">    access_code VARCHAR(20), -- 提取码</w:t>
+        <w:br/>
+        <w:t xml:space="preserve">    column_name VARCHAR(50), -- 所属栏目（按模块栏目模板）</w:t>
+        <w:br/>
+        <w:t xml:space="preserve">    module_id INTEGER REFERENCES module(id), -- 所属模块</w:t>
         <w:br/>
         <w:t xml:space="preserve">    description TEXT,</w:t>
-      </w:r>
-      <w:r>
-        <w:rPr>
-          <w:rFonts w:ascii="Consolas" w:hAnsi="Consolas"/>
-          <w:sz w:val="18"/>
-        </w:rPr>
         <w:br/>
-        <w:t xml:space="preserve">    status INTEGER DEFAULT 1 -- 1=</w:t>
-      </w:r>
-      <w:r>
-        <w:rPr>
-          <w:rFonts w:ascii="Consolas" w:hAnsi="Consolas"/>
-          <w:sz w:val="18"/>
-        </w:rPr>
-        <w:t>有效</w:t>
-      </w:r>
-      <w:r>
-        <w:rPr>
-          <w:rFonts w:ascii="Consolas" w:hAnsi="Consolas"/>
-          <w:sz w:val="18"/>
-        </w:rPr>
-        <w:t xml:space="preserve"> 0=</w:t>
-      </w:r>
-      <w:r>
-        <w:rPr>
-          <w:rFonts w:ascii="Consolas" w:hAnsi="Consolas"/>
-          <w:sz w:val="18"/>
-        </w:rPr>
-        <w:t>失效</w:t>
-      </w:r>
-      <w:r>
-        <w:rPr>
-          <w:rFonts w:ascii="Consolas" w:hAnsi="Consolas"/>
-          <w:sz w:val="18"/>
-        </w:rPr>
+        <w:t xml:space="preserve">    status INTEGER DEFAULT 1 -- 1=有效 0=失效</w:t>
         <w:br/>
         <w:t>);</w:t>
-      </w:r>
-      <w:r>
-        <w:rPr>
-          <w:rFonts w:ascii="Consolas" w:hAnsi="Consolas"/>
-          <w:sz w:val="18"/>
-        </w:rPr>
         <w:br/>
-      </w:r>
-      <w:r>
-        <w:rPr>
-          <w:rFonts w:ascii="Consolas" w:hAnsi="Consolas"/>
-          <w:sz w:val="18"/>
-        </w:rPr>
         <w:br/>
-        <w:t xml:space="preserve">-- </w:t>
-      </w:r>
-      <w:r>
-        <w:rPr>
-          <w:rFonts w:ascii="Consolas" w:hAnsi="Consolas"/>
-          <w:sz w:val="18"/>
-        </w:rPr>
-        <w:t>用户（扩展自现有</w:t>
-      </w:r>
-      <w:r>
-        <w:rPr>
-          <w:rFonts w:ascii="Consolas" w:hAnsi="Consolas"/>
-          <w:sz w:val="18"/>
-        </w:rPr>
-        <w:t>user</w:t>
-      </w:r>
-      <w:r>
-        <w:rPr>
-          <w:rFonts w:ascii="Consolas" w:hAnsi="Consolas"/>
-          <w:sz w:val="18"/>
-        </w:rPr>
-        <w:t>表）</w:t>
-      </w:r>
-      <w:r>
-        <w:rPr>
-          <w:rFonts w:ascii="Consolas" w:hAnsi="Consolas"/>
-          <w:sz w:val="18"/>
-        </w:rPr>
+        <w:t>-- 用户（扩展自现有user表）</w:t>
         <w:br/>
-        <w:t xml:space="preserve">-- </w:t>
-      </w:r>
-      <w:r>
-        <w:rPr>
-          <w:rFonts w:ascii="Consolas" w:hAnsi="Consolas"/>
-          <w:sz w:val="18"/>
-        </w:rPr>
-        <w:t>仅新增字段：</w:t>
-      </w:r>
-      <w:r>
-        <w:rPr>
-          <w:rFonts w:ascii="Consolas" w:hAnsi="Consolas"/>
-          <w:sz w:val="18"/>
-        </w:rPr>
+        <w:t>-- 仅新增字段：</w:t>
         <w:br/>
         <w:t>-- role: student/parent/teacher/volunteer/admin</w:t>
-      </w:r>
-      <w:r>
-        <w:rPr>
-          <w:rFonts w:ascii="Consolas" w:hAnsi="Consolas"/>
-          <w:sz w:val="18"/>
-        </w:rPr>
         <w:br/>
-        <w:t>-- grade: 1-12</w:t>
-      </w:r>
-      <w:r>
-        <w:rPr>
-          <w:rFonts w:ascii="Consolas" w:hAnsi="Consolas"/>
-          <w:sz w:val="18"/>
-        </w:rPr>
-        <w:t>（学生必填，家长选填孩子年级）</w:t>
-      </w:r>
-      <w:r>
-        <w:rPr>
-          <w:rFonts w:ascii="Consolas" w:hAnsi="Consolas"/>
-          <w:sz w:val="18"/>
-        </w:rPr>
+        <w:t>-- grade: 1-12（学生必填，家长选填孩子年级）</w:t>
         <w:br/>
-        <w:t xml:space="preserve">-- avatar: </w:t>
-      </w:r>
-      <w:r>
-        <w:rPr>
-          <w:rFonts w:ascii="Consolas" w:hAnsi="Consolas"/>
-          <w:sz w:val="18"/>
-        </w:rPr>
-        <w:t>微信头像</w:t>
-      </w:r>
-      <w:r>
-        <w:rPr>
-          <w:rFonts w:ascii="Consolas" w:hAnsi="Consolas"/>
-          <w:sz w:val="18"/>
-        </w:rPr>
-        <w:t>URL</w:t>
-      </w:r>
-      <w:r>
-        <w:rPr>
-          <w:rFonts w:ascii="Consolas" w:hAnsi="Consolas"/>
-          <w:sz w:val="18"/>
-        </w:rPr>
-        <w:t>（不存储本地）</w:t>
+        <w:t>-- avatar: 微信头像URL（不存储本地）</w:t>
+        <w:br/>
+        <w:t>resource_link 表新增 column_name 字段：资源按所属模块（module_id）+ 栏目（column_name，对应各模块栏目结构）分类存储；栏目列表由各模块栏目模板驱动</w:t>
       </w:r>
     </w:p>
     <w:p>
@@ -11570,7 +10502,7 @@
       <w:r>
         <w:t>全站主导航：首页 + 全部内容模块（与首页模块网格一致，由 module 表数据驱动；资源中心/家长学堂不在主导航，由首页与页脚承接入口）</w:t>
         <w:br/>
-        <w:t>首页：Banner（云纹山水，hero 文案见 1.4 固化资源）→ 每日一句 → 模块网格（数量动态） → 今日推荐 → 资源中心入口 → 家长学堂入口 → 志愿者招募入口 → 页脚（备案号）</w:t>
+        <w:t>首页：Banner（云纹山水，hero 文案见 1.4 固化资源）→ 每日一句 → 模块网格（数量动态） → 今日推荐 → 互动模块条（资源中心/家长学堂入口，深色底，与今日推荐视觉区隔） → 志愿者招募入口 → 页脚（备案号）</w:t>
         <w:br/>
         <w:br/>
         <w:t>模块页：模块Banner → 统一板块模板（文章/电子书/图片/视频/音频/上传贡献/评论提交/留言展示 8 板块，见 4.0；有数据才显示，无数据显示「筹备中」）</w:t>
@@ -11579,7 +10511,7 @@
         <w:t>文章页：三段式阅读（原文→注释→译文）/ 标准图文阅读 → 朗读按钮（经典原文挂原版真人音频，原创文章可用TTS） → 点赞/收藏 → 相关推荐 → 相关文章</w:t>
         <w:br/>
         <w:br/>
-        <w:t>资源中心：按模块分类（各模块分组展示）→ 模块内 ABC 分级 → 目录树/卡片列表 → 前往网盘按钮</w:t>
+        <w:t>资源中心：按模块分类（各模块分组展示）→ 每个模块含资料上传入口（先审后发，按模块栏目模板分类入库） → 模块内 ABC 分级 → 目录树/卡片列表 → 前往网盘按钮</w:t>
         <w:br/>
         <w:br/>
         <w:t>家长学堂：本周必读 → 儒道家长课 → 亲子共读指南 → 问答入口 → 历史文章</w:t>
@@ -12251,9 +11183,11 @@
         <w:br/>
         <w:t>2. 批量生成分享链接+提取码（分批操作，每批10-20个，间隔执行，规避百度风控）</w:t>
         <w:br/>
-        <w:t>3. 资源中心页按模块分类渲染：资源须标注所属模块（resource_link.module_id），页面按模块分组展示，模块内按 ABC 分级与目录树浏览；严禁全部资源平铺堆叠</w:t>
+        <w:t>3. 资源中心页按模块分类渲染：资源须标注所属模块（resource_link.module_id）与栏目（resource_link.column_name，按模块栏目模板分类存储），页面按模块分组展示，模块内按栏目与 ABC 分级浏览；严禁全部资源平铺堆叠</w:t>
         <w:br/>
-        <w:t>4. 每月定期巡检，失效标记下架</w:t>
+        <w:t>4. 每个模块分组提供「资料上传入口」：用户提交资料登记（标题/所属模块/栏目/分级/简介/资源链接），入库 status=0 待审核，管理员审核通过后 status=1 上线展示（先审后发）</w:t>
+        <w:br/>
+        <w:t>5. 每月定期巡检，失效标记下架</w:t>
         <w:br/>
         <w:br/>
         <w:t>优点：服务器零存储压力、无版权暴露风险、实现简单</w:t>
@@ -16995,6 +15929,21 @@
     <w:p>
       <w:r>
         <w:t>用途：投稿、合作、建议、志愿者报名。关于页「联系我们」区块（about.html #contact）同步展示，样式与页面正文一致（普通段落，不使用大卡片/大方块）。</w:t>
+      </w:r>
+    </w:p>
+    <w:p>
+      <w:r>
+        <w:t>日常任务：不定期根据百度云网盘资源（「001 孩子教育与终身学习资源」全库，托管浏览器登录态访问）充实各模块内容；各模块基础信息从百度云资料爬取整理，按模块栏目模板归类入库。</w:t>
+        <w:br/>
+        <w:t>更新规则：文本类内容直接更新上线；图片、视频等大容量资源须先经负责人确认再上线。</w:t>
+      </w:r>
+    </w:p>
+    <w:p>
+      <w:pPr>
+        <w:pStyle w:val="31"/>
+      </w:pPr>
+      <w:r>
+        <w:t>11.5 内容充实机制（百度云资源，新增）</w:t>
       </w:r>
     </w:p>
     <w:p>

--- a/004 项目文档/知常轩_网站建站方案_V2.3.docx
+++ b/004 项目文档/知常轩_网站建站方案_V2.3.docx
@@ -221,6 +221,11 @@
     <w:p>
       <w:r>
         <w:t xml:space="preserve">修订：2026-08-12（V2.3.4）— ① 模块调整：儒与道更名「儒道和一」（内容不变）；新增 4 个主模块——西学中用（简称「西」，关注欧美各学科经典理论及书籍）、编程世界、英语学习、我的世界，均遵循原模块模板（定位/色彩/栏目结构/首批内容），当前共 12 个；② 首页新增「互动模块」条：资源中心/家长学堂定义为互动模块，深色底与今日推荐视觉区隔；③ 资源中心按模块分组展示，每个模块新增资料上传入口（先审后发，按模块栏目模板分类入库）；④ 新增 11.5 内容充实机制：不定期根据百度云资源充实各模块，文本直接更新，图片/视频等大容量资源先经负责人确认再上线</w:t>
+      </w:r>
+    </w:p>
+    <w:p>
+      <w:r>
+        <w:t>修订：2026-08-12（V2.3.5）— ① 色彩规范补充：模块主色不得重复，色板新增 4 个中国传统色——紫棠 #56004F、靛蓝 #16537E、海棠红 #DB5A6B、琥珀 #CA6924，4 个新增模块改配新色（西学中用=紫棠、编程世界=靛蓝、英语学习=海棠红、我的世界=琥珀），与原有 8 模块颜色不重复；② 互动模块条取消深色底：回退为原形状位置（两张入口卡片），仅调色——卡片白底与主模块卡片主体色一致，不做深色底、不加标签</w:t>
       </w:r>
     </w:p>
     <w:p>
@@ -1890,7 +1895,7 @@
           </w:tcPr>
           <w:p>
             <w:r>
-              <w:t>藏青+霜白</w:t>
+              <w:t>紫棠+霜白</w:t>
             </w:r>
           </w:p>
         </w:tc>
@@ -1932,7 +1937,7 @@
           </w:tcPr>
           <w:p>
             <w:r>
-              <w:t>墨黑+缃黄</w:t>
+              <w:t>靛蓝+霜白</w:t>
             </w:r>
           </w:p>
         </w:tc>
@@ -1974,7 +1979,7 @@
           </w:tcPr>
           <w:p>
             <w:r>
-              <w:t>翠青+霜白</w:t>
+              <w:t>海棠红+霜白</w:t>
             </w:r>
           </w:p>
         </w:tc>
@@ -2016,7 +2021,7 @@
           </w:tcPr>
           <w:p>
             <w:r>
-              <w:t>暖橙+霜白</w:t>
+              <w:t>琥珀+霜白</w:t>
             </w:r>
           </w:p>
         </w:tc>
@@ -3270,6 +3275,258 @@
           </w:p>
         </w:tc>
       </w:tr>
+      <w:tr>
+        <w:trPr>
+          <w:jc w:val="center"/>
+        </w:trPr>
+        <w:tc>
+          <w:tcPr>
+            <w:tcW w:w="2880" w:type="dxa"/>
+          </w:tcPr>
+          <w:p>
+            <w:pPr>
+              <w:rPr>
+                <w:rFonts w:hint="eastAsia"/>
+              </w:rPr>
+            </w:pPr>
+            <w:proofErr w:type="spellStart"/>
+            <w:r>
+              <w:rPr>
+                <w:b/>
+              </w:rPr>
+              <w:t>紫棠</w:t>
+            </w:r>
+            <w:proofErr w:type="spellEnd"/>
+          </w:p>
+        </w:tc>
+        <w:tc>
+          <w:tcPr>
+            <w:tcW w:w="2880" w:type="dxa"/>
+          </w:tcPr>
+          <w:p>
+            <w:pPr>
+              <w:rPr>
+                <w:rFonts w:hint="eastAsia"/>
+              </w:rPr>
+            </w:pPr>
+            <w:r>
+              <w:rPr>
+                <w:rFonts w:ascii="Consolas" w:hAnsi="Consolas"/>
+                <w:sz w:val="20"/>
+              </w:rPr>
+              <w:t>#56004F</w:t>
+            </w:r>
+          </w:p>
+        </w:tc>
+        <w:tc>
+          <w:tcPr>
+            <w:tcW w:w="2880" w:type="dxa"/>
+          </w:tcPr>
+          <w:p>
+            <w:pPr>
+              <w:rPr>
+                <w:rFonts w:hint="eastAsia"/>
+                <w:lang w:eastAsia="zh-CN"/>
+              </w:rPr>
+            </w:pPr>
+            <w:r>
+              <w:rPr>
+                <w:lang w:eastAsia="zh-CN"/>
+              </w:rPr>
+              <w:t>西学中用模块主色（新增传统色）</w:t>
+            </w:r>
+          </w:p>
+        </w:tc>
+      </w:tr>
+      <w:tr>
+        <w:trPr>
+          <w:jc w:val="center"/>
+        </w:trPr>
+        <w:tc>
+          <w:tcPr>
+            <w:tcW w:w="2880" w:type="dxa"/>
+          </w:tcPr>
+          <w:p>
+            <w:pPr>
+              <w:rPr>
+                <w:rFonts w:hint="eastAsia"/>
+              </w:rPr>
+            </w:pPr>
+            <w:proofErr w:type="spellStart"/>
+            <w:r>
+              <w:rPr>
+                <w:b/>
+              </w:rPr>
+              <w:t>靛蓝</w:t>
+            </w:r>
+            <w:proofErr w:type="spellEnd"/>
+          </w:p>
+        </w:tc>
+        <w:tc>
+          <w:tcPr>
+            <w:tcW w:w="2880" w:type="dxa"/>
+          </w:tcPr>
+          <w:p>
+            <w:pPr>
+              <w:rPr>
+                <w:rFonts w:hint="eastAsia"/>
+              </w:rPr>
+            </w:pPr>
+            <w:r>
+              <w:rPr>
+                <w:rFonts w:ascii="Consolas" w:hAnsi="Consolas"/>
+                <w:sz w:val="20"/>
+              </w:rPr>
+              <w:t>#16537E</w:t>
+            </w:r>
+          </w:p>
+        </w:tc>
+        <w:tc>
+          <w:tcPr>
+            <w:tcW w:w="2880" w:type="dxa"/>
+          </w:tcPr>
+          <w:p>
+            <w:pPr>
+              <w:rPr>
+                <w:rFonts w:hint="eastAsia"/>
+                <w:lang w:eastAsia="zh-CN"/>
+              </w:rPr>
+            </w:pPr>
+            <w:r>
+              <w:rPr>
+                <w:lang w:eastAsia="zh-CN"/>
+              </w:rPr>
+              <w:t>编程世界模块主色（新增传统色）</w:t>
+            </w:r>
+          </w:p>
+        </w:tc>
+      </w:tr>
+      <w:tr>
+        <w:trPr>
+          <w:jc w:val="center"/>
+        </w:trPr>
+        <w:tc>
+          <w:tcPr>
+            <w:tcW w:w="2880" w:type="dxa"/>
+          </w:tcPr>
+          <w:p>
+            <w:pPr>
+              <w:rPr>
+                <w:rFonts w:hint="eastAsia"/>
+              </w:rPr>
+            </w:pPr>
+            <w:proofErr w:type="spellStart"/>
+            <w:r>
+              <w:rPr>
+                <w:b/>
+              </w:rPr>
+              <w:t>海棠红</w:t>
+            </w:r>
+            <w:proofErr w:type="spellEnd"/>
+          </w:p>
+        </w:tc>
+        <w:tc>
+          <w:tcPr>
+            <w:tcW w:w="2880" w:type="dxa"/>
+          </w:tcPr>
+          <w:p>
+            <w:pPr>
+              <w:rPr>
+                <w:rFonts w:hint="eastAsia"/>
+              </w:rPr>
+            </w:pPr>
+            <w:r>
+              <w:rPr>
+                <w:rFonts w:ascii="Consolas" w:hAnsi="Consolas"/>
+                <w:sz w:val="20"/>
+              </w:rPr>
+              <w:t>#DB5A6B</w:t>
+            </w:r>
+          </w:p>
+        </w:tc>
+        <w:tc>
+          <w:tcPr>
+            <w:tcW w:w="2880" w:type="dxa"/>
+          </w:tcPr>
+          <w:p>
+            <w:pPr>
+              <w:rPr>
+                <w:rFonts w:hint="eastAsia"/>
+                <w:lang w:eastAsia="zh-CN"/>
+              </w:rPr>
+            </w:pPr>
+            <w:r>
+              <w:rPr>
+                <w:lang w:eastAsia="zh-CN"/>
+              </w:rPr>
+              <w:t>英语学习模块主色（新增传统色）</w:t>
+            </w:r>
+          </w:p>
+        </w:tc>
+      </w:tr>
+      <w:tr>
+        <w:trPr>
+          <w:jc w:val="center"/>
+        </w:trPr>
+        <w:tc>
+          <w:tcPr>
+            <w:tcW w:w="2880" w:type="dxa"/>
+          </w:tcPr>
+          <w:p>
+            <w:pPr>
+              <w:rPr>
+                <w:rFonts w:hint="eastAsia"/>
+              </w:rPr>
+            </w:pPr>
+            <w:proofErr w:type="spellStart"/>
+            <w:r>
+              <w:rPr>
+                <w:b/>
+              </w:rPr>
+              <w:t>琥珀</w:t>
+            </w:r>
+            <w:proofErr w:type="spellEnd"/>
+          </w:p>
+        </w:tc>
+        <w:tc>
+          <w:tcPr>
+            <w:tcW w:w="2880" w:type="dxa"/>
+          </w:tcPr>
+          <w:p>
+            <w:pPr>
+              <w:rPr>
+                <w:rFonts w:hint="eastAsia"/>
+              </w:rPr>
+            </w:pPr>
+            <w:r>
+              <w:rPr>
+                <w:rFonts w:ascii="Consolas" w:hAnsi="Consolas"/>
+                <w:sz w:val="20"/>
+              </w:rPr>
+              <w:t>#CA6924</w:t>
+            </w:r>
+          </w:p>
+        </w:tc>
+        <w:tc>
+          <w:tcPr>
+            <w:tcW w:w="2880" w:type="dxa"/>
+          </w:tcPr>
+          <w:p>
+            <w:pPr>
+              <w:rPr>
+                <w:rFonts w:hint="eastAsia"/>
+                <w:lang w:eastAsia="zh-CN"/>
+              </w:rPr>
+            </w:pPr>
+            <w:r>
+              <w:rPr>
+                <w:lang w:eastAsia="zh-CN"/>
+              </w:rPr>
+              <w:t>我的世界模块主色（新增传统色）</w:t>
+            </w:r>
+          </w:p>
+        </w:tc>
+      </w:tr>
     </w:tbl>
     <w:p>
       <w:pPr>
@@ -3978,7 +4235,7 @@
         <w:br/>
         <w:t>│   ├── 今日推荐（1篇精选内容，自动轮换）</w:t>
         <w:br/>
-        <w:t>│   ├── 互动模块条（资源中心/家长学堂入口，深色底区隔）</w:t>
+        <w:t>│   ├── 互动模块条（资源中心/家长学堂入口）</w:t>
         <w:br/>
         <w:t>│   └── 内容模块快捷入口（数据驱动网格，数量随模块增删）</w:t>
         <w:br/>
@@ -7318,7 +7575,7 @@
         </w:rPr>
       </w:pPr>
       <w:r>
-        <w:t xml:space="preserve">色彩： 藏青 + 霜白</w:t>
+        <w:t>色彩： 紫棠 + 霜白</w:t>
       </w:r>
     </w:p>
     <w:p>
@@ -7441,7 +7698,7 @@
         </w:rPr>
       </w:pPr>
       <w:r>
-        <w:t xml:space="preserve">色彩： 墨黑 + 缃黄</w:t>
+        <w:t>色彩： 靛蓝 + 霜白</w:t>
       </w:r>
     </w:p>
     <w:p>
@@ -7576,7 +7833,7 @@
         </w:rPr>
       </w:pPr>
       <w:r>
-        <w:t xml:space="preserve">色彩： 翠青 + 霜白</w:t>
+        <w:t>色彩： 海棠红 + 霜白</w:t>
       </w:r>
     </w:p>
     <w:p>
@@ -7699,7 +7956,7 @@
         </w:rPr>
       </w:pPr>
       <w:r>
-        <w:t xml:space="preserve">色彩： 暖橙 + 霜白</w:t>
+        <w:t>色彩： 琥珀 + 霜白</w:t>
       </w:r>
     </w:p>
     <w:p>
@@ -10502,7 +10759,7 @@
       <w:r>
         <w:t>全站主导航：首页 + 全部内容模块（与首页模块网格一致，由 module 表数据驱动；资源中心/家长学堂不在主导航，由首页与页脚承接入口）</w:t>
         <w:br/>
-        <w:t>首页：Banner（云纹山水，hero 文案见 1.4 固化资源）→ 每日一句 → 模块网格（数量动态） → 今日推荐 → 互动模块条（资源中心/家长学堂入口，深色底，与今日推荐视觉区隔） → 志愿者招募入口 → 页脚（备案号）</w:t>
+        <w:t>首页：Banner（云纹山水，hero 文案见 1.4 固化资源）→ 每日一句 → 模块网格（数量动态） → 今日推荐 → 互动模块条（资源中心/家长学堂入口，白底卡片，与主模块卡片主体色一致） → 志愿者招募入口 → 页脚（备案号）</w:t>
         <w:br/>
         <w:br/>
         <w:t>模块页：模块Banner → 统一板块模板（文章/电子书/图片/视频/音频/上传贡献/评论提交/留言展示 8 板块，见 4.0；有数据才显示，无数据显示「筹备中」）</w:t>

--- a/004 项目文档/知常轩_网站建站方案_V2.3.docx
+++ b/004 项目文档/知常轩_网站建站方案_V2.3.docx
@@ -226,6 +226,12 @@
     <w:p>
       <w:r>
         <w:t>修订：2026-08-12（V2.3.5）— ① 色彩规范补充：模块主色不得重复，色板新增 4 个中国传统色——紫棠 #56004F、靛蓝 #16537E、海棠红 #DB5A6B、琥珀 #CA6924，4 个新增模块改配新色（西学中用=紫棠、编程世界=靛蓝、英语学习=海棠红、我的世界=琥珀），与原有 8 模块颜色不重复；② 互动模块条取消深色底：回退为原形状位置（两张入口卡片），仅调色——卡片白底与主模块卡片主体色一致，不做深色底、不加标签</w:t>
+      </w:r>
+    </w:p>
+    <w:p>
+      <w:r>
+        <w:rPr/>
+        <w:t xml:space="preserve">修订：2026-08-13（V2.3.6）— ① 经典古籍栏目「必读经典三级导读」更名为「必读经典」（三级导读分层仅作内部编辑参考，不作为栏目名）；② 资源中心明确 ABC 分级为内部管控字段（版权筛选依据），仅后台审核/排序使用，不对用户展示，页面按模块+栏目浏览</w:t>
       </w:r>
     </w:p>
     <w:p>
@@ -5637,7 +5643,7 @@
         <w:rPr>
           <w:lang w:eastAsia="zh-CN"/>
         </w:rPr>
-        <w:t>必读经典三级导读（启蒙级/进阶级/深度级）</w:t>
+        <w:t>必读经典（启蒙级/进阶级/深度级）</w:t>
       </w:r>
     </w:p>
     <w:p>
@@ -10768,7 +10774,7 @@
         <w:t>文章页：三段式阅读（原文→注释→译文）/ 标准图文阅读 → 朗读按钮（经典原文挂原版真人音频，原创文章可用TTS） → 点赞/收藏 → 相关推荐 → 相关文章</w:t>
         <w:br/>
         <w:br/>
-        <w:t>资源中心：按模块分类（各模块分组展示）→ 每个模块含资料上传入口（先审后发，按模块栏目模板分类入库） → 模块内 ABC 分级 → 目录树/卡片列表 → 前往网盘按钮</w:t>
+        <w:t>资源中心：按模块分类（各模块分组展示）→ 每个模块含资料上传入口（先审后发，按模块栏目模板分类入库） → 模块内按栏目浏览 → 目录树/卡片列表 → 前往网盘按钮</w:t>
         <w:br/>
         <w:br/>
         <w:t>家长学堂：本周必读 → 儒道家长课 → 亲子共读指南 → 问答入口 → 历史文章</w:t>
@@ -11440,7 +11446,7 @@
         <w:br/>
         <w:t>2. 批量生成分享链接+提取码（分批操作，每批10-20个，间隔执行，规避百度风控）</w:t>
         <w:br/>
-        <w:t>3. 资源中心页按模块分类渲染：资源须标注所属模块（resource_link.module_id）与栏目（resource_link.column_name，按模块栏目模板分类存储），页面按模块分组展示，模块内按栏目与 ABC 分级浏览；严禁全部资源平铺堆叠</w:t>
+        <w:t>3. 资源中心页按模块分类渲染：资源须标注所属模块（resource_link.module_id）与栏目（resource_link.column_name，按模块栏目模板分类存储），页面按模块分组展示，模块内按栏目浏览（ABC 分级为内部管控字段——版权筛选依据，仅后台审核与排序使用，不对用户展示）；严禁全部资源平铺堆叠</w:t>
         <w:br/>
         <w:t>4. 每个模块分组提供「资料上传入口」：用户提交资料登记（标题/所属模块/栏目/分级/简介/资源链接），入库 status=0 待审核，管理员审核通过后 status=1 上线展示（先审后发）</w:t>
         <w:br/>

--- a/004 项目文档/知常轩_网站建站方案_V2.3.docx
+++ b/004 项目文档/知常轩_网站建站方案_V2.3.docx
@@ -234,6 +234,13 @@
         <w:t xml:space="preserve">修订：2026-08-13（V2.3.6）— ① 经典古籍栏目「必读经典三级导读」更名为「必读经典」（三级导读分层仅作内部编辑参考，不作为栏目名）；② 资源中心明确 ABC 分级为内部管控字段（版权筛选依据），仅后台审核/排序使用，不对用户展示，页面按模块+栏目浏览</w:t>
       </w:r>
     </w:p>
+    <w:p>
+      <w:r>
+        <w:rPr/>
+        <w:t>修订：2026-08-13（V2.3.7）— ① 主导航改版：资源中心、家长学堂统一纳入主导航栏（与 12 个内容模块并列）；② 主导航分两行显示（单行过长，第一行：首页+内容模块，第二行：资源中心/家长学堂+页脚信息链接承接），移动端保持汉堡菜单；③ 主导航增加鼠标悬停高亮效果（当前项下划线/背景色变化，明确可点击性）</w:t>
+      </w:r>
+    </w:p>
+    <w:p/>
     <w:p>
       <w:pPr>
         <w:pStyle w:val="21"/>

--- a/004 项目文档/知常轩_网站建站方案_V2.3.docx
+++ b/004 项目文档/知常轩_网站建站方案_V2.3.docx
@@ -237,7 +237,7 @@
     <w:p>
       <w:r>
         <w:rPr/>
-        <w:t>修订：2026-08-13（V2.3.7）— ① 主导航改版：资源中心、家长学堂统一纳入主导航栏（与 12 个内容模块并列）；② 主导航分两行显示（单行过长，第一行：首页+内容模块，第二行：资源中心/家长学堂+页脚信息链接承接），移动端保持汉堡菜单；③ 主导航增加鼠标悬停高亮效果（当前项下划线/背景色变化，明确可点击性）</w:t>
+        <w:t>修订：2026-08-13（V2.3.7）— ① 主导航改版：资源中心、家长学堂统一纳入主导航栏（与 12 个内容模块并列，共 15 项）；② 主导航分两行：第一行 首页+前 7 模块（8 项），第二行 后 5 模块+资源中心/家长学堂（7 项），第二行与第一行「中国哲学」左对齐（缩进），两行之间无分割线、行距紧凑；③ 主导航增加鼠标悬停高亮（金色背景+金色文字），移动端保持汉堡菜单</w:t>
       </w:r>
     </w:p>
     <w:p/>

--- a/004 项目文档/知常轩_网站建站方案_V2.3.docx
+++ b/004 项目文档/知常轩_网站建站方案_V2.3.docx
@@ -237,7 +237,7 @@
     <w:p>
       <w:r>
         <w:rPr/>
-        <w:t>修订：2026-08-13（V2.3.7）— ① 主导航改版：资源中心、家长学堂统一纳入主导航栏（与 12 个内容模块并列，共 15 项）；② 主导航分两行：第一行 首页+前 7 模块（8 项），第二行 后 5 模块+资源中心/家长学堂（7 项），第二行与第一行「中国哲学」左对齐（缩进），两行之间无分割线、行距紧凑；③ 主导航增加鼠标悬停高亮（金色背景+金色文字），移动端保持汉堡菜单</w:t>
+        <w:t>修订：2026-08-13（V2.3.7）— ① 主导航改版：资源中心、家长学堂统一纳入主导航栏（与 12 个内容模块并列，共 15 项）；② 主导航分两行：第一行 首页+前 7 模块（8 项），第二行 后 5 模块+资源中心/家长学堂（7 项），第二行与第一行「中国哲学」左对齐（缩进），两行之间无任何分割线、行距紧凑；③ 主导航增加鼠标悬停高亮（金色背景+金色文字），移动端保持汉堡菜单</w:t>
       </w:r>
     </w:p>
     <w:p/>

--- a/004 项目文档/知常轩_网站建站方案_V2.3.docx
+++ b/004 项目文档/知常轩_网站建站方案_V2.3.docx
@@ -238,6 +238,12 @@
       <w:r>
         <w:rPr/>
         <w:t>修订：2026-08-13（V2.3.7）— ① 主导航改版：资源中心、家长学堂统一纳入主导航栏（与 12 个内容模块并列，共 15 项）；② 主导航分两行：第一行 首页+前 7 模块（8 项），第二行 后 5 模块+资源中心/家长学堂（7 项），第二行与第一行「中国哲学」左对齐（缩进），两行之间无任何分割线、行距紧凑；③ 主导航增加鼠标悬停高亮（金色背景+金色文字），移动端保持汉堡菜单</w:t>
+      </w:r>
+    </w:p>
+    <w:p>
+      <w:pPr/>
+      <w:r>
+        <w:t>修订：2026-08-14（V2.3.8）— ① 导航响应式：主导航两行放不下（≤920px）直接折叠为汉堡按钮，取消行内换行中间态；② 移动端导航展开改为右侧抽屉式菜单（滑入动画+半透明遮罩，点击遮罩/菜单项/Esc 收起，菜单过长内部滚动）；③ 页脚移除资源中心/家长学堂重复入口（已纳入主导航，页脚仅保留关于知常轩/联系我们/隐私政策/志愿者招募）；④ 页脚备案号按域名自适应：zhichangxuan.com 系列显示 陕ICP备2026020519号-1，zeru.live 系列显示 陕ICP备2026020519号-2；⑤ zeru.live 系列 7 域名上线（zeru.live/www/life/study/work/career/footprint，独立 Let's Encrypt 证书反代知常轩主站；5 个子域暂返回 404 不接内容）</w:t>
       </w:r>
     </w:p>
     <w:p/>
@@ -10024,7 +10030,7 @@
               </w:rPr>
             </w:pPr>
             <w:r>
-              <w:t>zhichangxuan.com + cz.zhichangxuan.com</w:t>
+              <w:t>zhichangxuan.com 家族（zhichangxuan/www/cz/dev/zcxdev） + zeru.live 家族（zeru.live/www/life/study/work/career/footprint）</w:t>
             </w:r>
           </w:p>
         </w:tc>
@@ -10039,7 +10045,7 @@
               </w:rPr>
             </w:pPr>
             <w:r>
-              <w:t>已完成所有备案</w:t>
+              <w:t>均已备案（ICP 主体 陕ICP备2026020519号：zhichangxuan.com=-1、zeru.live=-2；页脚备案号按域名自适应）</w:t>
             </w:r>
           </w:p>
         </w:tc>
@@ -10175,39 +10181,35 @@
           <w:sz w:val="18"/>
           <w:lang w:eastAsia="zh-CN"/>
         </w:rPr>
-        <w:t>断点：</w:t>
-      </w:r>
-      <w:r>
-        <w:rPr>
-          <w:rFonts w:ascii="Consolas" w:hAnsi="Consolas"/>
-          <w:sz w:val="18"/>
-          <w:lang w:eastAsia="zh-CN"/>
-        </w:rPr>
-        <w:t>768px</w:t>
-      </w:r>
-      <w:r>
-        <w:rPr>
-          <w:rFonts w:ascii="Consolas" w:hAnsi="Consolas"/>
-          <w:sz w:val="18"/>
-          <w:lang w:eastAsia="zh-CN"/>
-        </w:rPr>
-        <w:t>（平板）</w:t>
-      </w:r>
-      <w:r>
-        <w:rPr>
-          <w:rFonts w:ascii="Consolas" w:hAnsi="Consolas"/>
-          <w:sz w:val="18"/>
-          <w:lang w:eastAsia="zh-CN"/>
-        </w:rPr>
-        <w:t>/ 375px</w:t>
-      </w:r>
-      <w:r>
-        <w:rPr>
-          <w:rFonts w:ascii="Consolas" w:hAnsi="Consolas"/>
-          <w:sz w:val="18"/>
-          <w:lang w:eastAsia="zh-CN"/>
-        </w:rPr>
-        <w:t>（手机）</w:t>
+        <w:t>断点：920px（主导航折叠）/ 768px（其余布局）/ 375px（手机竖屏基准）</w:t>
+      </w:r>
+      <w:r>
+        <w:rPr>
+          <w:rFonts w:ascii="Consolas" w:hAnsi="Consolas"/>
+          <w:sz w:val="18"/>
+          <w:lang w:eastAsia="zh-CN"/>
+        </w:rPr>
+      </w:r>
+      <w:r>
+        <w:rPr>
+          <w:rFonts w:ascii="Consolas" w:hAnsi="Consolas"/>
+          <w:sz w:val="18"/>
+          <w:lang w:eastAsia="zh-CN"/>
+        </w:rPr>
+      </w:r>
+      <w:r>
+        <w:rPr>
+          <w:rFonts w:ascii="Consolas" w:hAnsi="Consolas"/>
+          <w:sz w:val="18"/>
+          <w:lang w:eastAsia="zh-CN"/>
+        </w:rPr>
+      </w:r>
+      <w:r>
+        <w:rPr>
+          <w:rFonts w:ascii="Consolas" w:hAnsi="Consolas"/>
+          <w:sz w:val="18"/>
+          <w:lang w:eastAsia="zh-CN"/>
+        </w:rPr>
       </w:r>
       <w:r>
         <w:rPr>
@@ -10332,55 +10334,49 @@
           <w:sz w:val="18"/>
           <w:lang w:eastAsia="zh-CN"/>
         </w:rPr>
-        <w:t>导航：手机端</w:t>
-      </w:r>
-      <w:r>
-        <w:rPr>
-          <w:rFonts w:ascii="Consolas" w:hAnsi="Consolas"/>
-          <w:sz w:val="18"/>
-          <w:lang w:eastAsia="zh-CN"/>
-        </w:rPr>
-        <w:t xml:space="preserve"> hamburger </w:t>
-      </w:r>
-      <w:r>
-        <w:rPr>
-          <w:rFonts w:ascii="Consolas" w:hAnsi="Consolas"/>
-          <w:sz w:val="18"/>
-          <w:lang w:eastAsia="zh-CN"/>
-        </w:rPr>
-        <w:t>菜单，不做底部</w:t>
-      </w:r>
-      <w:r>
-        <w:rPr>
-          <w:rFonts w:ascii="Consolas" w:hAnsi="Consolas"/>
-          <w:sz w:val="18"/>
-          <w:lang w:eastAsia="zh-CN"/>
-        </w:rPr>
-        <w:t>Tab</w:t>
-      </w:r>
-      <w:r>
-        <w:rPr>
-          <w:rFonts w:ascii="Consolas" w:hAnsi="Consolas"/>
-          <w:sz w:val="18"/>
-          <w:lang w:eastAsia="zh-CN"/>
-        </w:rPr>
-        <w:t>（与</w:t>
-      </w:r>
-      <w:r>
-        <w:rPr>
-          <w:rFonts w:ascii="Consolas" w:hAnsi="Consolas"/>
-          <w:sz w:val="18"/>
-          <w:lang w:eastAsia="zh-CN"/>
-        </w:rPr>
-        <w:t>App</w:t>
-      </w:r>
-      <w:r>
-        <w:rPr>
-          <w:rFonts w:ascii="Consolas" w:hAnsi="Consolas"/>
-          <w:sz w:val="18"/>
-          <w:lang w:eastAsia="zh-CN"/>
-        </w:rPr>
-        <w:t>混淆）</w:t>
+        <w:t>导航：≤920px 折叠为汉堡按钮（两行放不下即折叠，无换行中间态）；展开为右侧抽屉式菜单（滑入+遮罩，点遮罩/菜单项/Esc 收起，菜单过长内部滚动），不做底部Tab</w:t>
+      </w:r>
+      <w:r>
+        <w:rPr>
+          <w:rFonts w:ascii="Consolas" w:hAnsi="Consolas"/>
+          <w:sz w:val="18"/>
+          <w:lang w:eastAsia="zh-CN"/>
+        </w:rPr>
+      </w:r>
+      <w:r>
+        <w:rPr>
+          <w:rFonts w:ascii="Consolas" w:hAnsi="Consolas"/>
+          <w:sz w:val="18"/>
+          <w:lang w:eastAsia="zh-CN"/>
+        </w:rPr>
+      </w:r>
+      <w:r>
+        <w:rPr>
+          <w:rFonts w:ascii="Consolas" w:hAnsi="Consolas"/>
+          <w:sz w:val="18"/>
+          <w:lang w:eastAsia="zh-CN"/>
+        </w:rPr>
+      </w:r>
+      <w:r>
+        <w:rPr>
+          <w:rFonts w:ascii="Consolas" w:hAnsi="Consolas"/>
+          <w:sz w:val="18"/>
+          <w:lang w:eastAsia="zh-CN"/>
+        </w:rPr>
+      </w:r>
+      <w:r>
+        <w:rPr>
+          <w:rFonts w:ascii="Consolas" w:hAnsi="Consolas"/>
+          <w:sz w:val="18"/>
+          <w:lang w:eastAsia="zh-CN"/>
+        </w:rPr>
+      </w:r>
+      <w:r>
+        <w:rPr>
+          <w:rFonts w:ascii="Consolas" w:hAnsi="Consolas"/>
+          <w:sz w:val="18"/>
+          <w:lang w:eastAsia="zh-CN"/>
+        </w:rPr>
       </w:r>
       <w:r>
         <w:rPr>
@@ -10770,7 +10766,7 @@
       <w:proofErr w:type="gramStart"/>
       <w:proofErr w:type="gramEnd"/>
       <w:r>
-        <w:t>全站主导航：首页 + 全部内容模块（与首页模块网格一致，由 module 表数据驱动；资源中心/家长学堂不在主导航，由首页与页脚承接入口）</w:t>
+        <w:t>全站主导航：首页 + 全部内容模块 + 资源中心 + 家长学堂（共 15 项，由 module 表数据驱动；两行布局、第二行左对齐「中国哲学」；≤920px 折叠为汉堡按钮+右侧抽屉菜单）</w:t>
         <w:br/>
         <w:t>首页：Banner（云纹山水，hero 文案见 1.4 固化资源）→ 每日一句 → 模块网格（数量动态） → 今日推荐 → 互动模块条（资源中心/家长学堂入口，白底卡片，与主模块卡片主体色一致） → 志愿者招募入口 → 页脚（备案号）</w:t>
         <w:br/>

--- a/004 项目文档/知常轩_网站建站方案_V2.3.docx
+++ b/004 项目文档/知常轩_网站建站方案_V2.3.docx
@@ -246,7 +246,11 @@
         <w:t>修订：2026-08-14（V2.3.8）— ① 导航响应式：主导航两行放不下（≤920px）直接折叠为汉堡按钮，取消行内换行中间态；② 移动端导航展开改为右侧抽屉式菜单（滑入动画+半透明遮罩，点击遮罩/菜单项/Esc 收起，菜单过长内部滚动）；③ 页脚移除资源中心/家长学堂重复入口（已纳入主导航，页脚仅保留关于知常轩/联系我们/隐私政策/志愿者招募）；④ 页脚备案号按域名自适应：zhichangxuan.com 系列显示 陕ICP备2026020519号-1，zeru.live 系列显示 陕ICP备2026020519号-2；⑤ zeru.live 系列 7 域名上线（zeru.live/www/life/study/work/career/footprint，独立 Let's Encrypt 证书反代知常轩主站；5 个子域暂返回 404 不接内容）</w:t>
       </w:r>
     </w:p>
-    <w:p/>
+    <w:p>
+      <w:r>
+        <w:t>修订：2026-08-17（V2.3.9）— zeru.live 系列 5 个子域（life/study/work/career/footprint）公安备案同时通过：2026-08-16 联网备案，与主域 zeru.live 同属 陕公网安备61019002004168号（全国互联网安全管理服务平台可查，6 域名共用该备案号，备案地高新分局网安大队），备案信息齐备，可按规划接入内容</w:t>
+      </w:r>
+    </w:p>
     <w:p>
       <w:pPr>
         <w:pStyle w:val="21"/>
@@ -10045,7 +10049,7 @@
               </w:rPr>
             </w:pPr>
             <w:r>
-              <w:t>均已备案（ICP 主体 陕ICP备2026020519号：zhichangxuan.com=-1、zeru.live=-2；页脚备案号按域名自适应）</w:t>
+              <w:t>全部完成备案：工信部 ICP——zhichangxuan.com=陕ICP备2026020519号-1、zeru.live=陕ICP备2026020519号-2；公安备案——zhichangxuan.com=陕公网安备61019002004143号、zeru.live 及 5 子域（life/study/work/career/footprint）=陕公网安备61019002004168号（2026-08-16 联网，6 域名共用）；页脚备案号按域名自适应</w:t>
             </w:r>
           </w:p>
         </w:tc>

--- a/004 项目文档/知常轩_网站建站方案_V2.3.docx
+++ b/004 项目文档/知常轩_网站建站方案_V2.3.docx
@@ -249,6 +249,11 @@
     <w:p>
       <w:r>
         <w:t>修订：2026-08-17（V2.3.9）— zeru.live 系列 5 个子域（life/study/work/career/footprint）公安备案同时通过：2026-08-16 联网备案，与主域 zeru.live 同属 陕公网安备61019002004168号（全国互联网安全管理服务平台可查，6 域名共用该备案号，备案地高新分局网安大队），备案信息齐备，可按规划接入内容</w:t>
+      </w:r>
+    </w:p>
+    <w:p>
+      <w:r>
+        <w:t>修订：2026-08-21（V2.3.10）— ① 首页结构调整：删除「今日推荐」区块（index.html 的 today-pick 区块及 style.css 对应样式一并移除，app.py 首页路由不再查询随机文章）；② 首页新增「友情链接」区块——纯文字链接，位于首页内容区最底部（页脚之前），zhichangxuan.com 与 zeru.live 共用同一实现（同一 Flask 应用），备案信息按域名自适应（不变）；③ 首批友情链接（2026-08-21 负责人确认）：中國哲學書電子化計劃 https://ctext.org/、国家中小学智慧教育平台 https://basic.smartedu.cn/；④ 友情链接站点须先经负责人确认后写入（先文档后代码）</w:t>
       </w:r>
     </w:p>
     <w:p>
@@ -10772,7 +10777,7 @@
       <w:r>
         <w:t>全站主导航：首页 + 全部内容模块 + 资源中心 + 家长学堂（共 15 项，由 module 表数据驱动；两行布局、第二行左对齐「中国哲学」；≤920px 折叠为汉堡按钮+右侧抽屉菜单）</w:t>
         <w:br/>
-        <w:t>首页：Banner（云纹山水，hero 文案见 1.4 固化资源）→ 每日一句 → 模块网格（数量动态） → 今日推荐 → 互动模块条（资源中心/家长学堂入口，白底卡片，与主模块卡片主体色一致） → 志愿者招募入口 → 页脚（备案号）</w:t>
+        <w:t>首页：Banner（云纹山水，hero 文案见 1.4 固化资源）→ 每日一句 → 模块网格（数量动态） → 互动模块条（资源中心/家长学堂入口，白底卡片，与主模块卡片主体色一致） → 友情链接（纯文字链接，V2.3.10 新增，替代原「今日推荐」） → 志愿者招募入口 → 页脚（备案号）</w:t>
         <w:br/>
         <w:br/>
         <w:t>模块页：模块Banner → 统一板块模板（文章/电子书/图片/视频/音频/上传贡献/评论提交/留言展示 8 板块，见 4.0；有数据才显示，无数据显示「筹备中」）</w:t>
